--- a/章程.docx
+++ b/章程.docx
@@ -26,8 +26,6 @@
           <w:bCs/>
         </w:rPr>
       </w:pPr>
-      <w:bookmarkStart w:id="9" w:name="_GoBack"/>
-      <w:bookmarkEnd w:id="9"/>
       <w:r>
         <w:rPr>
           <w:rFonts w:hint="eastAsia" w:ascii="宋体" w:hAnsi="宋体" w:eastAsia="宋体" w:cs="宋体"/>
@@ -1050,22 +1048,24 @@
         <w:jc w:val="both"/>
         <w:textAlignment w:val="auto"/>
         <w:rPr>
-          <w:rFonts w:hint="eastAsia" w:ascii="仿宋" w:hAnsi="仿宋" w:eastAsia="仿宋" w:cs="仿宋"/>
-          <w:b w:val="0"/>
-          <w:bCs w:val="0"/>
-          <w:color w:val="auto"/>
-          <w:sz w:val="32"/>
-          <w:szCs w:val="32"/>
-        </w:rPr>
-      </w:pPr>
-      <w:r>
-        <w:rPr>
-          <w:rFonts w:hint="eastAsia" w:ascii="仿宋" w:hAnsi="仿宋" w:eastAsia="仿宋" w:cs="仿宋"/>
-          <w:b w:val="0"/>
-          <w:bCs w:val="0"/>
-          <w:color w:val="auto"/>
-          <w:sz w:val="32"/>
-          <w:szCs w:val="32"/>
+          <w:rFonts w:hint="default" w:ascii="仿宋" w:hAnsi="仿宋" w:eastAsia="仿宋" w:cs="仿宋"/>
+          <w:b w:val="0"/>
+          <w:bCs w:val="0"/>
+          <w:color w:val="auto"/>
+          <w:sz w:val="32"/>
+          <w:szCs w:val="32"/>
+          <w:lang w:val="en-US" w:eastAsia="zh-CN"/>
+        </w:rPr>
+      </w:pPr>
+      <w:r>
+        <w:rPr>
+          <w:rFonts w:hint="eastAsia" w:ascii="仿宋" w:hAnsi="仿宋" w:eastAsia="仿宋" w:cs="仿宋"/>
+          <w:b w:val="0"/>
+          <w:bCs w:val="0"/>
+          <w:color w:val="auto"/>
+          <w:sz w:val="32"/>
+          <w:szCs w:val="32"/>
+          <w:lang w:eastAsia="zh-CN"/>
         </w:rPr>
         <w:t>第十条</w:t>
       </w:r>
@@ -1079,6 +1079,80 @@
           <w:szCs w:val="32"/>
           <w:lang w:val="en-US" w:eastAsia="zh-CN"/>
         </w:rPr>
+        <w:t xml:space="preserve"> 协会对外进行任何形式的宣传，应当按学校及学院规定审核通过。</w:t>
+      </w:r>
+    </w:p>
+    <w:p>
+      <w:pPr>
+        <w:pStyle w:val="3"/>
+        <w:pageBreakBefore w:val="0"/>
+        <w:widowControl/>
+        <w:kinsoku/>
+        <w:wordWrap/>
+        <w:overflowPunct/>
+        <w:topLinePunct w:val="0"/>
+        <w:autoSpaceDE/>
+        <w:autoSpaceDN/>
+        <w:bidi w:val="0"/>
+        <w:adjustRightInd/>
+        <w:snapToGrid/>
+        <w:spacing w:before="0" w:after="0"/>
+        <w:ind w:firstLine="642" w:firstLineChars="200"/>
+        <w:jc w:val="both"/>
+        <w:textAlignment w:val="auto"/>
+        <w:rPr>
+          <w:rFonts w:hint="eastAsia" w:ascii="仿宋" w:hAnsi="仿宋" w:eastAsia="仿宋" w:cs="仿宋"/>
+          <w:b w:val="0"/>
+          <w:bCs w:val="0"/>
+          <w:color w:val="auto"/>
+          <w:sz w:val="32"/>
+          <w:szCs w:val="32"/>
+        </w:rPr>
+      </w:pPr>
+      <w:r>
+        <w:rPr>
+          <w:rFonts w:hint="eastAsia" w:ascii="仿宋" w:hAnsi="仿宋" w:eastAsia="仿宋" w:cs="仿宋"/>
+          <w:b w:val="0"/>
+          <w:bCs w:val="0"/>
+          <w:color w:val="auto"/>
+          <w:sz w:val="32"/>
+          <w:szCs w:val="32"/>
+        </w:rPr>
+        <w:t>第十</w:t>
+      </w:r>
+      <w:r>
+        <w:rPr>
+          <w:rFonts w:hint="eastAsia" w:ascii="仿宋" w:hAnsi="仿宋" w:eastAsia="仿宋" w:cs="仿宋"/>
+          <w:b w:val="0"/>
+          <w:bCs w:val="0"/>
+          <w:color w:val="auto"/>
+          <w:sz w:val="32"/>
+          <w:szCs w:val="32"/>
+          <w:lang w:eastAsia="zh-CN"/>
+        </w:rPr>
+        <w:t>一</w:t>
+      </w:r>
+      <w:r>
+        <w:rPr>
+          <w:rFonts w:hint="eastAsia" w:ascii="仿宋" w:hAnsi="仿宋" w:eastAsia="仿宋" w:cs="仿宋"/>
+          <w:b w:val="0"/>
+          <w:bCs w:val="0"/>
+          <w:color w:val="auto"/>
+          <w:sz w:val="32"/>
+          <w:szCs w:val="32"/>
+        </w:rPr>
+        <w:t>条</w:t>
+      </w:r>
+      <w:r>
+        <w:rPr>
+          <w:rFonts w:hint="eastAsia" w:ascii="仿宋" w:hAnsi="仿宋" w:eastAsia="仿宋" w:cs="仿宋"/>
+          <w:b w:val="0"/>
+          <w:bCs w:val="0"/>
+          <w:color w:val="auto"/>
+          <w:sz w:val="32"/>
+          <w:szCs w:val="32"/>
+          <w:lang w:val="en-US" w:eastAsia="zh-CN"/>
+        </w:rPr>
         <w:t xml:space="preserve"> </w:t>
       </w:r>
       <w:r>
@@ -1093,9 +1167,73 @@
         <w:t>协会活动责任由协会自行承担。协会负责人及其主要成员在活动过程中有错误或重大失误的，个人也应承担相应责任。协会负责人或其主要成员以协会名义所进行的活动视为协会活动。</w:t>
       </w:r>
     </w:p>
-    <w:p>
-      <w:pPr>
-        <w:pStyle w:val="3"/>
+    <w:bookmarkEnd w:id="1"/>
+    <w:p>
+      <w:pPr>
+        <w:pStyle w:val="2"/>
+        <w:pageBreakBefore w:val="0"/>
+        <w:widowControl/>
+        <w:kinsoku/>
+        <w:wordWrap/>
+        <w:overflowPunct/>
+        <w:topLinePunct w:val="0"/>
+        <w:autoSpaceDE/>
+        <w:autoSpaceDN/>
+        <w:bidi w:val="0"/>
+        <w:adjustRightInd/>
+        <w:snapToGrid/>
+        <w:spacing w:before="0" w:after="0"/>
+        <w:jc w:val="center"/>
+        <w:textAlignment w:val="auto"/>
+        <w:rPr>
+          <w:rFonts w:hint="eastAsia" w:ascii="黑体" w:hAnsi="黑体" w:eastAsia="黑体" w:cs="黑体"/>
+          <w:b w:val="0"/>
+          <w:bCs w:val="0"/>
+          <w:color w:val="auto"/>
+          <w:sz w:val="32"/>
+          <w:szCs w:val="32"/>
+        </w:rPr>
+      </w:pPr>
+      <w:bookmarkStart w:id="2" w:name="成员"/>
+      <w:r>
+        <w:rPr>
+          <w:rFonts w:hint="eastAsia" w:ascii="黑体" w:hAnsi="黑体" w:eastAsia="黑体" w:cs="黑体"/>
+          <w:b w:val="0"/>
+          <w:bCs w:val="0"/>
+          <w:color w:val="auto"/>
+          <w:sz w:val="32"/>
+          <w:szCs w:val="32"/>
+          <w:lang w:eastAsia="zh-CN"/>
+        </w:rPr>
+        <w:t>第三章</w:t>
+      </w:r>
+      <w:r>
+        <w:rPr>
+          <w:rFonts w:hint="eastAsia" w:ascii="黑体" w:hAnsi="黑体" w:eastAsia="黑体" w:cs="黑体"/>
+          <w:b w:val="0"/>
+          <w:bCs w:val="0"/>
+          <w:color w:val="auto"/>
+          <w:sz w:val="32"/>
+          <w:szCs w:val="32"/>
+          <w:lang w:val="en-US" w:eastAsia="zh-CN"/>
+        </w:rPr>
+        <w:t xml:space="preserve"> </w:t>
+      </w:r>
+      <w:r>
+        <w:rPr>
+          <w:rFonts w:hint="eastAsia" w:ascii="黑体" w:hAnsi="黑体" w:eastAsia="黑体" w:cs="黑体"/>
+          <w:b w:val="0"/>
+          <w:bCs w:val="0"/>
+          <w:color w:val="auto"/>
+          <w:sz w:val="32"/>
+          <w:szCs w:val="32"/>
+        </w:rPr>
+        <w:t>成员</w:t>
+      </w:r>
+    </w:p>
+    <w:p>
+      <w:pPr>
+        <w:pStyle w:val="25"/>
         <w:pageBreakBefore w:val="0"/>
         <w:widowControl/>
         <w:kinsoku/>
@@ -1141,7 +1279,7 @@
           <w:szCs w:val="32"/>
           <w:lang w:eastAsia="zh-CN"/>
         </w:rPr>
-        <w:t>一</w:t>
+        <w:t>二</w:t>
       </w:r>
       <w:r>
         <w:rPr>
@@ -1175,10 +1313,1238 @@
           <w:sz w:val="32"/>
           <w:szCs w:val="32"/>
         </w:rPr>
-        <w:t>为加强对协会工作的指导和管理，定期召开协会工作会议，协会成员需按时参加。</w:t>
-      </w:r>
-    </w:p>
-    <w:bookmarkEnd w:id="1"/>
+        <w:t>天津科技大学学生、研究生认可本章程，在百团纳新或其他协会管理中心批准的时间经考核通过，即可加入本协会。活跃会员大会可规定其他不与学校规定相抵触的加入方式。 同时，要求成员对开源技术有一定兴趣，具备基本的学习能力和协作意识。</w:t>
+      </w:r>
+    </w:p>
+    <w:p>
+      <w:pPr>
+        <w:pStyle w:val="25"/>
+        <w:pageBreakBefore w:val="0"/>
+        <w:widowControl/>
+        <w:kinsoku/>
+        <w:wordWrap/>
+        <w:overflowPunct/>
+        <w:topLinePunct w:val="0"/>
+        <w:autoSpaceDE/>
+        <w:autoSpaceDN/>
+        <w:bidi w:val="0"/>
+        <w:adjustRightInd/>
+        <w:snapToGrid/>
+        <w:spacing w:before="0" w:after="0"/>
+        <w:ind w:firstLine="642" w:firstLineChars="200"/>
+        <w:jc w:val="both"/>
+        <w:textAlignment w:val="auto"/>
+        <w:rPr>
+          <w:rFonts w:hint="eastAsia" w:ascii="仿宋" w:hAnsi="仿宋" w:eastAsia="仿宋" w:cs="仿宋"/>
+          <w:b w:val="0"/>
+          <w:bCs w:val="0"/>
+          <w:color w:val="auto"/>
+          <w:sz w:val="32"/>
+          <w:szCs w:val="32"/>
+          <w:lang w:eastAsia="zh-CN"/>
+        </w:rPr>
+      </w:pPr>
+      <w:r>
+        <w:rPr>
+          <w:rFonts w:hint="eastAsia" w:ascii="仿宋" w:hAnsi="仿宋" w:eastAsia="仿宋" w:cs="仿宋"/>
+          <w:b w:val="0"/>
+          <w:bCs w:val="0"/>
+          <w:color w:val="auto"/>
+          <w:sz w:val="32"/>
+          <w:szCs w:val="32"/>
+          <w:lang w:eastAsia="zh-CN"/>
+        </w:rPr>
+        <w:t>会员退出本协会，应当向秘书处备案。</w:t>
+      </w:r>
+    </w:p>
+    <w:p>
+      <w:pPr>
+        <w:pStyle w:val="3"/>
+        <w:pageBreakBefore w:val="0"/>
+        <w:widowControl/>
+        <w:kinsoku/>
+        <w:wordWrap/>
+        <w:overflowPunct/>
+        <w:topLinePunct w:val="0"/>
+        <w:autoSpaceDE/>
+        <w:autoSpaceDN/>
+        <w:bidi w:val="0"/>
+        <w:adjustRightInd/>
+        <w:snapToGrid/>
+        <w:spacing w:before="0" w:after="0"/>
+        <w:ind w:firstLine="642" w:firstLineChars="200"/>
+        <w:jc w:val="both"/>
+        <w:textAlignment w:val="auto"/>
+        <w:rPr>
+          <w:rFonts w:hint="eastAsia" w:ascii="仿宋" w:hAnsi="仿宋" w:eastAsia="仿宋" w:cs="仿宋"/>
+          <w:b w:val="0"/>
+          <w:bCs w:val="0"/>
+          <w:color w:val="auto"/>
+          <w:sz w:val="32"/>
+          <w:szCs w:val="32"/>
+          <w:lang w:eastAsia="zh-CN"/>
+        </w:rPr>
+      </w:pPr>
+      <w:r>
+        <w:rPr>
+          <w:rFonts w:hint="eastAsia" w:ascii="仿宋" w:hAnsi="仿宋" w:eastAsia="仿宋" w:cs="仿宋"/>
+          <w:b w:val="0"/>
+          <w:bCs w:val="0"/>
+          <w:color w:val="auto"/>
+          <w:sz w:val="32"/>
+          <w:szCs w:val="32"/>
+        </w:rPr>
+        <w:t>第十</w:t>
+      </w:r>
+      <w:r>
+        <w:rPr>
+          <w:rFonts w:hint="eastAsia" w:ascii="仿宋" w:hAnsi="仿宋" w:eastAsia="仿宋" w:cs="仿宋"/>
+          <w:b w:val="0"/>
+          <w:bCs w:val="0"/>
+          <w:color w:val="auto"/>
+          <w:sz w:val="32"/>
+          <w:szCs w:val="32"/>
+          <w:lang w:eastAsia="zh-CN"/>
+        </w:rPr>
+        <w:t>三</w:t>
+      </w:r>
+      <w:r>
+        <w:rPr>
+          <w:rFonts w:hint="eastAsia" w:ascii="仿宋" w:hAnsi="仿宋" w:eastAsia="仿宋" w:cs="仿宋"/>
+          <w:b w:val="0"/>
+          <w:bCs w:val="0"/>
+          <w:color w:val="auto"/>
+          <w:sz w:val="32"/>
+          <w:szCs w:val="32"/>
+        </w:rPr>
+        <w:t>条</w:t>
+      </w:r>
+      <w:r>
+        <w:rPr>
+          <w:rFonts w:hint="eastAsia" w:ascii="仿宋" w:hAnsi="仿宋" w:eastAsia="仿宋" w:cs="仿宋"/>
+          <w:b w:val="0"/>
+          <w:bCs w:val="0"/>
+          <w:color w:val="auto"/>
+          <w:sz w:val="32"/>
+          <w:szCs w:val="32"/>
+          <w:lang w:val="en-US" w:eastAsia="zh-CN"/>
+        </w:rPr>
+        <w:t xml:space="preserve"> </w:t>
+      </w:r>
+      <w:r>
+        <w:rPr>
+          <w:rFonts w:hint="eastAsia" w:ascii="仿宋" w:hAnsi="仿宋" w:eastAsia="仿宋" w:cs="仿宋"/>
+          <w:b w:val="0"/>
+          <w:bCs w:val="0"/>
+          <w:color w:val="auto"/>
+          <w:sz w:val="32"/>
+          <w:szCs w:val="32"/>
+        </w:rPr>
+        <w:t>会员</w:t>
+      </w:r>
+      <w:r>
+        <w:rPr>
+          <w:rFonts w:hint="eastAsia" w:ascii="仿宋" w:hAnsi="仿宋" w:eastAsia="仿宋" w:cs="仿宋"/>
+          <w:b w:val="0"/>
+          <w:bCs w:val="0"/>
+          <w:color w:val="auto"/>
+          <w:sz w:val="32"/>
+          <w:szCs w:val="32"/>
+          <w:lang w:eastAsia="zh-CN"/>
+        </w:rPr>
+        <w:t>享有下列</w:t>
+      </w:r>
+      <w:r>
+        <w:rPr>
+          <w:rFonts w:hint="eastAsia" w:ascii="仿宋" w:hAnsi="仿宋" w:eastAsia="仿宋" w:cs="仿宋"/>
+          <w:b w:val="0"/>
+          <w:bCs w:val="0"/>
+          <w:color w:val="auto"/>
+          <w:sz w:val="32"/>
+          <w:szCs w:val="32"/>
+        </w:rPr>
+        <w:t>权利</w:t>
+      </w:r>
+      <w:r>
+        <w:rPr>
+          <w:rFonts w:hint="eastAsia" w:ascii="仿宋" w:hAnsi="仿宋" w:eastAsia="仿宋" w:cs="仿宋"/>
+          <w:b w:val="0"/>
+          <w:bCs w:val="0"/>
+          <w:color w:val="auto"/>
+          <w:sz w:val="32"/>
+          <w:szCs w:val="32"/>
+          <w:lang w:eastAsia="zh-CN"/>
+        </w:rPr>
+        <w:t>：</w:t>
+      </w:r>
+    </w:p>
+    <w:p>
+      <w:pPr>
+        <w:pStyle w:val="3"/>
+        <w:pageBreakBefore w:val="0"/>
+        <w:widowControl/>
+        <w:kinsoku/>
+        <w:wordWrap/>
+        <w:overflowPunct/>
+        <w:topLinePunct w:val="0"/>
+        <w:autoSpaceDE/>
+        <w:autoSpaceDN/>
+        <w:bidi w:val="0"/>
+        <w:adjustRightInd/>
+        <w:snapToGrid/>
+        <w:spacing w:before="0" w:after="0"/>
+        <w:ind w:firstLine="642" w:firstLineChars="200"/>
+        <w:jc w:val="both"/>
+        <w:textAlignment w:val="auto"/>
+        <w:rPr>
+          <w:rFonts w:hint="eastAsia" w:ascii="仿宋" w:hAnsi="仿宋" w:eastAsia="仿宋" w:cs="仿宋"/>
+          <w:b w:val="0"/>
+          <w:bCs w:val="0"/>
+          <w:color w:val="auto"/>
+          <w:sz w:val="32"/>
+          <w:szCs w:val="32"/>
+        </w:rPr>
+      </w:pPr>
+      <w:r>
+        <w:rPr>
+          <w:rFonts w:hint="eastAsia" w:ascii="仿宋" w:hAnsi="仿宋" w:eastAsia="仿宋" w:cs="仿宋"/>
+          <w:b w:val="0"/>
+          <w:bCs w:val="0"/>
+          <w:color w:val="auto"/>
+          <w:sz w:val="32"/>
+          <w:szCs w:val="32"/>
+        </w:rPr>
+        <w:t>（一）参与协会组织的各类活动；</w:t>
+      </w:r>
+    </w:p>
+    <w:p>
+      <w:pPr>
+        <w:pStyle w:val="3"/>
+        <w:pageBreakBefore w:val="0"/>
+        <w:widowControl/>
+        <w:kinsoku/>
+        <w:wordWrap/>
+        <w:overflowPunct/>
+        <w:topLinePunct w:val="0"/>
+        <w:autoSpaceDE/>
+        <w:autoSpaceDN/>
+        <w:bidi w:val="0"/>
+        <w:adjustRightInd/>
+        <w:snapToGrid/>
+        <w:spacing w:before="0" w:after="0"/>
+        <w:ind w:firstLine="642" w:firstLineChars="200"/>
+        <w:jc w:val="both"/>
+        <w:textAlignment w:val="auto"/>
+        <w:rPr>
+          <w:rFonts w:hint="eastAsia" w:ascii="仿宋" w:hAnsi="仿宋" w:eastAsia="仿宋" w:cs="仿宋"/>
+          <w:b w:val="0"/>
+          <w:bCs w:val="0"/>
+          <w:color w:val="auto"/>
+          <w:sz w:val="32"/>
+          <w:szCs w:val="32"/>
+        </w:rPr>
+      </w:pPr>
+      <w:r>
+        <w:rPr>
+          <w:rFonts w:hint="eastAsia" w:ascii="仿宋" w:hAnsi="仿宋" w:eastAsia="仿宋" w:cs="仿宋"/>
+          <w:b w:val="0"/>
+          <w:bCs w:val="0"/>
+          <w:color w:val="auto"/>
+          <w:sz w:val="32"/>
+          <w:szCs w:val="32"/>
+        </w:rPr>
+        <w:t>（二）对协会工作提出建议与批评；</w:t>
+      </w:r>
+    </w:p>
+    <w:p>
+      <w:pPr>
+        <w:pStyle w:val="3"/>
+        <w:pageBreakBefore w:val="0"/>
+        <w:widowControl/>
+        <w:kinsoku/>
+        <w:wordWrap/>
+        <w:overflowPunct/>
+        <w:topLinePunct w:val="0"/>
+        <w:autoSpaceDE/>
+        <w:autoSpaceDN/>
+        <w:bidi w:val="0"/>
+        <w:adjustRightInd/>
+        <w:snapToGrid/>
+        <w:spacing w:before="0" w:after="0"/>
+        <w:ind w:firstLine="642" w:firstLineChars="200"/>
+        <w:jc w:val="both"/>
+        <w:textAlignment w:val="auto"/>
+        <w:rPr>
+          <w:rFonts w:hint="eastAsia" w:ascii="仿宋" w:hAnsi="仿宋" w:eastAsia="仿宋" w:cs="仿宋"/>
+          <w:b w:val="0"/>
+          <w:bCs w:val="0"/>
+          <w:color w:val="auto"/>
+          <w:sz w:val="32"/>
+          <w:szCs w:val="32"/>
+        </w:rPr>
+      </w:pPr>
+      <w:r>
+        <w:rPr>
+          <w:rFonts w:hint="eastAsia" w:ascii="仿宋" w:hAnsi="仿宋" w:eastAsia="仿宋" w:cs="仿宋"/>
+          <w:b w:val="0"/>
+          <w:bCs w:val="0"/>
+          <w:color w:val="auto"/>
+          <w:sz w:val="32"/>
+          <w:szCs w:val="32"/>
+        </w:rPr>
+        <w:t>（三）符合活跃会员标准时行使表决权、选举权及被选举权；</w:t>
+      </w:r>
+    </w:p>
+    <w:p>
+      <w:pPr>
+        <w:pStyle w:val="3"/>
+        <w:pageBreakBefore w:val="0"/>
+        <w:widowControl/>
+        <w:kinsoku/>
+        <w:wordWrap/>
+        <w:overflowPunct/>
+        <w:topLinePunct w:val="0"/>
+        <w:autoSpaceDE/>
+        <w:autoSpaceDN/>
+        <w:bidi w:val="0"/>
+        <w:adjustRightInd/>
+        <w:snapToGrid/>
+        <w:spacing w:before="0" w:after="0"/>
+        <w:ind w:firstLine="642" w:firstLineChars="200"/>
+        <w:jc w:val="both"/>
+        <w:textAlignment w:val="auto"/>
+        <w:rPr>
+          <w:rFonts w:hint="eastAsia" w:ascii="仿宋" w:hAnsi="仿宋" w:eastAsia="仿宋" w:cs="仿宋"/>
+          <w:b w:val="0"/>
+          <w:bCs w:val="0"/>
+          <w:color w:val="auto"/>
+          <w:sz w:val="32"/>
+          <w:szCs w:val="32"/>
+        </w:rPr>
+      </w:pPr>
+      <w:r>
+        <w:rPr>
+          <w:rFonts w:hint="eastAsia" w:ascii="仿宋" w:hAnsi="仿宋" w:eastAsia="仿宋" w:cs="仿宋"/>
+          <w:b w:val="0"/>
+          <w:bCs w:val="0"/>
+          <w:color w:val="auto"/>
+          <w:sz w:val="32"/>
+          <w:szCs w:val="32"/>
+        </w:rPr>
+        <w:t>（四）有权了解协会的章程、组织机构和财务制度，对协会的管理和活动提出质询；</w:t>
+      </w:r>
+    </w:p>
+    <w:p>
+      <w:pPr>
+        <w:pStyle w:val="3"/>
+        <w:pageBreakBefore w:val="0"/>
+        <w:widowControl/>
+        <w:kinsoku/>
+        <w:wordWrap/>
+        <w:overflowPunct/>
+        <w:topLinePunct w:val="0"/>
+        <w:autoSpaceDE/>
+        <w:autoSpaceDN/>
+        <w:bidi w:val="0"/>
+        <w:adjustRightInd/>
+        <w:snapToGrid/>
+        <w:spacing w:before="0" w:after="0"/>
+        <w:ind w:firstLine="642" w:firstLineChars="200"/>
+        <w:jc w:val="both"/>
+        <w:textAlignment w:val="auto"/>
+        <w:rPr>
+          <w:rFonts w:hint="eastAsia" w:ascii="仿宋" w:hAnsi="仿宋" w:eastAsia="仿宋" w:cs="仿宋"/>
+          <w:b w:val="0"/>
+          <w:bCs w:val="0"/>
+          <w:color w:val="auto"/>
+          <w:sz w:val="32"/>
+          <w:szCs w:val="32"/>
+        </w:rPr>
+      </w:pPr>
+      <w:r>
+        <w:rPr>
+          <w:rFonts w:hint="eastAsia" w:ascii="仿宋" w:hAnsi="仿宋" w:eastAsia="仿宋" w:cs="仿宋"/>
+          <w:b w:val="0"/>
+          <w:bCs w:val="0"/>
+          <w:color w:val="auto"/>
+          <w:sz w:val="32"/>
+          <w:szCs w:val="32"/>
+        </w:rPr>
+        <w:t>（五） 有权按照本章程自由加入或退出本协会。</w:t>
+      </w:r>
+    </w:p>
+    <w:p>
+      <w:pPr>
+        <w:pStyle w:val="3"/>
+        <w:pageBreakBefore w:val="0"/>
+        <w:widowControl/>
+        <w:kinsoku/>
+        <w:wordWrap/>
+        <w:overflowPunct/>
+        <w:topLinePunct w:val="0"/>
+        <w:autoSpaceDE/>
+        <w:autoSpaceDN/>
+        <w:bidi w:val="0"/>
+        <w:adjustRightInd/>
+        <w:snapToGrid/>
+        <w:spacing w:before="0" w:after="0"/>
+        <w:ind w:firstLine="642" w:firstLineChars="200"/>
+        <w:jc w:val="both"/>
+        <w:textAlignment w:val="auto"/>
+        <w:rPr>
+          <w:rFonts w:hint="eastAsia" w:ascii="仿宋" w:hAnsi="仿宋" w:eastAsia="仿宋" w:cs="仿宋"/>
+          <w:b w:val="0"/>
+          <w:bCs w:val="0"/>
+          <w:color w:val="auto"/>
+          <w:sz w:val="32"/>
+          <w:szCs w:val="32"/>
+          <w:lang w:eastAsia="zh-CN"/>
+        </w:rPr>
+      </w:pPr>
+      <w:r>
+        <w:rPr>
+          <w:rFonts w:hint="eastAsia" w:ascii="仿宋" w:hAnsi="仿宋" w:eastAsia="仿宋" w:cs="仿宋"/>
+          <w:b w:val="0"/>
+          <w:bCs w:val="0"/>
+          <w:color w:val="auto"/>
+          <w:sz w:val="32"/>
+          <w:szCs w:val="32"/>
+        </w:rPr>
+        <w:t>第十</w:t>
+      </w:r>
+      <w:r>
+        <w:rPr>
+          <w:rFonts w:hint="eastAsia" w:ascii="仿宋" w:hAnsi="仿宋" w:eastAsia="仿宋" w:cs="仿宋"/>
+          <w:b w:val="0"/>
+          <w:bCs w:val="0"/>
+          <w:color w:val="auto"/>
+          <w:sz w:val="32"/>
+          <w:szCs w:val="32"/>
+          <w:lang w:eastAsia="zh-CN"/>
+        </w:rPr>
+        <w:t>四</w:t>
+      </w:r>
+      <w:r>
+        <w:rPr>
+          <w:rFonts w:hint="eastAsia" w:ascii="仿宋" w:hAnsi="仿宋" w:eastAsia="仿宋" w:cs="仿宋"/>
+          <w:b w:val="0"/>
+          <w:bCs w:val="0"/>
+          <w:color w:val="auto"/>
+          <w:sz w:val="32"/>
+          <w:szCs w:val="32"/>
+        </w:rPr>
+        <w:t>条</w:t>
+      </w:r>
+      <w:r>
+        <w:rPr>
+          <w:rFonts w:hint="eastAsia" w:ascii="仿宋" w:hAnsi="仿宋" w:eastAsia="仿宋" w:cs="仿宋"/>
+          <w:b w:val="0"/>
+          <w:bCs w:val="0"/>
+          <w:color w:val="auto"/>
+          <w:sz w:val="32"/>
+          <w:szCs w:val="32"/>
+          <w:lang w:val="en-US" w:eastAsia="zh-CN"/>
+        </w:rPr>
+        <w:t xml:space="preserve"> </w:t>
+      </w:r>
+      <w:r>
+        <w:rPr>
+          <w:rFonts w:hint="eastAsia" w:ascii="仿宋" w:hAnsi="仿宋" w:eastAsia="仿宋" w:cs="仿宋"/>
+          <w:b w:val="0"/>
+          <w:bCs w:val="0"/>
+          <w:color w:val="auto"/>
+          <w:sz w:val="32"/>
+          <w:szCs w:val="32"/>
+        </w:rPr>
+        <w:t>会员</w:t>
+      </w:r>
+      <w:r>
+        <w:rPr>
+          <w:rFonts w:hint="eastAsia" w:ascii="仿宋" w:hAnsi="仿宋" w:eastAsia="仿宋" w:cs="仿宋"/>
+          <w:b w:val="0"/>
+          <w:bCs w:val="0"/>
+          <w:color w:val="auto"/>
+          <w:sz w:val="32"/>
+          <w:szCs w:val="32"/>
+          <w:lang w:eastAsia="zh-CN"/>
+        </w:rPr>
+        <w:t>应当履行如下</w:t>
+      </w:r>
+      <w:r>
+        <w:rPr>
+          <w:rFonts w:hint="eastAsia" w:ascii="仿宋" w:hAnsi="仿宋" w:eastAsia="仿宋" w:cs="仿宋"/>
+          <w:b w:val="0"/>
+          <w:bCs w:val="0"/>
+          <w:color w:val="auto"/>
+          <w:sz w:val="32"/>
+          <w:szCs w:val="32"/>
+        </w:rPr>
+        <w:t>义务</w:t>
+      </w:r>
+      <w:r>
+        <w:rPr>
+          <w:rFonts w:hint="eastAsia" w:ascii="仿宋" w:hAnsi="仿宋" w:eastAsia="仿宋" w:cs="仿宋"/>
+          <w:b w:val="0"/>
+          <w:bCs w:val="0"/>
+          <w:color w:val="auto"/>
+          <w:sz w:val="32"/>
+          <w:szCs w:val="32"/>
+          <w:lang w:eastAsia="zh-CN"/>
+        </w:rPr>
+        <w:t>：</w:t>
+      </w:r>
+    </w:p>
+    <w:p>
+      <w:pPr>
+        <w:pStyle w:val="3"/>
+        <w:pageBreakBefore w:val="0"/>
+        <w:widowControl/>
+        <w:kinsoku/>
+        <w:wordWrap/>
+        <w:overflowPunct/>
+        <w:topLinePunct w:val="0"/>
+        <w:autoSpaceDE/>
+        <w:autoSpaceDN/>
+        <w:bidi w:val="0"/>
+        <w:adjustRightInd/>
+        <w:snapToGrid/>
+        <w:spacing w:before="0" w:after="0"/>
+        <w:ind w:firstLine="642" w:firstLineChars="200"/>
+        <w:jc w:val="both"/>
+        <w:textAlignment w:val="auto"/>
+        <w:rPr>
+          <w:rFonts w:hint="eastAsia" w:ascii="仿宋" w:hAnsi="仿宋" w:eastAsia="仿宋" w:cs="仿宋"/>
+          <w:b w:val="0"/>
+          <w:bCs w:val="0"/>
+          <w:color w:val="auto"/>
+          <w:sz w:val="32"/>
+          <w:szCs w:val="32"/>
+        </w:rPr>
+      </w:pPr>
+      <w:r>
+        <w:rPr>
+          <w:rFonts w:hint="eastAsia" w:ascii="仿宋" w:hAnsi="仿宋" w:eastAsia="仿宋" w:cs="仿宋"/>
+          <w:b w:val="0"/>
+          <w:bCs w:val="0"/>
+          <w:color w:val="auto"/>
+          <w:sz w:val="32"/>
+          <w:szCs w:val="32"/>
+        </w:rPr>
+        <w:t>（一） 遵守章程及协会管理制度；</w:t>
+      </w:r>
+    </w:p>
+    <w:p>
+      <w:pPr>
+        <w:pStyle w:val="3"/>
+        <w:pageBreakBefore w:val="0"/>
+        <w:widowControl/>
+        <w:kinsoku/>
+        <w:wordWrap/>
+        <w:overflowPunct/>
+        <w:topLinePunct w:val="0"/>
+        <w:autoSpaceDE/>
+        <w:autoSpaceDN/>
+        <w:bidi w:val="0"/>
+        <w:adjustRightInd/>
+        <w:snapToGrid/>
+        <w:spacing w:before="0" w:after="0"/>
+        <w:ind w:firstLine="642" w:firstLineChars="200"/>
+        <w:jc w:val="both"/>
+        <w:textAlignment w:val="auto"/>
+        <w:rPr>
+          <w:rFonts w:hint="eastAsia" w:ascii="仿宋" w:hAnsi="仿宋" w:eastAsia="仿宋" w:cs="仿宋"/>
+          <w:b w:val="0"/>
+          <w:bCs w:val="0"/>
+          <w:color w:val="auto"/>
+          <w:sz w:val="32"/>
+          <w:szCs w:val="32"/>
+        </w:rPr>
+      </w:pPr>
+      <w:r>
+        <w:rPr>
+          <w:rFonts w:hint="eastAsia" w:ascii="仿宋" w:hAnsi="仿宋" w:eastAsia="仿宋" w:cs="仿宋"/>
+          <w:b w:val="0"/>
+          <w:bCs w:val="0"/>
+          <w:color w:val="auto"/>
+          <w:sz w:val="32"/>
+          <w:szCs w:val="32"/>
+        </w:rPr>
+        <w:t>（二） 积极参与协会活动，履行相应职责；</w:t>
+      </w:r>
+    </w:p>
+    <w:p>
+      <w:pPr>
+        <w:pStyle w:val="3"/>
+        <w:pageBreakBefore w:val="0"/>
+        <w:widowControl/>
+        <w:kinsoku/>
+        <w:wordWrap/>
+        <w:overflowPunct/>
+        <w:topLinePunct w:val="0"/>
+        <w:autoSpaceDE/>
+        <w:autoSpaceDN/>
+        <w:bidi w:val="0"/>
+        <w:adjustRightInd/>
+        <w:snapToGrid/>
+        <w:spacing w:before="0" w:after="0"/>
+        <w:ind w:firstLine="642" w:firstLineChars="200"/>
+        <w:jc w:val="both"/>
+        <w:textAlignment w:val="auto"/>
+        <w:rPr>
+          <w:rFonts w:hint="eastAsia" w:ascii="仿宋" w:hAnsi="仿宋" w:eastAsia="仿宋" w:cs="仿宋"/>
+          <w:b w:val="0"/>
+          <w:bCs w:val="0"/>
+          <w:color w:val="auto"/>
+          <w:sz w:val="32"/>
+          <w:szCs w:val="32"/>
+        </w:rPr>
+      </w:pPr>
+      <w:r>
+        <w:rPr>
+          <w:rFonts w:hint="eastAsia" w:ascii="仿宋" w:hAnsi="仿宋" w:eastAsia="仿宋" w:cs="仿宋"/>
+          <w:b w:val="0"/>
+          <w:bCs w:val="0"/>
+          <w:color w:val="auto"/>
+          <w:sz w:val="32"/>
+          <w:szCs w:val="32"/>
+        </w:rPr>
+        <w:t>（三） 维护协会声誉与合法权益；</w:t>
+      </w:r>
+    </w:p>
+    <w:p>
+      <w:pPr>
+        <w:pStyle w:val="3"/>
+        <w:pageBreakBefore w:val="0"/>
+        <w:widowControl/>
+        <w:kinsoku/>
+        <w:wordWrap/>
+        <w:overflowPunct/>
+        <w:topLinePunct w:val="0"/>
+        <w:autoSpaceDE/>
+        <w:autoSpaceDN/>
+        <w:bidi w:val="0"/>
+        <w:adjustRightInd/>
+        <w:snapToGrid/>
+        <w:spacing w:before="0" w:after="0"/>
+        <w:ind w:firstLine="642" w:firstLineChars="200"/>
+        <w:jc w:val="both"/>
+        <w:textAlignment w:val="auto"/>
+        <w:rPr>
+          <w:rFonts w:hint="eastAsia" w:ascii="仿宋" w:hAnsi="仿宋" w:eastAsia="仿宋" w:cs="仿宋"/>
+          <w:b w:val="0"/>
+          <w:bCs w:val="0"/>
+          <w:color w:val="auto"/>
+          <w:sz w:val="32"/>
+          <w:szCs w:val="32"/>
+        </w:rPr>
+      </w:pPr>
+      <w:r>
+        <w:rPr>
+          <w:rFonts w:hint="eastAsia" w:ascii="仿宋" w:hAnsi="仿宋" w:eastAsia="仿宋" w:cs="仿宋"/>
+          <w:b w:val="0"/>
+          <w:bCs w:val="0"/>
+          <w:color w:val="auto"/>
+          <w:sz w:val="32"/>
+          <w:szCs w:val="32"/>
+        </w:rPr>
+        <w:t>（四） 接受协会的定期注册。</w:t>
+      </w:r>
+    </w:p>
+    <w:p>
+      <w:pPr>
+        <w:pStyle w:val="3"/>
+        <w:pageBreakBefore w:val="0"/>
+        <w:widowControl/>
+        <w:kinsoku/>
+        <w:wordWrap/>
+        <w:overflowPunct/>
+        <w:topLinePunct w:val="0"/>
+        <w:autoSpaceDE/>
+        <w:autoSpaceDN/>
+        <w:bidi w:val="0"/>
+        <w:adjustRightInd/>
+        <w:snapToGrid/>
+        <w:spacing w:before="0" w:after="0"/>
+        <w:ind w:firstLine="642" w:firstLineChars="200"/>
+        <w:jc w:val="both"/>
+        <w:textAlignment w:val="auto"/>
+        <w:rPr>
+          <w:rFonts w:hint="eastAsia" w:ascii="仿宋" w:hAnsi="仿宋" w:eastAsia="仿宋" w:cs="仿宋"/>
+          <w:b w:val="0"/>
+          <w:bCs w:val="0"/>
+          <w:color w:val="auto"/>
+          <w:sz w:val="32"/>
+          <w:szCs w:val="32"/>
+          <w:lang w:eastAsia="zh-CN"/>
+        </w:rPr>
+      </w:pPr>
+      <w:r>
+        <w:rPr>
+          <w:rFonts w:hint="eastAsia" w:ascii="仿宋" w:hAnsi="仿宋" w:eastAsia="仿宋" w:cs="仿宋"/>
+          <w:b w:val="0"/>
+          <w:bCs w:val="0"/>
+          <w:color w:val="auto"/>
+          <w:sz w:val="32"/>
+          <w:szCs w:val="32"/>
+        </w:rPr>
+        <w:t>第十</w:t>
+      </w:r>
+      <w:r>
+        <w:rPr>
+          <w:rFonts w:hint="eastAsia" w:ascii="仿宋" w:hAnsi="仿宋" w:eastAsia="仿宋" w:cs="仿宋"/>
+          <w:b w:val="0"/>
+          <w:bCs w:val="0"/>
+          <w:color w:val="auto"/>
+          <w:sz w:val="32"/>
+          <w:szCs w:val="32"/>
+          <w:lang w:eastAsia="zh-CN"/>
+        </w:rPr>
+        <w:t>五</w:t>
+      </w:r>
+      <w:r>
+        <w:rPr>
+          <w:rFonts w:hint="eastAsia" w:ascii="仿宋" w:hAnsi="仿宋" w:eastAsia="仿宋" w:cs="仿宋"/>
+          <w:b w:val="0"/>
+          <w:bCs w:val="0"/>
+          <w:color w:val="auto"/>
+          <w:sz w:val="32"/>
+          <w:szCs w:val="32"/>
+        </w:rPr>
+        <w:t>条</w:t>
+      </w:r>
+      <w:r>
+        <w:rPr>
+          <w:rFonts w:hint="eastAsia" w:ascii="仿宋" w:hAnsi="仿宋" w:eastAsia="仿宋" w:cs="仿宋"/>
+          <w:b w:val="0"/>
+          <w:bCs w:val="0"/>
+          <w:color w:val="auto"/>
+          <w:sz w:val="32"/>
+          <w:szCs w:val="32"/>
+          <w:lang w:val="en-US" w:eastAsia="zh-CN"/>
+        </w:rPr>
+        <w:t xml:space="preserve"> </w:t>
+      </w:r>
+      <w:r>
+        <w:rPr>
+          <w:rFonts w:hint="eastAsia" w:ascii="仿宋" w:hAnsi="仿宋" w:eastAsia="仿宋" w:cs="仿宋"/>
+          <w:b w:val="0"/>
+          <w:bCs w:val="0"/>
+          <w:color w:val="auto"/>
+          <w:sz w:val="32"/>
+          <w:szCs w:val="32"/>
+        </w:rPr>
+        <w:t>活跃会员</w:t>
+      </w:r>
+      <w:r>
+        <w:rPr>
+          <w:rFonts w:hint="eastAsia" w:ascii="仿宋" w:hAnsi="仿宋" w:eastAsia="仿宋" w:cs="仿宋"/>
+          <w:b w:val="0"/>
+          <w:bCs w:val="0"/>
+          <w:color w:val="auto"/>
+          <w:sz w:val="32"/>
+          <w:szCs w:val="32"/>
+          <w:lang w:eastAsia="zh-CN"/>
+        </w:rPr>
+        <w:t>的</w:t>
+      </w:r>
+      <w:r>
+        <w:rPr>
+          <w:rFonts w:hint="eastAsia" w:ascii="仿宋" w:hAnsi="仿宋" w:eastAsia="仿宋" w:cs="仿宋"/>
+          <w:b w:val="0"/>
+          <w:bCs w:val="0"/>
+          <w:color w:val="auto"/>
+          <w:sz w:val="32"/>
+          <w:szCs w:val="32"/>
+        </w:rPr>
+        <w:t>认定</w:t>
+      </w:r>
+      <w:r>
+        <w:rPr>
+          <w:rFonts w:hint="eastAsia" w:ascii="仿宋" w:hAnsi="仿宋" w:eastAsia="仿宋" w:cs="仿宋"/>
+          <w:b w:val="0"/>
+          <w:bCs w:val="0"/>
+          <w:color w:val="auto"/>
+          <w:sz w:val="32"/>
+          <w:szCs w:val="32"/>
+          <w:lang w:eastAsia="zh-CN"/>
+        </w:rPr>
+        <w:t>标准是：</w:t>
+      </w:r>
+    </w:p>
+    <w:p>
+      <w:pPr>
+        <w:pStyle w:val="3"/>
+        <w:pageBreakBefore w:val="0"/>
+        <w:widowControl/>
+        <w:kinsoku/>
+        <w:wordWrap/>
+        <w:overflowPunct/>
+        <w:topLinePunct w:val="0"/>
+        <w:autoSpaceDE/>
+        <w:autoSpaceDN/>
+        <w:bidi w:val="0"/>
+        <w:adjustRightInd/>
+        <w:snapToGrid/>
+        <w:spacing w:before="0" w:after="0"/>
+        <w:ind w:firstLine="642" w:firstLineChars="200"/>
+        <w:jc w:val="both"/>
+        <w:textAlignment w:val="auto"/>
+        <w:rPr>
+          <w:rFonts w:hint="eastAsia" w:ascii="仿宋" w:hAnsi="仿宋" w:eastAsia="仿宋" w:cs="仿宋"/>
+          <w:b w:val="0"/>
+          <w:bCs w:val="0"/>
+          <w:color w:val="auto"/>
+          <w:sz w:val="32"/>
+          <w:szCs w:val="32"/>
+          <w:lang w:eastAsia="zh-CN"/>
+        </w:rPr>
+      </w:pPr>
+      <w:r>
+        <w:rPr>
+          <w:rFonts w:hint="eastAsia" w:ascii="仿宋" w:hAnsi="仿宋" w:eastAsia="仿宋" w:cs="仿宋"/>
+          <w:b w:val="0"/>
+          <w:bCs w:val="0"/>
+          <w:color w:val="auto"/>
+          <w:sz w:val="32"/>
+          <w:szCs w:val="32"/>
+        </w:rPr>
+        <w:t>（一）</w:t>
+      </w:r>
+      <w:r>
+        <w:rPr>
+          <w:rFonts w:hint="eastAsia" w:ascii="仿宋" w:hAnsi="仿宋" w:eastAsia="仿宋" w:cs="仿宋"/>
+          <w:b w:val="0"/>
+          <w:bCs w:val="0"/>
+          <w:color w:val="auto"/>
+          <w:sz w:val="32"/>
+          <w:szCs w:val="32"/>
+          <w:lang w:eastAsia="zh-CN"/>
+        </w:rPr>
+        <w:t>上一学期以及本学期</w:t>
+      </w:r>
+      <w:r>
+        <w:rPr>
+          <w:rFonts w:hint="eastAsia" w:ascii="仿宋" w:hAnsi="仿宋" w:eastAsia="仿宋" w:cs="仿宋"/>
+          <w:b w:val="0"/>
+          <w:bCs w:val="0"/>
+          <w:color w:val="auto"/>
+          <w:sz w:val="32"/>
+          <w:szCs w:val="32"/>
+        </w:rPr>
+        <w:t>内参与协会正式活动次数占比大于等于25%者、</w:t>
+      </w:r>
+      <w:r>
+        <w:rPr>
+          <w:rFonts w:hint="eastAsia" w:ascii="仿宋" w:hAnsi="仿宋" w:eastAsia="仿宋" w:cs="仿宋"/>
+          <w:b w:val="0"/>
+          <w:bCs w:val="0"/>
+          <w:color w:val="auto"/>
+          <w:sz w:val="32"/>
+          <w:szCs w:val="32"/>
+          <w:lang w:eastAsia="zh-CN"/>
+        </w:rPr>
+        <w:t>上一学期以及本学期</w:t>
+      </w:r>
+      <w:r>
+        <w:rPr>
+          <w:rFonts w:hint="eastAsia" w:ascii="仿宋" w:hAnsi="仿宋" w:eastAsia="仿宋" w:cs="仿宋"/>
+          <w:b w:val="0"/>
+          <w:bCs w:val="0"/>
+          <w:color w:val="auto"/>
+          <w:sz w:val="32"/>
+          <w:szCs w:val="32"/>
+        </w:rPr>
+        <w:t>内参与为期长于一个月的长期活动一次以上者和</w:t>
+      </w:r>
+      <w:r>
+        <w:rPr>
+          <w:rFonts w:hint="eastAsia" w:ascii="仿宋" w:hAnsi="仿宋" w:eastAsia="仿宋" w:cs="仿宋"/>
+          <w:b w:val="0"/>
+          <w:bCs w:val="0"/>
+          <w:color w:val="auto"/>
+          <w:sz w:val="32"/>
+          <w:szCs w:val="32"/>
+          <w:lang w:eastAsia="zh-CN"/>
+        </w:rPr>
+        <w:t>上一学期以及本学期内</w:t>
+      </w:r>
+      <w:r>
+        <w:rPr>
+          <w:rFonts w:hint="eastAsia" w:ascii="仿宋" w:hAnsi="仿宋" w:eastAsia="仿宋" w:cs="仿宋"/>
+          <w:b w:val="0"/>
+          <w:bCs w:val="0"/>
+          <w:color w:val="auto"/>
+          <w:sz w:val="32"/>
+          <w:szCs w:val="32"/>
+        </w:rPr>
+        <w:t>继续参与</w:t>
+      </w:r>
+      <w:r>
+        <w:rPr>
+          <w:rFonts w:hint="eastAsia" w:ascii="仿宋" w:hAnsi="仿宋" w:eastAsia="仿宋" w:cs="仿宋"/>
+          <w:b w:val="0"/>
+          <w:bCs w:val="0"/>
+          <w:color w:val="auto"/>
+          <w:sz w:val="32"/>
+          <w:szCs w:val="32"/>
+          <w:lang w:eastAsia="zh-CN"/>
+        </w:rPr>
+        <w:t>上一学期</w:t>
+      </w:r>
+      <w:r>
+        <w:rPr>
+          <w:rFonts w:hint="eastAsia" w:ascii="仿宋" w:hAnsi="仿宋" w:eastAsia="仿宋" w:cs="仿宋"/>
+          <w:b w:val="0"/>
+          <w:bCs w:val="0"/>
+          <w:color w:val="auto"/>
+          <w:sz w:val="32"/>
+          <w:szCs w:val="32"/>
+        </w:rPr>
+        <w:t>前开启的活动者，为活跃会员</w:t>
+      </w:r>
+      <w:r>
+        <w:rPr>
+          <w:rFonts w:hint="eastAsia" w:ascii="仿宋" w:hAnsi="仿宋" w:eastAsia="仿宋" w:cs="仿宋"/>
+          <w:b w:val="0"/>
+          <w:bCs w:val="0"/>
+          <w:color w:val="auto"/>
+          <w:sz w:val="32"/>
+          <w:szCs w:val="32"/>
+          <w:lang w:eastAsia="zh-CN"/>
+        </w:rPr>
+        <w:t>；</w:t>
+      </w:r>
+    </w:p>
+    <w:p>
+      <w:pPr>
+        <w:pStyle w:val="3"/>
+        <w:pageBreakBefore w:val="0"/>
+        <w:widowControl/>
+        <w:kinsoku/>
+        <w:wordWrap/>
+        <w:overflowPunct/>
+        <w:topLinePunct w:val="0"/>
+        <w:autoSpaceDE/>
+        <w:autoSpaceDN/>
+        <w:bidi w:val="0"/>
+        <w:adjustRightInd/>
+        <w:snapToGrid/>
+        <w:spacing w:before="0" w:after="0"/>
+        <w:ind w:firstLine="642" w:firstLineChars="200"/>
+        <w:jc w:val="both"/>
+        <w:textAlignment w:val="auto"/>
+        <w:rPr>
+          <w:rFonts w:hint="eastAsia" w:ascii="仿宋" w:hAnsi="仿宋" w:eastAsia="仿宋" w:cs="仿宋"/>
+          <w:b w:val="0"/>
+          <w:bCs w:val="0"/>
+          <w:color w:val="auto"/>
+          <w:sz w:val="32"/>
+          <w:szCs w:val="32"/>
+          <w:lang w:eastAsia="zh-CN"/>
+        </w:rPr>
+      </w:pPr>
+      <w:r>
+        <w:rPr>
+          <w:rFonts w:hint="eastAsia" w:ascii="仿宋" w:hAnsi="仿宋" w:eastAsia="仿宋" w:cs="仿宋"/>
+          <w:b w:val="0"/>
+          <w:bCs w:val="0"/>
+          <w:color w:val="auto"/>
+          <w:sz w:val="32"/>
+          <w:szCs w:val="32"/>
+        </w:rPr>
+        <w:t>（二）新加入未满</w:t>
+      </w:r>
+      <w:r>
+        <w:rPr>
+          <w:rFonts w:hint="eastAsia" w:ascii="仿宋" w:hAnsi="仿宋" w:eastAsia="仿宋" w:cs="仿宋"/>
+          <w:b w:val="0"/>
+          <w:bCs w:val="0"/>
+          <w:color w:val="auto"/>
+          <w:sz w:val="32"/>
+          <w:szCs w:val="32"/>
+          <w:lang w:eastAsia="zh-CN"/>
+        </w:rPr>
+        <w:t>一学期</w:t>
+      </w:r>
+      <w:r>
+        <w:rPr>
+          <w:rFonts w:hint="eastAsia" w:ascii="仿宋" w:hAnsi="仿宋" w:eastAsia="仿宋" w:cs="仿宋"/>
+          <w:b w:val="0"/>
+          <w:bCs w:val="0"/>
+          <w:color w:val="auto"/>
+          <w:sz w:val="32"/>
+          <w:szCs w:val="32"/>
+        </w:rPr>
+        <w:t>但已满30日的会员，加入后参与协会正式活动次数占比大于等于25%的、加入后参与为期长于一个月的长期活动一次以上的为活跃会员</w:t>
+      </w:r>
+      <w:r>
+        <w:rPr>
+          <w:rFonts w:hint="eastAsia" w:ascii="仿宋" w:hAnsi="仿宋" w:eastAsia="仿宋" w:cs="仿宋"/>
+          <w:b w:val="0"/>
+          <w:bCs w:val="0"/>
+          <w:color w:val="auto"/>
+          <w:sz w:val="32"/>
+          <w:szCs w:val="32"/>
+          <w:lang w:eastAsia="zh-CN"/>
+        </w:rPr>
+        <w:t>；</w:t>
+      </w:r>
+    </w:p>
+    <w:p>
+      <w:pPr>
+        <w:pStyle w:val="3"/>
+        <w:pageBreakBefore w:val="0"/>
+        <w:widowControl/>
+        <w:kinsoku/>
+        <w:wordWrap/>
+        <w:overflowPunct/>
+        <w:topLinePunct w:val="0"/>
+        <w:autoSpaceDE/>
+        <w:autoSpaceDN/>
+        <w:bidi w:val="0"/>
+        <w:adjustRightInd/>
+        <w:snapToGrid/>
+        <w:spacing w:before="0" w:after="0"/>
+        <w:ind w:firstLine="642" w:firstLineChars="200"/>
+        <w:jc w:val="both"/>
+        <w:textAlignment w:val="auto"/>
+        <w:rPr>
+          <w:rFonts w:hint="eastAsia" w:ascii="仿宋" w:hAnsi="仿宋" w:eastAsia="仿宋" w:cs="仿宋"/>
+          <w:b w:val="0"/>
+          <w:bCs w:val="0"/>
+          <w:color w:val="auto"/>
+          <w:sz w:val="32"/>
+          <w:szCs w:val="32"/>
+          <w:lang w:eastAsia="zh-CN"/>
+        </w:rPr>
+      </w:pPr>
+      <w:r>
+        <w:rPr>
+          <w:rFonts w:hint="eastAsia" w:ascii="仿宋" w:hAnsi="仿宋" w:eastAsia="仿宋" w:cs="仿宋"/>
+          <w:b w:val="0"/>
+          <w:bCs w:val="0"/>
+          <w:color w:val="auto"/>
+          <w:sz w:val="32"/>
+          <w:szCs w:val="32"/>
+        </w:rPr>
+        <w:t>（三）新加入未满 30 日的会员，不认定为活跃会员</w:t>
+      </w:r>
+      <w:r>
+        <w:rPr>
+          <w:rFonts w:hint="eastAsia" w:ascii="仿宋" w:hAnsi="仿宋" w:eastAsia="仿宋" w:cs="仿宋"/>
+          <w:b w:val="0"/>
+          <w:bCs w:val="0"/>
+          <w:color w:val="auto"/>
+          <w:sz w:val="32"/>
+          <w:szCs w:val="32"/>
+          <w:lang w:eastAsia="zh-CN"/>
+        </w:rPr>
+        <w:t>；</w:t>
+      </w:r>
+    </w:p>
+    <w:p>
+      <w:pPr>
+        <w:pStyle w:val="3"/>
+        <w:pageBreakBefore w:val="0"/>
+        <w:widowControl/>
+        <w:kinsoku/>
+        <w:wordWrap/>
+        <w:overflowPunct/>
+        <w:topLinePunct w:val="0"/>
+        <w:autoSpaceDE/>
+        <w:autoSpaceDN/>
+        <w:bidi w:val="0"/>
+        <w:adjustRightInd/>
+        <w:snapToGrid/>
+        <w:spacing w:before="0" w:after="0"/>
+        <w:ind w:firstLine="642" w:firstLineChars="200"/>
+        <w:jc w:val="both"/>
+        <w:textAlignment w:val="auto"/>
+        <w:rPr>
+          <w:rFonts w:hint="eastAsia" w:ascii="仿宋" w:hAnsi="仿宋" w:eastAsia="仿宋" w:cs="仿宋"/>
+          <w:b w:val="0"/>
+          <w:bCs w:val="0"/>
+          <w:color w:val="auto"/>
+          <w:sz w:val="32"/>
+          <w:szCs w:val="32"/>
+          <w:lang w:eastAsia="zh-CN"/>
+        </w:rPr>
+      </w:pPr>
+      <w:r>
+        <w:rPr>
+          <w:rFonts w:hint="eastAsia" w:ascii="仿宋" w:hAnsi="仿宋" w:eastAsia="仿宋" w:cs="仿宋"/>
+          <w:b w:val="0"/>
+          <w:bCs w:val="0"/>
+          <w:color w:val="auto"/>
+          <w:sz w:val="32"/>
+          <w:szCs w:val="32"/>
+        </w:rPr>
+        <w:t>（四）本协会的创始会员， 自动成为活跃会员，且不受前款所述对于新加入会员的限制；但在本协会第一次注册前参加活动少于二次者除外</w:t>
+      </w:r>
+      <w:r>
+        <w:rPr>
+          <w:rFonts w:hint="eastAsia" w:ascii="仿宋" w:hAnsi="仿宋" w:eastAsia="仿宋" w:cs="仿宋"/>
+          <w:b w:val="0"/>
+          <w:bCs w:val="0"/>
+          <w:color w:val="auto"/>
+          <w:sz w:val="32"/>
+          <w:szCs w:val="32"/>
+          <w:lang w:eastAsia="zh-CN"/>
+        </w:rPr>
+        <w:t>；</w:t>
+      </w:r>
+    </w:p>
+    <w:p>
+      <w:pPr>
+        <w:pStyle w:val="3"/>
+        <w:pageBreakBefore w:val="0"/>
+        <w:widowControl/>
+        <w:kinsoku/>
+        <w:wordWrap/>
+        <w:overflowPunct/>
+        <w:topLinePunct w:val="0"/>
+        <w:autoSpaceDE/>
+        <w:autoSpaceDN/>
+        <w:bidi w:val="0"/>
+        <w:adjustRightInd/>
+        <w:snapToGrid/>
+        <w:spacing w:before="0" w:after="0"/>
+        <w:ind w:firstLine="642" w:firstLineChars="200"/>
+        <w:jc w:val="both"/>
+        <w:textAlignment w:val="auto"/>
+        <w:rPr>
+          <w:rFonts w:hint="eastAsia" w:ascii="仿宋" w:hAnsi="仿宋" w:eastAsia="仿宋" w:cs="仿宋"/>
+          <w:b w:val="0"/>
+          <w:bCs w:val="0"/>
+          <w:color w:val="auto"/>
+          <w:sz w:val="32"/>
+          <w:szCs w:val="32"/>
+          <w:lang w:eastAsia="zh-CN"/>
+        </w:rPr>
+      </w:pPr>
+      <w:r>
+        <w:rPr>
+          <w:rFonts w:hint="eastAsia" w:ascii="仿宋" w:hAnsi="仿宋" w:eastAsia="仿宋" w:cs="仿宋"/>
+          <w:b w:val="0"/>
+          <w:bCs w:val="0"/>
+          <w:color w:val="auto"/>
+          <w:sz w:val="32"/>
+          <w:szCs w:val="32"/>
+        </w:rPr>
+        <w:t>（五）活跃会员在过去</w:t>
+      </w:r>
+      <w:r>
+        <w:rPr>
+          <w:rFonts w:hint="eastAsia" w:ascii="仿宋" w:hAnsi="仿宋" w:eastAsia="仿宋" w:cs="仿宋"/>
+          <w:b w:val="0"/>
+          <w:bCs w:val="0"/>
+          <w:color w:val="auto"/>
+          <w:sz w:val="32"/>
+          <w:szCs w:val="32"/>
+          <w:lang w:eastAsia="zh-CN"/>
+        </w:rPr>
+        <w:t>一学期及本学期累计</w:t>
+      </w:r>
+      <w:r>
+        <w:rPr>
+          <w:rFonts w:hint="eastAsia" w:ascii="仿宋" w:hAnsi="仿宋" w:eastAsia="仿宋" w:cs="仿宋"/>
+          <w:b w:val="0"/>
+          <w:bCs w:val="0"/>
+          <w:color w:val="auto"/>
+          <w:sz w:val="32"/>
+          <w:szCs w:val="32"/>
+        </w:rPr>
+        <w:t>参与活动比例低于25%且未参与为期长于一个月的长期活动一次以上的，其活跃会员资格自然丧失</w:t>
+      </w:r>
+      <w:r>
+        <w:rPr>
+          <w:rFonts w:hint="eastAsia" w:ascii="仿宋" w:hAnsi="仿宋" w:eastAsia="仿宋" w:cs="仿宋"/>
+          <w:b w:val="0"/>
+          <w:bCs w:val="0"/>
+          <w:color w:val="auto"/>
+          <w:sz w:val="32"/>
+          <w:szCs w:val="32"/>
+          <w:lang w:eastAsia="zh-CN"/>
+        </w:rPr>
+        <w:t>；</w:t>
+      </w:r>
+    </w:p>
+    <w:p>
+      <w:pPr>
+        <w:pStyle w:val="3"/>
+        <w:pageBreakBefore w:val="0"/>
+        <w:widowControl/>
+        <w:kinsoku/>
+        <w:wordWrap/>
+        <w:overflowPunct/>
+        <w:topLinePunct w:val="0"/>
+        <w:autoSpaceDE/>
+        <w:autoSpaceDN/>
+        <w:bidi w:val="0"/>
+        <w:adjustRightInd/>
+        <w:snapToGrid/>
+        <w:spacing w:before="0" w:after="0"/>
+        <w:ind w:firstLine="642" w:firstLineChars="200"/>
+        <w:jc w:val="both"/>
+        <w:textAlignment w:val="auto"/>
+        <w:rPr>
+          <w:rFonts w:hint="eastAsia" w:ascii="仿宋" w:hAnsi="仿宋" w:eastAsia="仿宋" w:cs="仿宋"/>
+          <w:b w:val="0"/>
+          <w:bCs w:val="0"/>
+          <w:color w:val="auto"/>
+          <w:sz w:val="32"/>
+          <w:szCs w:val="32"/>
+          <w:lang w:eastAsia="zh-CN"/>
+        </w:rPr>
+      </w:pPr>
+      <w:r>
+        <w:rPr>
+          <w:rFonts w:hint="eastAsia" w:ascii="仿宋" w:hAnsi="仿宋" w:eastAsia="仿宋" w:cs="仿宋"/>
+          <w:b w:val="0"/>
+          <w:bCs w:val="0"/>
+          <w:color w:val="auto"/>
+          <w:sz w:val="32"/>
+          <w:szCs w:val="32"/>
+        </w:rPr>
+        <w:t>（六） 活跃会员资格每</w:t>
+      </w:r>
+      <w:r>
+        <w:rPr>
+          <w:rFonts w:hint="eastAsia" w:ascii="仿宋" w:hAnsi="仿宋" w:eastAsia="仿宋" w:cs="仿宋"/>
+          <w:b w:val="0"/>
+          <w:bCs w:val="0"/>
+          <w:color w:val="auto"/>
+          <w:sz w:val="32"/>
+          <w:szCs w:val="32"/>
+          <w:lang w:eastAsia="zh-CN"/>
+        </w:rPr>
+        <w:t>学期</w:t>
+      </w:r>
+      <w:r>
+        <w:rPr>
+          <w:rFonts w:hint="eastAsia" w:ascii="仿宋" w:hAnsi="仿宋" w:eastAsia="仿宋" w:cs="仿宋"/>
+          <w:b w:val="0"/>
+          <w:bCs w:val="0"/>
+          <w:color w:val="auto"/>
+          <w:sz w:val="32"/>
+          <w:szCs w:val="32"/>
+        </w:rPr>
+        <w:t>认定一次，名单由主席团公告。只有活跃会员可以出席活跃会员大会并行使表决权，非活跃会员可以自愿列席。</w:t>
+      </w:r>
+      <w:r>
+        <w:rPr>
+          <w:rFonts w:hint="eastAsia" w:ascii="仿宋" w:hAnsi="仿宋" w:eastAsia="仿宋" w:cs="仿宋"/>
+          <w:b w:val="0"/>
+          <w:bCs w:val="0"/>
+          <w:color w:val="auto"/>
+          <w:sz w:val="32"/>
+          <w:szCs w:val="32"/>
+          <w:lang w:eastAsia="zh-CN"/>
+        </w:rPr>
+        <w:t>在学期当中出现新的符合活跃会员条件的会员，经主席团公告，成为活跃会员。</w:t>
+      </w:r>
+    </w:p>
+    <w:bookmarkEnd w:id="2"/>
     <w:p>
       <w:pPr>
         <w:pStyle w:val="2"/>
@@ -1205,7 +2571,7 @@
           <w:szCs w:val="32"/>
         </w:rPr>
       </w:pPr>
-      <w:bookmarkStart w:id="2" w:name="成员"/>
+      <w:bookmarkStart w:id="3" w:name="组织机构与职责"/>
       <w:r>
         <w:rPr>
           <w:rFonts w:hint="eastAsia" w:ascii="黑体" w:hAnsi="黑体" w:eastAsia="黑体" w:cs="黑体"/>
@@ -1216,7 +2582,7 @@
           <w:szCs w:val="32"/>
           <w:lang w:eastAsia="zh-CN"/>
         </w:rPr>
-        <w:t>第三章</w:t>
+        <w:t>第四章</w:t>
       </w:r>
       <w:r>
         <w:rPr>
@@ -1239,12 +2605,12 @@
           <w:sz w:val="32"/>
           <w:szCs w:val="32"/>
         </w:rPr>
-        <w:t>成员</w:t>
-      </w:r>
-    </w:p>
-    <w:p>
-      <w:pPr>
-        <w:pStyle w:val="25"/>
+        <w:t>组织机构与职责</w:t>
+      </w:r>
+    </w:p>
+    <w:p>
+      <w:pPr>
+        <w:pStyle w:val="3"/>
         <w:pageBreakBefore w:val="0"/>
         <w:widowControl/>
         <w:kinsoku/>
@@ -1290,7 +2656,7 @@
           <w:szCs w:val="32"/>
           <w:lang w:eastAsia="zh-CN"/>
         </w:rPr>
-        <w:t>二</w:t>
+        <w:t>六</w:t>
       </w:r>
       <w:r>
         <w:rPr>
@@ -1324,113 +2690,50 @@
           <w:sz w:val="32"/>
           <w:szCs w:val="32"/>
         </w:rPr>
-        <w:t>天津科技大学学生、研究生认可本章程，在百团纳新或其他协会管理中心批准的时间经考核通过，即可加入本协会。活跃会员大会可规定其他不与学校规定相抵触的加入方式。 同时，要求成员对开源技术有一定兴趣，具备基本的学习能力和协作意识。</w:t>
-      </w:r>
-    </w:p>
-    <w:p>
-      <w:pPr>
-        <w:pStyle w:val="25"/>
-        <w:pageBreakBefore w:val="0"/>
-        <w:widowControl/>
-        <w:kinsoku/>
-        <w:wordWrap/>
-        <w:overflowPunct/>
-        <w:topLinePunct w:val="0"/>
-        <w:autoSpaceDE/>
-        <w:autoSpaceDN/>
-        <w:bidi w:val="0"/>
-        <w:adjustRightInd/>
-        <w:snapToGrid/>
-        <w:spacing w:before="0" w:after="0"/>
-        <w:ind w:firstLine="642" w:firstLineChars="200"/>
-        <w:jc w:val="both"/>
-        <w:textAlignment w:val="auto"/>
-        <w:rPr>
-          <w:rFonts w:hint="eastAsia" w:ascii="仿宋" w:hAnsi="仿宋" w:eastAsia="仿宋" w:cs="仿宋"/>
-          <w:b w:val="0"/>
-          <w:bCs w:val="0"/>
-          <w:color w:val="auto"/>
-          <w:sz w:val="32"/>
-          <w:szCs w:val="32"/>
-          <w:lang w:eastAsia="zh-CN"/>
-        </w:rPr>
-      </w:pPr>
-      <w:r>
-        <w:rPr>
-          <w:rFonts w:hint="eastAsia" w:ascii="仿宋" w:hAnsi="仿宋" w:eastAsia="仿宋" w:cs="仿宋"/>
-          <w:b w:val="0"/>
-          <w:bCs w:val="0"/>
-          <w:color w:val="auto"/>
-          <w:sz w:val="32"/>
-          <w:szCs w:val="32"/>
-          <w:lang w:eastAsia="zh-CN"/>
-        </w:rPr>
-        <w:t>会员退出本协会，应当向秘书处备案。</w:t>
-      </w:r>
-    </w:p>
-    <w:p>
-      <w:pPr>
-        <w:pStyle w:val="3"/>
-        <w:pageBreakBefore w:val="0"/>
-        <w:widowControl/>
-        <w:kinsoku/>
-        <w:wordWrap/>
-        <w:overflowPunct/>
-        <w:topLinePunct w:val="0"/>
-        <w:autoSpaceDE/>
-        <w:autoSpaceDN/>
-        <w:bidi w:val="0"/>
-        <w:adjustRightInd/>
-        <w:snapToGrid/>
-        <w:spacing w:before="0" w:after="0"/>
-        <w:ind w:firstLine="642" w:firstLineChars="200"/>
-        <w:jc w:val="both"/>
-        <w:textAlignment w:val="auto"/>
-        <w:rPr>
-          <w:rFonts w:hint="eastAsia" w:ascii="仿宋" w:hAnsi="仿宋" w:eastAsia="仿宋" w:cs="仿宋"/>
-          <w:b w:val="0"/>
-          <w:bCs w:val="0"/>
-          <w:color w:val="auto"/>
-          <w:sz w:val="32"/>
-          <w:szCs w:val="32"/>
-          <w:lang w:eastAsia="zh-CN"/>
-        </w:rPr>
-      </w:pPr>
-      <w:r>
-        <w:rPr>
-          <w:rFonts w:hint="eastAsia" w:ascii="仿宋" w:hAnsi="仿宋" w:eastAsia="仿宋" w:cs="仿宋"/>
-          <w:b w:val="0"/>
-          <w:bCs w:val="0"/>
-          <w:color w:val="auto"/>
-          <w:sz w:val="32"/>
-          <w:szCs w:val="32"/>
-        </w:rPr>
-        <w:t>第十</w:t>
-      </w:r>
-      <w:r>
-        <w:rPr>
-          <w:rFonts w:hint="eastAsia" w:ascii="仿宋" w:hAnsi="仿宋" w:eastAsia="仿宋" w:cs="仿宋"/>
-          <w:b w:val="0"/>
-          <w:bCs w:val="0"/>
-          <w:color w:val="auto"/>
-          <w:sz w:val="32"/>
-          <w:szCs w:val="32"/>
-          <w:lang w:eastAsia="zh-CN"/>
-        </w:rPr>
-        <w:t>三</w:t>
-      </w:r>
-      <w:r>
-        <w:rPr>
-          <w:rFonts w:hint="eastAsia" w:ascii="仿宋" w:hAnsi="仿宋" w:eastAsia="仿宋" w:cs="仿宋"/>
-          <w:b w:val="0"/>
-          <w:bCs w:val="0"/>
-          <w:color w:val="auto"/>
-          <w:sz w:val="32"/>
-          <w:szCs w:val="32"/>
-        </w:rPr>
-        <w:t>条</w:t>
-      </w:r>
-      <w:r>
+        <w:t>活跃会员大会是协会的</w:t>
+      </w:r>
+      <w:r>
+        <w:rPr>
+          <w:rFonts w:hint="eastAsia" w:ascii="仿宋" w:hAnsi="仿宋" w:eastAsia="仿宋" w:cs="仿宋"/>
+          <w:b w:val="0"/>
+          <w:bCs w:val="0"/>
+          <w:color w:val="auto"/>
+          <w:sz w:val="32"/>
+          <w:szCs w:val="32"/>
+          <w:lang w:eastAsia="zh-CN"/>
+        </w:rPr>
+        <w:t>权力</w:t>
+      </w:r>
+      <w:r>
+        <w:rPr>
+          <w:rFonts w:hint="eastAsia" w:ascii="仿宋" w:hAnsi="仿宋" w:eastAsia="仿宋" w:cs="仿宋"/>
+          <w:b w:val="0"/>
+          <w:bCs w:val="0"/>
+          <w:color w:val="auto"/>
+          <w:sz w:val="32"/>
+          <w:szCs w:val="32"/>
+        </w:rPr>
+        <w:t>机关。</w:t>
+      </w:r>
+    </w:p>
+    <w:p>
+      <w:pPr>
+        <w:pStyle w:val="3"/>
+        <w:pageBreakBefore w:val="0"/>
+        <w:widowControl/>
+        <w:kinsoku/>
+        <w:wordWrap/>
+        <w:overflowPunct/>
+        <w:topLinePunct w:val="0"/>
+        <w:autoSpaceDE/>
+        <w:autoSpaceDN/>
+        <w:bidi w:val="0"/>
+        <w:adjustRightInd/>
+        <w:snapToGrid/>
+        <w:spacing w:before="0" w:after="0"/>
+        <w:ind w:firstLine="642" w:firstLineChars="200"/>
+        <w:jc w:val="both"/>
+        <w:textAlignment w:val="auto"/>
         <w:rPr>
           <w:rFonts w:hint="eastAsia" w:ascii="仿宋" w:hAnsi="仿宋" w:eastAsia="仿宋" w:cs="仿宋"/>
           <w:b w:val="0"/>
@@ -1440,311 +2743,18 @@
           <w:szCs w:val="32"/>
           <w:lang w:val="en-US" w:eastAsia="zh-CN"/>
         </w:rPr>
-        <w:t xml:space="preserve"> </w:t>
-      </w:r>
-      <w:r>
-        <w:rPr>
-          <w:rFonts w:hint="eastAsia" w:ascii="仿宋" w:hAnsi="仿宋" w:eastAsia="仿宋" w:cs="仿宋"/>
-          <w:b w:val="0"/>
-          <w:bCs w:val="0"/>
-          <w:color w:val="auto"/>
-          <w:sz w:val="32"/>
-          <w:szCs w:val="32"/>
-        </w:rPr>
-        <w:t>会员</w:t>
-      </w:r>
-      <w:r>
-        <w:rPr>
-          <w:rFonts w:hint="eastAsia" w:ascii="仿宋" w:hAnsi="仿宋" w:eastAsia="仿宋" w:cs="仿宋"/>
-          <w:b w:val="0"/>
-          <w:bCs w:val="0"/>
-          <w:color w:val="auto"/>
-          <w:sz w:val="32"/>
-          <w:szCs w:val="32"/>
-          <w:lang w:eastAsia="zh-CN"/>
-        </w:rPr>
-        <w:t>享有下列</w:t>
-      </w:r>
-      <w:r>
-        <w:rPr>
-          <w:rFonts w:hint="eastAsia" w:ascii="仿宋" w:hAnsi="仿宋" w:eastAsia="仿宋" w:cs="仿宋"/>
-          <w:b w:val="0"/>
-          <w:bCs w:val="0"/>
-          <w:color w:val="auto"/>
-          <w:sz w:val="32"/>
-          <w:szCs w:val="32"/>
-        </w:rPr>
-        <w:t>权利</w:t>
-      </w:r>
-      <w:r>
-        <w:rPr>
-          <w:rFonts w:hint="eastAsia" w:ascii="仿宋" w:hAnsi="仿宋" w:eastAsia="仿宋" w:cs="仿宋"/>
-          <w:b w:val="0"/>
-          <w:bCs w:val="0"/>
-          <w:color w:val="auto"/>
-          <w:sz w:val="32"/>
-          <w:szCs w:val="32"/>
-          <w:lang w:eastAsia="zh-CN"/>
-        </w:rPr>
-        <w:t>：</w:t>
-      </w:r>
-    </w:p>
-    <w:p>
-      <w:pPr>
-        <w:pStyle w:val="3"/>
-        <w:pageBreakBefore w:val="0"/>
-        <w:widowControl/>
-        <w:kinsoku/>
-        <w:wordWrap/>
-        <w:overflowPunct/>
-        <w:topLinePunct w:val="0"/>
-        <w:autoSpaceDE/>
-        <w:autoSpaceDN/>
-        <w:bidi w:val="0"/>
-        <w:adjustRightInd/>
-        <w:snapToGrid/>
-        <w:spacing w:before="0" w:after="0"/>
-        <w:ind w:firstLine="642" w:firstLineChars="200"/>
-        <w:jc w:val="both"/>
-        <w:textAlignment w:val="auto"/>
-        <w:rPr>
-          <w:rFonts w:hint="eastAsia" w:ascii="仿宋" w:hAnsi="仿宋" w:eastAsia="仿宋" w:cs="仿宋"/>
-          <w:b w:val="0"/>
-          <w:bCs w:val="0"/>
-          <w:color w:val="auto"/>
-          <w:sz w:val="32"/>
-          <w:szCs w:val="32"/>
-        </w:rPr>
-      </w:pPr>
-      <w:r>
-        <w:rPr>
-          <w:rFonts w:hint="eastAsia" w:ascii="仿宋" w:hAnsi="仿宋" w:eastAsia="仿宋" w:cs="仿宋"/>
-          <w:b w:val="0"/>
-          <w:bCs w:val="0"/>
-          <w:color w:val="auto"/>
-          <w:sz w:val="32"/>
-          <w:szCs w:val="32"/>
-        </w:rPr>
-        <w:t>（一） 参与协会组织的各类活动；</w:t>
-      </w:r>
-    </w:p>
-    <w:p>
-      <w:pPr>
-        <w:pStyle w:val="3"/>
-        <w:pageBreakBefore w:val="0"/>
-        <w:widowControl/>
-        <w:kinsoku/>
-        <w:wordWrap/>
-        <w:overflowPunct/>
-        <w:topLinePunct w:val="0"/>
-        <w:autoSpaceDE/>
-        <w:autoSpaceDN/>
-        <w:bidi w:val="0"/>
-        <w:adjustRightInd/>
-        <w:snapToGrid/>
-        <w:spacing w:before="0" w:after="0"/>
-        <w:ind w:firstLine="642" w:firstLineChars="200"/>
-        <w:jc w:val="both"/>
-        <w:textAlignment w:val="auto"/>
-        <w:rPr>
-          <w:rFonts w:hint="eastAsia" w:ascii="仿宋" w:hAnsi="仿宋" w:eastAsia="仿宋" w:cs="仿宋"/>
-          <w:b w:val="0"/>
-          <w:bCs w:val="0"/>
-          <w:color w:val="auto"/>
-          <w:sz w:val="32"/>
-          <w:szCs w:val="32"/>
-        </w:rPr>
-      </w:pPr>
-      <w:r>
-        <w:rPr>
-          <w:rFonts w:hint="eastAsia" w:ascii="仿宋" w:hAnsi="仿宋" w:eastAsia="仿宋" w:cs="仿宋"/>
-          <w:b w:val="0"/>
-          <w:bCs w:val="0"/>
-          <w:color w:val="auto"/>
-          <w:sz w:val="32"/>
-          <w:szCs w:val="32"/>
-        </w:rPr>
-        <w:t>（二） 对协会工作提出建议与批评；</w:t>
-      </w:r>
-    </w:p>
-    <w:p>
-      <w:pPr>
-        <w:pStyle w:val="3"/>
-        <w:pageBreakBefore w:val="0"/>
-        <w:widowControl/>
-        <w:kinsoku/>
-        <w:wordWrap/>
-        <w:overflowPunct/>
-        <w:topLinePunct w:val="0"/>
-        <w:autoSpaceDE/>
-        <w:autoSpaceDN/>
-        <w:bidi w:val="0"/>
-        <w:adjustRightInd/>
-        <w:snapToGrid/>
-        <w:spacing w:before="0" w:after="0"/>
-        <w:ind w:firstLine="642" w:firstLineChars="200"/>
-        <w:jc w:val="both"/>
-        <w:textAlignment w:val="auto"/>
-        <w:rPr>
-          <w:rFonts w:hint="eastAsia" w:ascii="仿宋" w:hAnsi="仿宋" w:eastAsia="仿宋" w:cs="仿宋"/>
-          <w:b w:val="0"/>
-          <w:bCs w:val="0"/>
-          <w:color w:val="auto"/>
-          <w:sz w:val="32"/>
-          <w:szCs w:val="32"/>
-        </w:rPr>
-      </w:pPr>
-      <w:r>
-        <w:rPr>
-          <w:rFonts w:hint="eastAsia" w:ascii="仿宋" w:hAnsi="仿宋" w:eastAsia="仿宋" w:cs="仿宋"/>
-          <w:b w:val="0"/>
-          <w:bCs w:val="0"/>
-          <w:color w:val="auto"/>
-          <w:sz w:val="32"/>
-          <w:szCs w:val="32"/>
-        </w:rPr>
-        <w:t>（三） 符合活跃会员标准时行使表决权、选举权及被选举权；</w:t>
-      </w:r>
-    </w:p>
-    <w:p>
-      <w:pPr>
-        <w:pStyle w:val="3"/>
-        <w:pageBreakBefore w:val="0"/>
-        <w:widowControl/>
-        <w:kinsoku/>
-        <w:wordWrap/>
-        <w:overflowPunct/>
-        <w:topLinePunct w:val="0"/>
-        <w:autoSpaceDE/>
-        <w:autoSpaceDN/>
-        <w:bidi w:val="0"/>
-        <w:adjustRightInd/>
-        <w:snapToGrid/>
-        <w:spacing w:before="0" w:after="0"/>
-        <w:ind w:firstLine="642" w:firstLineChars="200"/>
-        <w:jc w:val="both"/>
-        <w:textAlignment w:val="auto"/>
-        <w:rPr>
-          <w:rFonts w:hint="eastAsia" w:ascii="仿宋" w:hAnsi="仿宋" w:eastAsia="仿宋" w:cs="仿宋"/>
-          <w:b w:val="0"/>
-          <w:bCs w:val="0"/>
-          <w:color w:val="auto"/>
-          <w:sz w:val="32"/>
-          <w:szCs w:val="32"/>
-        </w:rPr>
-      </w:pPr>
-      <w:r>
-        <w:rPr>
-          <w:rFonts w:hint="eastAsia" w:ascii="仿宋" w:hAnsi="仿宋" w:eastAsia="仿宋" w:cs="仿宋"/>
-          <w:b w:val="0"/>
-          <w:bCs w:val="0"/>
-          <w:color w:val="auto"/>
-          <w:sz w:val="32"/>
-          <w:szCs w:val="32"/>
-        </w:rPr>
-        <w:t>（四） 有权了解协会的章程、组织机构和财务制度，对协会的管理和活动提出质询；</w:t>
-      </w:r>
-    </w:p>
-    <w:p>
-      <w:pPr>
-        <w:pStyle w:val="3"/>
-        <w:pageBreakBefore w:val="0"/>
-        <w:widowControl/>
-        <w:kinsoku/>
-        <w:wordWrap/>
-        <w:overflowPunct/>
-        <w:topLinePunct w:val="0"/>
-        <w:autoSpaceDE/>
-        <w:autoSpaceDN/>
-        <w:bidi w:val="0"/>
-        <w:adjustRightInd/>
-        <w:snapToGrid/>
-        <w:spacing w:before="0" w:after="0"/>
-        <w:ind w:firstLine="642" w:firstLineChars="200"/>
-        <w:jc w:val="both"/>
-        <w:textAlignment w:val="auto"/>
-        <w:rPr>
-          <w:rFonts w:hint="eastAsia" w:ascii="仿宋" w:hAnsi="仿宋" w:eastAsia="仿宋" w:cs="仿宋"/>
-          <w:b w:val="0"/>
-          <w:bCs w:val="0"/>
-          <w:color w:val="auto"/>
-          <w:sz w:val="32"/>
-          <w:szCs w:val="32"/>
-        </w:rPr>
-      </w:pPr>
-      <w:r>
-        <w:rPr>
-          <w:rFonts w:hint="eastAsia" w:ascii="仿宋" w:hAnsi="仿宋" w:eastAsia="仿宋" w:cs="仿宋"/>
-          <w:b w:val="0"/>
-          <w:bCs w:val="0"/>
-          <w:color w:val="auto"/>
-          <w:sz w:val="32"/>
-          <w:szCs w:val="32"/>
-        </w:rPr>
-        <w:t>（五） 有权按照本章程自由加入或退出本协会。</w:t>
-      </w:r>
-    </w:p>
-    <w:p>
-      <w:pPr>
-        <w:pStyle w:val="3"/>
-        <w:pageBreakBefore w:val="0"/>
-        <w:widowControl/>
-        <w:kinsoku/>
-        <w:wordWrap/>
-        <w:overflowPunct/>
-        <w:topLinePunct w:val="0"/>
-        <w:autoSpaceDE/>
-        <w:autoSpaceDN/>
-        <w:bidi w:val="0"/>
-        <w:adjustRightInd/>
-        <w:snapToGrid/>
-        <w:spacing w:before="0" w:after="0"/>
-        <w:ind w:firstLine="642" w:firstLineChars="200"/>
-        <w:jc w:val="both"/>
-        <w:textAlignment w:val="auto"/>
-        <w:rPr>
-          <w:rFonts w:hint="eastAsia" w:ascii="仿宋" w:hAnsi="仿宋" w:eastAsia="仿宋" w:cs="仿宋"/>
-          <w:b w:val="0"/>
-          <w:bCs w:val="0"/>
-          <w:color w:val="auto"/>
-          <w:sz w:val="32"/>
-          <w:szCs w:val="32"/>
-          <w:lang w:eastAsia="zh-CN"/>
-        </w:rPr>
-      </w:pPr>
-      <w:r>
-        <w:rPr>
-          <w:rFonts w:hint="eastAsia" w:ascii="仿宋" w:hAnsi="仿宋" w:eastAsia="仿宋" w:cs="仿宋"/>
-          <w:b w:val="0"/>
-          <w:bCs w:val="0"/>
-          <w:color w:val="auto"/>
-          <w:sz w:val="32"/>
-          <w:szCs w:val="32"/>
-        </w:rPr>
-        <w:t>第十</w:t>
-      </w:r>
-      <w:r>
-        <w:rPr>
-          <w:rFonts w:hint="eastAsia" w:ascii="仿宋" w:hAnsi="仿宋" w:eastAsia="仿宋" w:cs="仿宋"/>
-          <w:b w:val="0"/>
-          <w:bCs w:val="0"/>
-          <w:color w:val="auto"/>
-          <w:sz w:val="32"/>
-          <w:szCs w:val="32"/>
-          <w:lang w:eastAsia="zh-CN"/>
-        </w:rPr>
-        <w:t>四</w:t>
-      </w:r>
-      <w:r>
-        <w:rPr>
-          <w:rFonts w:hint="eastAsia" w:ascii="仿宋" w:hAnsi="仿宋" w:eastAsia="仿宋" w:cs="仿宋"/>
-          <w:b w:val="0"/>
-          <w:bCs w:val="0"/>
-          <w:color w:val="auto"/>
-          <w:sz w:val="32"/>
-          <w:szCs w:val="32"/>
-        </w:rPr>
-        <w:t>条</w:t>
+      </w:pPr>
+      <w:r>
+        <w:rPr>
+          <w:rFonts w:hint="eastAsia" w:ascii="仿宋" w:hAnsi="仿宋" w:eastAsia="仿宋" w:cs="仿宋"/>
+          <w:b w:val="0"/>
+          <w:bCs w:val="0"/>
+          <w:color w:val="auto"/>
+          <w:sz w:val="32"/>
+          <w:szCs w:val="32"/>
+          <w:lang w:eastAsia="zh-CN"/>
+        </w:rPr>
+        <w:t>第十七条</w:t>
       </w:r>
       <w:r>
         <w:rPr>
@@ -1756,368 +2766,45 @@
           <w:szCs w:val="32"/>
           <w:lang w:val="en-US" w:eastAsia="zh-CN"/>
         </w:rPr>
-        <w:t xml:space="preserve"> </w:t>
-      </w:r>
-      <w:r>
-        <w:rPr>
-          <w:rFonts w:hint="eastAsia" w:ascii="仿宋" w:hAnsi="仿宋" w:eastAsia="仿宋" w:cs="仿宋"/>
-          <w:b w:val="0"/>
-          <w:bCs w:val="0"/>
-          <w:color w:val="auto"/>
-          <w:sz w:val="32"/>
-          <w:szCs w:val="32"/>
-        </w:rPr>
-        <w:t>会员</w:t>
-      </w:r>
-      <w:r>
-        <w:rPr>
-          <w:rFonts w:hint="eastAsia" w:ascii="仿宋" w:hAnsi="仿宋" w:eastAsia="仿宋" w:cs="仿宋"/>
-          <w:b w:val="0"/>
-          <w:bCs w:val="0"/>
-          <w:color w:val="auto"/>
-          <w:sz w:val="32"/>
-          <w:szCs w:val="32"/>
-          <w:lang w:eastAsia="zh-CN"/>
-        </w:rPr>
-        <w:t>应当履行如下</w:t>
-      </w:r>
-      <w:r>
-        <w:rPr>
-          <w:rFonts w:hint="eastAsia" w:ascii="仿宋" w:hAnsi="仿宋" w:eastAsia="仿宋" w:cs="仿宋"/>
-          <w:b w:val="0"/>
-          <w:bCs w:val="0"/>
-          <w:color w:val="auto"/>
-          <w:sz w:val="32"/>
-          <w:szCs w:val="32"/>
-        </w:rPr>
-        <w:t>义务</w:t>
-      </w:r>
-      <w:r>
-        <w:rPr>
-          <w:rFonts w:hint="eastAsia" w:ascii="仿宋" w:hAnsi="仿宋" w:eastAsia="仿宋" w:cs="仿宋"/>
-          <w:b w:val="0"/>
-          <w:bCs w:val="0"/>
-          <w:color w:val="auto"/>
-          <w:sz w:val="32"/>
-          <w:szCs w:val="32"/>
-          <w:lang w:eastAsia="zh-CN"/>
-        </w:rPr>
-        <w:t>：</w:t>
-      </w:r>
-    </w:p>
-    <w:p>
-      <w:pPr>
-        <w:pStyle w:val="3"/>
-        <w:pageBreakBefore w:val="0"/>
-        <w:widowControl/>
-        <w:kinsoku/>
-        <w:wordWrap/>
-        <w:overflowPunct/>
-        <w:topLinePunct w:val="0"/>
-        <w:autoSpaceDE/>
-        <w:autoSpaceDN/>
-        <w:bidi w:val="0"/>
-        <w:adjustRightInd/>
-        <w:snapToGrid/>
-        <w:spacing w:before="0" w:after="0"/>
-        <w:ind w:firstLine="642" w:firstLineChars="200"/>
-        <w:jc w:val="both"/>
-        <w:textAlignment w:val="auto"/>
-        <w:rPr>
-          <w:rFonts w:hint="eastAsia" w:ascii="仿宋" w:hAnsi="仿宋" w:eastAsia="仿宋" w:cs="仿宋"/>
-          <w:b w:val="0"/>
-          <w:bCs w:val="0"/>
-          <w:color w:val="auto"/>
-          <w:sz w:val="32"/>
-          <w:szCs w:val="32"/>
-        </w:rPr>
-      </w:pPr>
-      <w:r>
-        <w:rPr>
-          <w:rFonts w:hint="eastAsia" w:ascii="仿宋" w:hAnsi="仿宋" w:eastAsia="仿宋" w:cs="仿宋"/>
-          <w:b w:val="0"/>
-          <w:bCs w:val="0"/>
-          <w:color w:val="auto"/>
-          <w:sz w:val="32"/>
-          <w:szCs w:val="32"/>
-        </w:rPr>
-        <w:t>（一） 遵守章程及协会管理制度；</w:t>
-      </w:r>
-    </w:p>
-    <w:p>
-      <w:pPr>
-        <w:pStyle w:val="3"/>
-        <w:pageBreakBefore w:val="0"/>
-        <w:widowControl/>
-        <w:kinsoku/>
-        <w:wordWrap/>
-        <w:overflowPunct/>
-        <w:topLinePunct w:val="0"/>
-        <w:autoSpaceDE/>
-        <w:autoSpaceDN/>
-        <w:bidi w:val="0"/>
-        <w:adjustRightInd/>
-        <w:snapToGrid/>
-        <w:spacing w:before="0" w:after="0"/>
-        <w:ind w:firstLine="642" w:firstLineChars="200"/>
-        <w:jc w:val="both"/>
-        <w:textAlignment w:val="auto"/>
-        <w:rPr>
-          <w:rFonts w:hint="eastAsia" w:ascii="仿宋" w:hAnsi="仿宋" w:eastAsia="仿宋" w:cs="仿宋"/>
-          <w:b w:val="0"/>
-          <w:bCs w:val="0"/>
-          <w:color w:val="auto"/>
-          <w:sz w:val="32"/>
-          <w:szCs w:val="32"/>
-        </w:rPr>
-      </w:pPr>
-      <w:r>
-        <w:rPr>
-          <w:rFonts w:hint="eastAsia" w:ascii="仿宋" w:hAnsi="仿宋" w:eastAsia="仿宋" w:cs="仿宋"/>
-          <w:b w:val="0"/>
-          <w:bCs w:val="0"/>
-          <w:color w:val="auto"/>
-          <w:sz w:val="32"/>
-          <w:szCs w:val="32"/>
-        </w:rPr>
-        <w:t>（二） 积极参与协会活动，履行相应职责；</w:t>
-      </w:r>
-    </w:p>
-    <w:p>
-      <w:pPr>
-        <w:pStyle w:val="3"/>
-        <w:pageBreakBefore w:val="0"/>
-        <w:widowControl/>
-        <w:kinsoku/>
-        <w:wordWrap/>
-        <w:overflowPunct/>
-        <w:topLinePunct w:val="0"/>
-        <w:autoSpaceDE/>
-        <w:autoSpaceDN/>
-        <w:bidi w:val="0"/>
-        <w:adjustRightInd/>
-        <w:snapToGrid/>
-        <w:spacing w:before="0" w:after="0"/>
-        <w:ind w:firstLine="642" w:firstLineChars="200"/>
-        <w:jc w:val="both"/>
-        <w:textAlignment w:val="auto"/>
-        <w:rPr>
-          <w:rFonts w:hint="eastAsia" w:ascii="仿宋" w:hAnsi="仿宋" w:eastAsia="仿宋" w:cs="仿宋"/>
-          <w:b w:val="0"/>
-          <w:bCs w:val="0"/>
-          <w:color w:val="auto"/>
-          <w:sz w:val="32"/>
-          <w:szCs w:val="32"/>
-        </w:rPr>
-      </w:pPr>
-      <w:r>
-        <w:rPr>
-          <w:rFonts w:hint="eastAsia" w:ascii="仿宋" w:hAnsi="仿宋" w:eastAsia="仿宋" w:cs="仿宋"/>
-          <w:b w:val="0"/>
-          <w:bCs w:val="0"/>
-          <w:color w:val="auto"/>
-          <w:sz w:val="32"/>
-          <w:szCs w:val="32"/>
-        </w:rPr>
-        <w:t>（三） 维护协会声誉与合法权益；</w:t>
-      </w:r>
-    </w:p>
-    <w:p>
-      <w:pPr>
-        <w:pStyle w:val="3"/>
-        <w:pageBreakBefore w:val="0"/>
-        <w:widowControl/>
-        <w:kinsoku/>
-        <w:wordWrap/>
-        <w:overflowPunct/>
-        <w:topLinePunct w:val="0"/>
-        <w:autoSpaceDE/>
-        <w:autoSpaceDN/>
-        <w:bidi w:val="0"/>
-        <w:adjustRightInd/>
-        <w:snapToGrid/>
-        <w:spacing w:before="0" w:after="0"/>
-        <w:ind w:firstLine="642" w:firstLineChars="200"/>
-        <w:jc w:val="both"/>
-        <w:textAlignment w:val="auto"/>
-        <w:rPr>
-          <w:rFonts w:hint="eastAsia" w:ascii="仿宋" w:hAnsi="仿宋" w:eastAsia="仿宋" w:cs="仿宋"/>
-          <w:b w:val="0"/>
-          <w:bCs w:val="0"/>
-          <w:color w:val="auto"/>
-          <w:sz w:val="32"/>
-          <w:szCs w:val="32"/>
-        </w:rPr>
-      </w:pPr>
-      <w:r>
-        <w:rPr>
-          <w:rFonts w:hint="eastAsia" w:ascii="仿宋" w:hAnsi="仿宋" w:eastAsia="仿宋" w:cs="仿宋"/>
-          <w:b w:val="0"/>
-          <w:bCs w:val="0"/>
-          <w:color w:val="auto"/>
-          <w:sz w:val="32"/>
-          <w:szCs w:val="32"/>
-        </w:rPr>
-        <w:t>（四） 接受协会的定期注册。</w:t>
-      </w:r>
-    </w:p>
-    <w:p>
-      <w:pPr>
-        <w:pStyle w:val="3"/>
-        <w:pageBreakBefore w:val="0"/>
-        <w:widowControl/>
-        <w:kinsoku/>
-        <w:wordWrap/>
-        <w:overflowPunct/>
-        <w:topLinePunct w:val="0"/>
-        <w:autoSpaceDE/>
-        <w:autoSpaceDN/>
-        <w:bidi w:val="0"/>
-        <w:adjustRightInd/>
-        <w:snapToGrid/>
-        <w:spacing w:before="0" w:after="0"/>
-        <w:ind w:firstLine="642" w:firstLineChars="200"/>
-        <w:jc w:val="both"/>
-        <w:textAlignment w:val="auto"/>
-        <w:rPr>
-          <w:rFonts w:hint="eastAsia" w:ascii="仿宋" w:hAnsi="仿宋" w:eastAsia="仿宋" w:cs="仿宋"/>
-          <w:b w:val="0"/>
-          <w:bCs w:val="0"/>
-          <w:color w:val="auto"/>
-          <w:sz w:val="32"/>
-          <w:szCs w:val="32"/>
-          <w:lang w:eastAsia="zh-CN"/>
-        </w:rPr>
-      </w:pPr>
-      <w:r>
-        <w:rPr>
-          <w:rFonts w:hint="eastAsia" w:ascii="仿宋" w:hAnsi="仿宋" w:eastAsia="仿宋" w:cs="仿宋"/>
-          <w:b w:val="0"/>
-          <w:bCs w:val="0"/>
-          <w:color w:val="auto"/>
-          <w:sz w:val="32"/>
-          <w:szCs w:val="32"/>
-        </w:rPr>
-        <w:t>第十</w:t>
-      </w:r>
-      <w:r>
-        <w:rPr>
-          <w:rFonts w:hint="eastAsia" w:ascii="仿宋" w:hAnsi="仿宋" w:eastAsia="仿宋" w:cs="仿宋"/>
-          <w:b w:val="0"/>
-          <w:bCs w:val="0"/>
-          <w:color w:val="auto"/>
-          <w:sz w:val="32"/>
-          <w:szCs w:val="32"/>
-          <w:lang w:eastAsia="zh-CN"/>
-        </w:rPr>
-        <w:t>五</w:t>
-      </w:r>
-      <w:r>
-        <w:rPr>
-          <w:rFonts w:hint="eastAsia" w:ascii="仿宋" w:hAnsi="仿宋" w:eastAsia="仿宋" w:cs="仿宋"/>
-          <w:b w:val="0"/>
-          <w:bCs w:val="0"/>
-          <w:color w:val="auto"/>
-          <w:sz w:val="32"/>
-          <w:szCs w:val="32"/>
-        </w:rPr>
-        <w:t>条</w:t>
-      </w:r>
-      <w:r>
-        <w:rPr>
-          <w:rFonts w:hint="eastAsia" w:ascii="仿宋" w:hAnsi="仿宋" w:eastAsia="仿宋" w:cs="仿宋"/>
-          <w:b w:val="0"/>
-          <w:bCs w:val="0"/>
-          <w:color w:val="auto"/>
-          <w:sz w:val="32"/>
-          <w:szCs w:val="32"/>
-          <w:lang w:val="en-US" w:eastAsia="zh-CN"/>
-        </w:rPr>
-        <w:t xml:space="preserve"> </w:t>
-      </w:r>
-      <w:r>
-        <w:rPr>
-          <w:rFonts w:hint="eastAsia" w:ascii="仿宋" w:hAnsi="仿宋" w:eastAsia="仿宋" w:cs="仿宋"/>
-          <w:b w:val="0"/>
-          <w:bCs w:val="0"/>
-          <w:color w:val="auto"/>
-          <w:sz w:val="32"/>
-          <w:szCs w:val="32"/>
-        </w:rPr>
-        <w:t>活跃会员</w:t>
-      </w:r>
-      <w:r>
-        <w:rPr>
-          <w:rFonts w:hint="eastAsia" w:ascii="仿宋" w:hAnsi="仿宋" w:eastAsia="仿宋" w:cs="仿宋"/>
-          <w:b w:val="0"/>
-          <w:bCs w:val="0"/>
-          <w:color w:val="auto"/>
-          <w:sz w:val="32"/>
-          <w:szCs w:val="32"/>
-          <w:lang w:eastAsia="zh-CN"/>
-        </w:rPr>
-        <w:t>的</w:t>
-      </w:r>
-      <w:r>
-        <w:rPr>
-          <w:rFonts w:hint="eastAsia" w:ascii="仿宋" w:hAnsi="仿宋" w:eastAsia="仿宋" w:cs="仿宋"/>
-          <w:b w:val="0"/>
-          <w:bCs w:val="0"/>
-          <w:color w:val="auto"/>
-          <w:sz w:val="32"/>
-          <w:szCs w:val="32"/>
-        </w:rPr>
-        <w:t>认定</w:t>
-      </w:r>
-      <w:r>
-        <w:rPr>
-          <w:rFonts w:hint="eastAsia" w:ascii="仿宋" w:hAnsi="仿宋" w:eastAsia="仿宋" w:cs="仿宋"/>
-          <w:b w:val="0"/>
-          <w:bCs w:val="0"/>
-          <w:color w:val="auto"/>
-          <w:sz w:val="32"/>
-          <w:szCs w:val="32"/>
-          <w:lang w:eastAsia="zh-CN"/>
-        </w:rPr>
-        <w:t>标准是：</w:t>
-      </w:r>
-    </w:p>
-    <w:p>
-      <w:pPr>
-        <w:pStyle w:val="3"/>
-        <w:pageBreakBefore w:val="0"/>
-        <w:widowControl/>
-        <w:kinsoku/>
-        <w:wordWrap/>
-        <w:overflowPunct/>
-        <w:topLinePunct w:val="0"/>
-        <w:autoSpaceDE/>
-        <w:autoSpaceDN/>
-        <w:bidi w:val="0"/>
-        <w:adjustRightInd/>
-        <w:snapToGrid/>
-        <w:spacing w:before="0" w:after="0"/>
-        <w:ind w:firstLine="642" w:firstLineChars="200"/>
-        <w:jc w:val="both"/>
-        <w:textAlignment w:val="auto"/>
-        <w:rPr>
-          <w:rFonts w:hint="eastAsia" w:ascii="仿宋" w:hAnsi="仿宋" w:eastAsia="仿宋" w:cs="仿宋"/>
-          <w:b w:val="0"/>
-          <w:bCs w:val="0"/>
-          <w:color w:val="auto"/>
-          <w:sz w:val="32"/>
-          <w:szCs w:val="32"/>
-          <w:lang w:eastAsia="zh-CN"/>
-        </w:rPr>
-      </w:pPr>
-      <w:r>
-        <w:rPr>
-          <w:rFonts w:hint="eastAsia" w:ascii="仿宋" w:hAnsi="仿宋" w:eastAsia="仿宋" w:cs="仿宋"/>
-          <w:b w:val="0"/>
-          <w:bCs w:val="0"/>
-          <w:color w:val="auto"/>
-          <w:sz w:val="32"/>
-          <w:szCs w:val="32"/>
+        <w:t xml:space="preserve"> 活跃会员大会行使下列职权：</w:t>
+      </w:r>
+    </w:p>
+    <w:p>
+      <w:pPr>
+        <w:pStyle w:val="3"/>
+        <w:pageBreakBefore w:val="0"/>
+        <w:widowControl/>
+        <w:kinsoku/>
+        <w:wordWrap/>
+        <w:overflowPunct/>
+        <w:topLinePunct w:val="0"/>
+        <w:autoSpaceDE/>
+        <w:autoSpaceDN/>
+        <w:bidi w:val="0"/>
+        <w:adjustRightInd/>
+        <w:snapToGrid/>
+        <w:spacing w:before="0" w:after="0"/>
+        <w:ind w:firstLine="642" w:firstLineChars="200"/>
+        <w:jc w:val="both"/>
+        <w:textAlignment w:val="auto"/>
+        <w:rPr>
+          <w:rFonts w:hint="eastAsia" w:ascii="仿宋" w:hAnsi="仿宋" w:eastAsia="仿宋" w:cs="仿宋"/>
+          <w:b w:val="0"/>
+          <w:bCs w:val="0"/>
+          <w:color w:val="auto"/>
+          <w:sz w:val="32"/>
+          <w:szCs w:val="32"/>
+        </w:rPr>
+      </w:pPr>
+      <w:r>
+        <w:rPr>
+          <w:rFonts w:hint="eastAsia" w:ascii="仿宋" w:hAnsi="仿宋" w:eastAsia="仿宋" w:cs="仿宋"/>
+          <w:b w:val="0"/>
+          <w:bCs w:val="0"/>
+          <w:color w:val="auto"/>
+          <w:sz w:val="32"/>
+          <w:szCs w:val="32"/>
+          <w:lang w:eastAsia="zh-CN"/>
         </w:rPr>
         <w:t>（一）</w:t>
       </w:r>
@@ -2129,859 +2816,184 @@
           <w:color w:val="auto"/>
           <w:sz w:val="32"/>
           <w:szCs w:val="32"/>
-          <w:lang w:eastAsia="zh-CN"/>
-        </w:rPr>
-        <w:t>上一学期以及本学期</w:t>
-      </w:r>
-      <w:r>
-        <w:rPr>
-          <w:rFonts w:hint="eastAsia" w:ascii="仿宋" w:hAnsi="仿宋" w:eastAsia="仿宋" w:cs="仿宋"/>
-          <w:b w:val="0"/>
-          <w:bCs w:val="0"/>
-          <w:color w:val="auto"/>
-          <w:sz w:val="32"/>
-          <w:szCs w:val="32"/>
-        </w:rPr>
-        <w:t>内参与协会正式活动次数占比大于等于25%者、</w:t>
-      </w:r>
-      <w:r>
-        <w:rPr>
-          <w:rFonts w:hint="eastAsia" w:ascii="仿宋" w:hAnsi="仿宋" w:eastAsia="仿宋" w:cs="仿宋"/>
-          <w:b w:val="0"/>
-          <w:bCs w:val="0"/>
-          <w:color w:val="auto"/>
-          <w:sz w:val="32"/>
-          <w:szCs w:val="32"/>
-          <w:lang w:eastAsia="zh-CN"/>
-        </w:rPr>
-        <w:t>上一学期以及本学期</w:t>
-      </w:r>
-      <w:r>
-        <w:rPr>
-          <w:rFonts w:hint="eastAsia" w:ascii="仿宋" w:hAnsi="仿宋" w:eastAsia="仿宋" w:cs="仿宋"/>
-          <w:b w:val="0"/>
-          <w:bCs w:val="0"/>
-          <w:color w:val="auto"/>
-          <w:sz w:val="32"/>
-          <w:szCs w:val="32"/>
-        </w:rPr>
-        <w:t>内参与为期长于一个月的长期活动一次以上者和</w:t>
-      </w:r>
-      <w:r>
-        <w:rPr>
-          <w:rFonts w:hint="eastAsia" w:ascii="仿宋" w:hAnsi="仿宋" w:eastAsia="仿宋" w:cs="仿宋"/>
-          <w:b w:val="0"/>
-          <w:bCs w:val="0"/>
-          <w:color w:val="auto"/>
-          <w:sz w:val="32"/>
-          <w:szCs w:val="32"/>
-          <w:lang w:eastAsia="zh-CN"/>
-        </w:rPr>
-        <w:t>上一学期以及本学期内</w:t>
-      </w:r>
-      <w:r>
-        <w:rPr>
-          <w:rFonts w:hint="eastAsia" w:ascii="仿宋" w:hAnsi="仿宋" w:eastAsia="仿宋" w:cs="仿宋"/>
-          <w:b w:val="0"/>
-          <w:bCs w:val="0"/>
-          <w:color w:val="auto"/>
-          <w:sz w:val="32"/>
-          <w:szCs w:val="32"/>
-        </w:rPr>
-        <w:t>继续参与</w:t>
-      </w:r>
-      <w:r>
-        <w:rPr>
-          <w:rFonts w:hint="eastAsia" w:ascii="仿宋" w:hAnsi="仿宋" w:eastAsia="仿宋" w:cs="仿宋"/>
-          <w:b w:val="0"/>
-          <w:bCs w:val="0"/>
-          <w:color w:val="auto"/>
-          <w:sz w:val="32"/>
-          <w:szCs w:val="32"/>
-          <w:lang w:eastAsia="zh-CN"/>
-        </w:rPr>
-        <w:t>上一学期</w:t>
-      </w:r>
-      <w:r>
-        <w:rPr>
-          <w:rFonts w:hint="eastAsia" w:ascii="仿宋" w:hAnsi="仿宋" w:eastAsia="仿宋" w:cs="仿宋"/>
-          <w:b w:val="0"/>
-          <w:bCs w:val="0"/>
-          <w:color w:val="auto"/>
-          <w:sz w:val="32"/>
-          <w:szCs w:val="32"/>
-        </w:rPr>
-        <w:t>前开启的活动者，为活跃会员</w:t>
-      </w:r>
-      <w:r>
-        <w:rPr>
-          <w:rFonts w:hint="eastAsia" w:ascii="仿宋" w:hAnsi="仿宋" w:eastAsia="仿宋" w:cs="仿宋"/>
-          <w:b w:val="0"/>
-          <w:bCs w:val="0"/>
-          <w:color w:val="auto"/>
-          <w:sz w:val="32"/>
-          <w:szCs w:val="32"/>
-          <w:lang w:eastAsia="zh-CN"/>
+        </w:rPr>
+        <w:t>决定协会发展规划及重大事项；</w:t>
+      </w:r>
+    </w:p>
+    <w:p>
+      <w:pPr>
+        <w:pStyle w:val="3"/>
+        <w:pageBreakBefore w:val="0"/>
+        <w:widowControl/>
+        <w:kinsoku/>
+        <w:wordWrap/>
+        <w:overflowPunct/>
+        <w:topLinePunct w:val="0"/>
+        <w:autoSpaceDE/>
+        <w:autoSpaceDN/>
+        <w:bidi w:val="0"/>
+        <w:adjustRightInd/>
+        <w:snapToGrid/>
+        <w:spacing w:before="0" w:after="0"/>
+        <w:ind w:firstLine="642" w:firstLineChars="200"/>
+        <w:jc w:val="both"/>
+        <w:textAlignment w:val="auto"/>
+        <w:rPr>
+          <w:rFonts w:hint="eastAsia" w:ascii="仿宋" w:hAnsi="仿宋" w:eastAsia="仿宋" w:cs="仿宋"/>
+          <w:b w:val="0"/>
+          <w:bCs w:val="0"/>
+          <w:color w:val="auto"/>
+          <w:sz w:val="32"/>
+          <w:szCs w:val="32"/>
+        </w:rPr>
+      </w:pPr>
+      <w:r>
+        <w:rPr>
+          <w:rFonts w:hint="eastAsia" w:ascii="仿宋" w:hAnsi="仿宋" w:eastAsia="仿宋" w:cs="仿宋"/>
+          <w:b w:val="0"/>
+          <w:bCs w:val="0"/>
+          <w:color w:val="auto"/>
+          <w:sz w:val="32"/>
+          <w:szCs w:val="32"/>
+          <w:lang w:eastAsia="zh-CN"/>
+        </w:rPr>
+        <w:t>（二）</w:t>
+      </w:r>
+      <w:r>
+        <w:rPr>
+          <w:rFonts w:hint="eastAsia" w:ascii="仿宋" w:hAnsi="仿宋" w:eastAsia="仿宋" w:cs="仿宋"/>
+          <w:b w:val="0"/>
+          <w:bCs w:val="0"/>
+          <w:color w:val="auto"/>
+          <w:sz w:val="32"/>
+          <w:szCs w:val="32"/>
+        </w:rPr>
+        <w:t>审查和批准协会预算（含开放原子基金会支持积分）；</w:t>
+      </w:r>
+    </w:p>
+    <w:p>
+      <w:pPr>
+        <w:pStyle w:val="3"/>
+        <w:pageBreakBefore w:val="0"/>
+        <w:widowControl/>
+        <w:kinsoku/>
+        <w:wordWrap/>
+        <w:overflowPunct/>
+        <w:topLinePunct w:val="0"/>
+        <w:autoSpaceDE/>
+        <w:autoSpaceDN/>
+        <w:bidi w:val="0"/>
+        <w:adjustRightInd/>
+        <w:snapToGrid/>
+        <w:spacing w:before="0" w:after="0"/>
+        <w:ind w:firstLine="642" w:firstLineChars="200"/>
+        <w:jc w:val="both"/>
+        <w:textAlignment w:val="auto"/>
+        <w:rPr>
+          <w:rFonts w:hint="eastAsia" w:ascii="仿宋" w:hAnsi="仿宋" w:eastAsia="仿宋" w:cs="仿宋"/>
+          <w:b w:val="0"/>
+          <w:bCs w:val="0"/>
+          <w:color w:val="auto"/>
+          <w:sz w:val="32"/>
+          <w:szCs w:val="32"/>
+        </w:rPr>
+      </w:pPr>
+      <w:r>
+        <w:rPr>
+          <w:rFonts w:hint="eastAsia" w:ascii="仿宋" w:hAnsi="仿宋" w:eastAsia="仿宋" w:cs="仿宋"/>
+          <w:b w:val="0"/>
+          <w:bCs w:val="0"/>
+          <w:color w:val="auto"/>
+          <w:sz w:val="32"/>
+          <w:szCs w:val="32"/>
+          <w:lang w:eastAsia="zh-CN"/>
+        </w:rPr>
+        <w:t>（三）</w:t>
+      </w:r>
+      <w:r>
+        <w:rPr>
+          <w:rFonts w:hint="eastAsia" w:ascii="仿宋" w:hAnsi="仿宋" w:eastAsia="仿宋" w:cs="仿宋"/>
+          <w:b w:val="0"/>
+          <w:bCs w:val="0"/>
+          <w:color w:val="auto"/>
+          <w:sz w:val="32"/>
+          <w:szCs w:val="32"/>
+        </w:rPr>
+        <w:t>经三分之二以上活跃会员出席，并经出席的活跃会员的三分之二以上多数赞成，可修改本章程、开除会员；</w:t>
+      </w:r>
+    </w:p>
+    <w:p>
+      <w:pPr>
+        <w:pStyle w:val="3"/>
+        <w:pageBreakBefore w:val="0"/>
+        <w:widowControl/>
+        <w:kinsoku/>
+        <w:wordWrap/>
+        <w:overflowPunct/>
+        <w:topLinePunct w:val="0"/>
+        <w:autoSpaceDE/>
+        <w:autoSpaceDN/>
+        <w:bidi w:val="0"/>
+        <w:adjustRightInd/>
+        <w:snapToGrid/>
+        <w:spacing w:before="0" w:after="0"/>
+        <w:ind w:firstLine="642" w:firstLineChars="200"/>
+        <w:jc w:val="both"/>
+        <w:textAlignment w:val="auto"/>
+        <w:rPr>
+          <w:rFonts w:hint="eastAsia" w:ascii="仿宋" w:hAnsi="仿宋" w:eastAsia="仿宋" w:cs="仿宋"/>
+          <w:b w:val="0"/>
+          <w:bCs w:val="0"/>
+          <w:color w:val="auto"/>
+          <w:sz w:val="32"/>
+          <w:szCs w:val="32"/>
+        </w:rPr>
+      </w:pPr>
+      <w:r>
+        <w:rPr>
+          <w:rFonts w:hint="eastAsia" w:ascii="仿宋" w:hAnsi="仿宋" w:eastAsia="仿宋" w:cs="仿宋"/>
+          <w:b w:val="0"/>
+          <w:bCs w:val="0"/>
+          <w:color w:val="auto"/>
+          <w:sz w:val="32"/>
+          <w:szCs w:val="32"/>
+          <w:lang w:eastAsia="zh-CN"/>
+        </w:rPr>
+        <w:t>（四）选举</w:t>
+      </w:r>
+      <w:r>
+        <w:rPr>
+          <w:rFonts w:hint="eastAsia" w:ascii="仿宋" w:hAnsi="仿宋" w:eastAsia="仿宋" w:cs="仿宋"/>
+          <w:b w:val="0"/>
+          <w:bCs w:val="0"/>
+          <w:color w:val="auto"/>
+          <w:sz w:val="32"/>
+          <w:szCs w:val="32"/>
+        </w:rPr>
+        <w:t>主席团</w:t>
+      </w:r>
+      <w:r>
+        <w:rPr>
+          <w:rFonts w:hint="eastAsia" w:ascii="仿宋" w:hAnsi="仿宋" w:eastAsia="仿宋" w:cs="仿宋"/>
+          <w:b w:val="0"/>
+          <w:bCs w:val="0"/>
+          <w:color w:val="auto"/>
+          <w:sz w:val="32"/>
+          <w:szCs w:val="32"/>
+          <w:lang w:eastAsia="zh-CN"/>
+        </w:rPr>
+        <w:t>候选人</w:t>
+      </w:r>
+      <w:r>
+        <w:rPr>
+          <w:rFonts w:hint="eastAsia" w:ascii="仿宋" w:hAnsi="仿宋" w:eastAsia="仿宋" w:cs="仿宋"/>
+          <w:b w:val="0"/>
+          <w:bCs w:val="0"/>
+          <w:color w:val="auto"/>
+          <w:sz w:val="32"/>
+          <w:szCs w:val="32"/>
         </w:rPr>
         <w:t>；</w:t>
-      </w:r>
-    </w:p>
-    <w:p>
-      <w:pPr>
-        <w:pStyle w:val="3"/>
-        <w:pageBreakBefore w:val="0"/>
-        <w:widowControl/>
-        <w:kinsoku/>
-        <w:wordWrap/>
-        <w:overflowPunct/>
-        <w:topLinePunct w:val="0"/>
-        <w:autoSpaceDE/>
-        <w:autoSpaceDN/>
-        <w:bidi w:val="0"/>
-        <w:adjustRightInd/>
-        <w:snapToGrid/>
-        <w:spacing w:before="0" w:after="0"/>
-        <w:ind w:firstLine="642" w:firstLineChars="200"/>
-        <w:jc w:val="both"/>
-        <w:textAlignment w:val="auto"/>
-        <w:rPr>
-          <w:rFonts w:hint="eastAsia" w:ascii="仿宋" w:hAnsi="仿宋" w:eastAsia="仿宋" w:cs="仿宋"/>
-          <w:b w:val="0"/>
-          <w:bCs w:val="0"/>
-          <w:color w:val="auto"/>
-          <w:sz w:val="32"/>
-          <w:szCs w:val="32"/>
-          <w:lang w:eastAsia="zh-CN"/>
-        </w:rPr>
-      </w:pPr>
-      <w:r>
-        <w:rPr>
-          <w:rFonts w:hint="eastAsia" w:ascii="仿宋" w:hAnsi="仿宋" w:eastAsia="仿宋" w:cs="仿宋"/>
-          <w:b w:val="0"/>
-          <w:bCs w:val="0"/>
-          <w:color w:val="auto"/>
-          <w:sz w:val="32"/>
-          <w:szCs w:val="32"/>
-        </w:rPr>
-        <w:t>（二）新加入未满</w:t>
-      </w:r>
-      <w:r>
-        <w:rPr>
-          <w:rFonts w:hint="eastAsia" w:ascii="仿宋" w:hAnsi="仿宋" w:eastAsia="仿宋" w:cs="仿宋"/>
-          <w:b w:val="0"/>
-          <w:bCs w:val="0"/>
-          <w:color w:val="auto"/>
-          <w:sz w:val="32"/>
-          <w:szCs w:val="32"/>
-          <w:lang w:eastAsia="zh-CN"/>
-        </w:rPr>
-        <w:t>一学期</w:t>
-      </w:r>
-      <w:r>
-        <w:rPr>
-          <w:rFonts w:hint="eastAsia" w:ascii="仿宋" w:hAnsi="仿宋" w:eastAsia="仿宋" w:cs="仿宋"/>
-          <w:b w:val="0"/>
-          <w:bCs w:val="0"/>
-          <w:color w:val="auto"/>
-          <w:sz w:val="32"/>
-          <w:szCs w:val="32"/>
-        </w:rPr>
-        <w:t>但已满30日的会员，加入后参与协会正式活动次数占比大于等于25%的、加入后参与为期长于一个月的长期活动一次以上的为活跃会员</w:t>
-      </w:r>
-      <w:r>
-        <w:rPr>
-          <w:rFonts w:hint="eastAsia" w:ascii="仿宋" w:hAnsi="仿宋" w:eastAsia="仿宋" w:cs="仿宋"/>
-          <w:b w:val="0"/>
-          <w:bCs w:val="0"/>
-          <w:color w:val="auto"/>
-          <w:sz w:val="32"/>
-          <w:szCs w:val="32"/>
-          <w:lang w:eastAsia="zh-CN"/>
-        </w:rPr>
-        <w:t>；</w:t>
-      </w:r>
-    </w:p>
-    <w:p>
-      <w:pPr>
-        <w:pStyle w:val="3"/>
-        <w:pageBreakBefore w:val="0"/>
-        <w:widowControl/>
-        <w:kinsoku/>
-        <w:wordWrap/>
-        <w:overflowPunct/>
-        <w:topLinePunct w:val="0"/>
-        <w:autoSpaceDE/>
-        <w:autoSpaceDN/>
-        <w:bidi w:val="0"/>
-        <w:adjustRightInd/>
-        <w:snapToGrid/>
-        <w:spacing w:before="0" w:after="0"/>
-        <w:ind w:firstLine="642" w:firstLineChars="200"/>
-        <w:jc w:val="both"/>
-        <w:textAlignment w:val="auto"/>
-        <w:rPr>
-          <w:rFonts w:hint="eastAsia" w:ascii="仿宋" w:hAnsi="仿宋" w:eastAsia="仿宋" w:cs="仿宋"/>
-          <w:b w:val="0"/>
-          <w:bCs w:val="0"/>
-          <w:color w:val="auto"/>
-          <w:sz w:val="32"/>
-          <w:szCs w:val="32"/>
-          <w:lang w:eastAsia="zh-CN"/>
-        </w:rPr>
-      </w:pPr>
-      <w:r>
-        <w:rPr>
-          <w:rFonts w:hint="eastAsia" w:ascii="仿宋" w:hAnsi="仿宋" w:eastAsia="仿宋" w:cs="仿宋"/>
-          <w:b w:val="0"/>
-          <w:bCs w:val="0"/>
-          <w:color w:val="auto"/>
-          <w:sz w:val="32"/>
-          <w:szCs w:val="32"/>
-        </w:rPr>
-        <w:t>（三）新加入未满 30 日的会员，不认定为活跃会员</w:t>
-      </w:r>
-      <w:r>
-        <w:rPr>
-          <w:rFonts w:hint="eastAsia" w:ascii="仿宋" w:hAnsi="仿宋" w:eastAsia="仿宋" w:cs="仿宋"/>
-          <w:b w:val="0"/>
-          <w:bCs w:val="0"/>
-          <w:color w:val="auto"/>
-          <w:sz w:val="32"/>
-          <w:szCs w:val="32"/>
-          <w:lang w:eastAsia="zh-CN"/>
-        </w:rPr>
-        <w:t>；</w:t>
-      </w:r>
-    </w:p>
-    <w:p>
-      <w:pPr>
-        <w:pStyle w:val="3"/>
-        <w:pageBreakBefore w:val="0"/>
-        <w:widowControl/>
-        <w:kinsoku/>
-        <w:wordWrap/>
-        <w:overflowPunct/>
-        <w:topLinePunct w:val="0"/>
-        <w:autoSpaceDE/>
-        <w:autoSpaceDN/>
-        <w:bidi w:val="0"/>
-        <w:adjustRightInd/>
-        <w:snapToGrid/>
-        <w:spacing w:before="0" w:after="0"/>
-        <w:ind w:firstLine="642" w:firstLineChars="200"/>
-        <w:jc w:val="both"/>
-        <w:textAlignment w:val="auto"/>
-        <w:rPr>
-          <w:rFonts w:hint="eastAsia" w:ascii="仿宋" w:hAnsi="仿宋" w:eastAsia="仿宋" w:cs="仿宋"/>
-          <w:b w:val="0"/>
-          <w:bCs w:val="0"/>
-          <w:color w:val="auto"/>
-          <w:sz w:val="32"/>
-          <w:szCs w:val="32"/>
-          <w:lang w:eastAsia="zh-CN"/>
-        </w:rPr>
-      </w:pPr>
-      <w:r>
-        <w:rPr>
-          <w:rFonts w:hint="eastAsia" w:ascii="仿宋" w:hAnsi="仿宋" w:eastAsia="仿宋" w:cs="仿宋"/>
-          <w:b w:val="0"/>
-          <w:bCs w:val="0"/>
-          <w:color w:val="auto"/>
-          <w:sz w:val="32"/>
-          <w:szCs w:val="32"/>
-        </w:rPr>
-        <w:t>（四）本协会的创始会员， 自动成为活跃会员，且不受前款所述对于新加入会员的限制；但在本协会第一次注册前参加活动少于二次者除外</w:t>
-      </w:r>
-      <w:r>
-        <w:rPr>
-          <w:rFonts w:hint="eastAsia" w:ascii="仿宋" w:hAnsi="仿宋" w:eastAsia="仿宋" w:cs="仿宋"/>
-          <w:b w:val="0"/>
-          <w:bCs w:val="0"/>
-          <w:color w:val="auto"/>
-          <w:sz w:val="32"/>
-          <w:szCs w:val="32"/>
-          <w:lang w:eastAsia="zh-CN"/>
-        </w:rPr>
-        <w:t>；</w:t>
-      </w:r>
-    </w:p>
-    <w:p>
-      <w:pPr>
-        <w:pStyle w:val="3"/>
-        <w:pageBreakBefore w:val="0"/>
-        <w:widowControl/>
-        <w:kinsoku/>
-        <w:wordWrap/>
-        <w:overflowPunct/>
-        <w:topLinePunct w:val="0"/>
-        <w:autoSpaceDE/>
-        <w:autoSpaceDN/>
-        <w:bidi w:val="0"/>
-        <w:adjustRightInd/>
-        <w:snapToGrid/>
-        <w:spacing w:before="0" w:after="0"/>
-        <w:ind w:firstLine="642" w:firstLineChars="200"/>
-        <w:jc w:val="both"/>
-        <w:textAlignment w:val="auto"/>
-        <w:rPr>
-          <w:rFonts w:hint="eastAsia" w:ascii="仿宋" w:hAnsi="仿宋" w:eastAsia="仿宋" w:cs="仿宋"/>
-          <w:b w:val="0"/>
-          <w:bCs w:val="0"/>
-          <w:color w:val="auto"/>
-          <w:sz w:val="32"/>
-          <w:szCs w:val="32"/>
-          <w:lang w:eastAsia="zh-CN"/>
-        </w:rPr>
-      </w:pPr>
-      <w:r>
-        <w:rPr>
-          <w:rFonts w:hint="eastAsia" w:ascii="仿宋" w:hAnsi="仿宋" w:eastAsia="仿宋" w:cs="仿宋"/>
-          <w:b w:val="0"/>
-          <w:bCs w:val="0"/>
-          <w:color w:val="auto"/>
-          <w:sz w:val="32"/>
-          <w:szCs w:val="32"/>
-        </w:rPr>
-        <w:t>（五）活跃会员在过去</w:t>
-      </w:r>
-      <w:r>
-        <w:rPr>
-          <w:rFonts w:hint="eastAsia" w:ascii="仿宋" w:hAnsi="仿宋" w:eastAsia="仿宋" w:cs="仿宋"/>
-          <w:b w:val="0"/>
-          <w:bCs w:val="0"/>
-          <w:color w:val="auto"/>
-          <w:sz w:val="32"/>
-          <w:szCs w:val="32"/>
-          <w:lang w:eastAsia="zh-CN"/>
-        </w:rPr>
-        <w:t>一学期及本学期累计</w:t>
-      </w:r>
-      <w:r>
-        <w:rPr>
-          <w:rFonts w:hint="eastAsia" w:ascii="仿宋" w:hAnsi="仿宋" w:eastAsia="仿宋" w:cs="仿宋"/>
-          <w:b w:val="0"/>
-          <w:bCs w:val="0"/>
-          <w:color w:val="auto"/>
-          <w:sz w:val="32"/>
-          <w:szCs w:val="32"/>
-        </w:rPr>
-        <w:t>参与活动比例低于25%且未参与为期长于一个月的长期活动一次以上的，其活跃会员资格自然丧失</w:t>
-      </w:r>
-      <w:r>
-        <w:rPr>
-          <w:rFonts w:hint="eastAsia" w:ascii="仿宋" w:hAnsi="仿宋" w:eastAsia="仿宋" w:cs="仿宋"/>
-          <w:b w:val="0"/>
-          <w:bCs w:val="0"/>
-          <w:color w:val="auto"/>
-          <w:sz w:val="32"/>
-          <w:szCs w:val="32"/>
-          <w:lang w:eastAsia="zh-CN"/>
-        </w:rPr>
-        <w:t>；</w:t>
-      </w:r>
-    </w:p>
-    <w:p>
-      <w:pPr>
-        <w:pStyle w:val="3"/>
-        <w:pageBreakBefore w:val="0"/>
-        <w:widowControl/>
-        <w:kinsoku/>
-        <w:wordWrap/>
-        <w:overflowPunct/>
-        <w:topLinePunct w:val="0"/>
-        <w:autoSpaceDE/>
-        <w:autoSpaceDN/>
-        <w:bidi w:val="0"/>
-        <w:adjustRightInd/>
-        <w:snapToGrid/>
-        <w:spacing w:before="0" w:after="0"/>
-        <w:ind w:firstLine="642" w:firstLineChars="200"/>
-        <w:jc w:val="both"/>
-        <w:textAlignment w:val="auto"/>
-        <w:rPr>
-          <w:rFonts w:hint="eastAsia" w:ascii="仿宋" w:hAnsi="仿宋" w:eastAsia="仿宋" w:cs="仿宋"/>
-          <w:b w:val="0"/>
-          <w:bCs w:val="0"/>
-          <w:color w:val="auto"/>
-          <w:sz w:val="32"/>
-          <w:szCs w:val="32"/>
-          <w:lang w:eastAsia="zh-CN"/>
-        </w:rPr>
-      </w:pPr>
-      <w:r>
-        <w:rPr>
-          <w:rFonts w:hint="eastAsia" w:ascii="仿宋" w:hAnsi="仿宋" w:eastAsia="仿宋" w:cs="仿宋"/>
-          <w:b w:val="0"/>
-          <w:bCs w:val="0"/>
-          <w:color w:val="auto"/>
-          <w:sz w:val="32"/>
-          <w:szCs w:val="32"/>
-        </w:rPr>
-        <w:t>（六） 活跃会员资格每</w:t>
-      </w:r>
-      <w:r>
-        <w:rPr>
-          <w:rFonts w:hint="eastAsia" w:ascii="仿宋" w:hAnsi="仿宋" w:eastAsia="仿宋" w:cs="仿宋"/>
-          <w:b w:val="0"/>
-          <w:bCs w:val="0"/>
-          <w:color w:val="auto"/>
-          <w:sz w:val="32"/>
-          <w:szCs w:val="32"/>
-          <w:lang w:eastAsia="zh-CN"/>
-        </w:rPr>
-        <w:t>学期</w:t>
-      </w:r>
-      <w:r>
-        <w:rPr>
-          <w:rFonts w:hint="eastAsia" w:ascii="仿宋" w:hAnsi="仿宋" w:eastAsia="仿宋" w:cs="仿宋"/>
-          <w:b w:val="0"/>
-          <w:bCs w:val="0"/>
-          <w:color w:val="auto"/>
-          <w:sz w:val="32"/>
-          <w:szCs w:val="32"/>
-        </w:rPr>
-        <w:t>认定一次，名单由主席团公告。只有活跃会员可以出席活跃会员大会并行使表决权，非活跃会员可以自愿列席。</w:t>
-      </w:r>
-      <w:r>
-        <w:rPr>
-          <w:rFonts w:hint="eastAsia" w:ascii="仿宋" w:hAnsi="仿宋" w:eastAsia="仿宋" w:cs="仿宋"/>
-          <w:b w:val="0"/>
-          <w:bCs w:val="0"/>
-          <w:color w:val="auto"/>
-          <w:sz w:val="32"/>
-          <w:szCs w:val="32"/>
-          <w:lang w:eastAsia="zh-CN"/>
-        </w:rPr>
-        <w:t>在学期当中出现新的符合活跃会员条件的会员，经主席团公告，成为活跃会员。</w:t>
-      </w:r>
-    </w:p>
-    <w:bookmarkEnd w:id="2"/>
-    <w:p>
-      <w:pPr>
-        <w:pStyle w:val="2"/>
-        <w:pageBreakBefore w:val="0"/>
-        <w:widowControl/>
-        <w:kinsoku/>
-        <w:wordWrap/>
-        <w:overflowPunct/>
-        <w:topLinePunct w:val="0"/>
-        <w:autoSpaceDE/>
-        <w:autoSpaceDN/>
-        <w:bidi w:val="0"/>
-        <w:adjustRightInd/>
-        <w:snapToGrid/>
-        <w:spacing w:before="0" w:after="0"/>
-        <w:jc w:val="center"/>
-        <w:textAlignment w:val="auto"/>
-        <w:rPr>
-          <w:rFonts w:hint="eastAsia" w:ascii="黑体" w:hAnsi="黑体" w:eastAsia="黑体" w:cs="黑体"/>
-          <w:b w:val="0"/>
-          <w:bCs w:val="0"/>
-          <w:color w:val="auto"/>
-          <w:sz w:val="32"/>
-          <w:szCs w:val="32"/>
-        </w:rPr>
-      </w:pPr>
-      <w:bookmarkStart w:id="3" w:name="组织机构与职责"/>
-      <w:r>
-        <w:rPr>
-          <w:rFonts w:hint="eastAsia" w:ascii="黑体" w:hAnsi="黑体" w:eastAsia="黑体" w:cs="黑体"/>
-          <w:b w:val="0"/>
-          <w:bCs w:val="0"/>
-          <w:color w:val="auto"/>
-          <w:sz w:val="32"/>
-          <w:szCs w:val="32"/>
-          <w:lang w:eastAsia="zh-CN"/>
-        </w:rPr>
-        <w:t>第四章</w:t>
-      </w:r>
-      <w:r>
-        <w:rPr>
-          <w:rFonts w:hint="eastAsia" w:ascii="黑体" w:hAnsi="黑体" w:eastAsia="黑体" w:cs="黑体"/>
-          <w:b w:val="0"/>
-          <w:bCs w:val="0"/>
-          <w:color w:val="auto"/>
-          <w:sz w:val="32"/>
-          <w:szCs w:val="32"/>
-          <w:lang w:val="en-US" w:eastAsia="zh-CN"/>
-        </w:rPr>
-        <w:t xml:space="preserve"> </w:t>
-      </w:r>
-      <w:r>
-        <w:rPr>
-          <w:rFonts w:hint="eastAsia" w:ascii="黑体" w:hAnsi="黑体" w:eastAsia="黑体" w:cs="黑体"/>
-          <w:b w:val="0"/>
-          <w:bCs w:val="0"/>
-          <w:color w:val="auto"/>
-          <w:sz w:val="32"/>
-          <w:szCs w:val="32"/>
-        </w:rPr>
-        <w:t>组织机构与职责</w:t>
-      </w:r>
-    </w:p>
-    <w:p>
-      <w:pPr>
-        <w:pStyle w:val="3"/>
-        <w:pageBreakBefore w:val="0"/>
-        <w:widowControl/>
-        <w:kinsoku/>
-        <w:wordWrap/>
-        <w:overflowPunct/>
-        <w:topLinePunct w:val="0"/>
-        <w:autoSpaceDE/>
-        <w:autoSpaceDN/>
-        <w:bidi w:val="0"/>
-        <w:adjustRightInd/>
-        <w:snapToGrid/>
-        <w:spacing w:before="0" w:after="0"/>
-        <w:ind w:firstLine="642" w:firstLineChars="200"/>
-        <w:jc w:val="both"/>
-        <w:textAlignment w:val="auto"/>
-        <w:rPr>
-          <w:rFonts w:hint="eastAsia" w:ascii="仿宋" w:hAnsi="仿宋" w:eastAsia="仿宋" w:cs="仿宋"/>
-          <w:b w:val="0"/>
-          <w:bCs w:val="0"/>
-          <w:color w:val="auto"/>
-          <w:sz w:val="32"/>
-          <w:szCs w:val="32"/>
-        </w:rPr>
-      </w:pPr>
-      <w:r>
-        <w:rPr>
-          <w:rFonts w:hint="eastAsia" w:ascii="仿宋" w:hAnsi="仿宋" w:eastAsia="仿宋" w:cs="仿宋"/>
-          <w:b w:val="0"/>
-          <w:bCs w:val="0"/>
-          <w:color w:val="auto"/>
-          <w:sz w:val="32"/>
-          <w:szCs w:val="32"/>
-        </w:rPr>
-        <w:t>第十</w:t>
-      </w:r>
-      <w:r>
-        <w:rPr>
-          <w:rFonts w:hint="eastAsia" w:ascii="仿宋" w:hAnsi="仿宋" w:eastAsia="仿宋" w:cs="仿宋"/>
-          <w:b w:val="0"/>
-          <w:bCs w:val="0"/>
-          <w:color w:val="auto"/>
-          <w:sz w:val="32"/>
-          <w:szCs w:val="32"/>
-          <w:lang w:eastAsia="zh-CN"/>
-        </w:rPr>
-        <w:t>六</w:t>
-      </w:r>
-      <w:r>
-        <w:rPr>
-          <w:rFonts w:hint="eastAsia" w:ascii="仿宋" w:hAnsi="仿宋" w:eastAsia="仿宋" w:cs="仿宋"/>
-          <w:b w:val="0"/>
-          <w:bCs w:val="0"/>
-          <w:color w:val="auto"/>
-          <w:sz w:val="32"/>
-          <w:szCs w:val="32"/>
-        </w:rPr>
-        <w:t>条</w:t>
-      </w:r>
-      <w:r>
-        <w:rPr>
-          <w:rFonts w:hint="eastAsia" w:ascii="仿宋" w:hAnsi="仿宋" w:eastAsia="仿宋" w:cs="仿宋"/>
-          <w:b w:val="0"/>
-          <w:bCs w:val="0"/>
-          <w:color w:val="auto"/>
-          <w:sz w:val="32"/>
-          <w:szCs w:val="32"/>
-          <w:lang w:val="en-US" w:eastAsia="zh-CN"/>
-        </w:rPr>
-        <w:t xml:space="preserve"> </w:t>
-      </w:r>
-      <w:r>
-        <w:rPr>
-          <w:rFonts w:hint="eastAsia" w:ascii="仿宋" w:hAnsi="仿宋" w:eastAsia="仿宋" w:cs="仿宋"/>
-          <w:b w:val="0"/>
-          <w:bCs w:val="0"/>
-          <w:color w:val="auto"/>
-          <w:sz w:val="32"/>
-          <w:szCs w:val="32"/>
-        </w:rPr>
-        <w:t>活跃会员大会是协会的</w:t>
-      </w:r>
-      <w:r>
-        <w:rPr>
-          <w:rFonts w:hint="eastAsia" w:ascii="仿宋" w:hAnsi="仿宋" w:eastAsia="仿宋" w:cs="仿宋"/>
-          <w:b w:val="0"/>
-          <w:bCs w:val="0"/>
-          <w:color w:val="auto"/>
-          <w:sz w:val="32"/>
-          <w:szCs w:val="32"/>
-          <w:lang w:eastAsia="zh-CN"/>
-        </w:rPr>
-        <w:t>权力</w:t>
-      </w:r>
-      <w:r>
-        <w:rPr>
-          <w:rFonts w:hint="eastAsia" w:ascii="仿宋" w:hAnsi="仿宋" w:eastAsia="仿宋" w:cs="仿宋"/>
-          <w:b w:val="0"/>
-          <w:bCs w:val="0"/>
-          <w:color w:val="auto"/>
-          <w:sz w:val="32"/>
-          <w:szCs w:val="32"/>
-        </w:rPr>
-        <w:t>机关。</w:t>
-      </w:r>
-    </w:p>
-    <w:p>
-      <w:pPr>
-        <w:pStyle w:val="3"/>
-        <w:pageBreakBefore w:val="0"/>
-        <w:widowControl/>
-        <w:kinsoku/>
-        <w:wordWrap/>
-        <w:overflowPunct/>
-        <w:topLinePunct w:val="0"/>
-        <w:autoSpaceDE/>
-        <w:autoSpaceDN/>
-        <w:bidi w:val="0"/>
-        <w:adjustRightInd/>
-        <w:snapToGrid/>
-        <w:spacing w:before="0" w:after="0"/>
-        <w:ind w:firstLine="642" w:firstLineChars="200"/>
-        <w:jc w:val="both"/>
-        <w:textAlignment w:val="auto"/>
-        <w:rPr>
-          <w:rFonts w:hint="eastAsia" w:ascii="仿宋" w:hAnsi="仿宋" w:eastAsia="仿宋" w:cs="仿宋"/>
-          <w:b w:val="0"/>
-          <w:bCs w:val="0"/>
-          <w:color w:val="auto"/>
-          <w:sz w:val="32"/>
-          <w:szCs w:val="32"/>
-          <w:lang w:val="en-US" w:eastAsia="zh-CN"/>
-        </w:rPr>
-      </w:pPr>
-      <w:r>
-        <w:rPr>
-          <w:rFonts w:hint="eastAsia" w:ascii="仿宋" w:hAnsi="仿宋" w:eastAsia="仿宋" w:cs="仿宋"/>
-          <w:b w:val="0"/>
-          <w:bCs w:val="0"/>
-          <w:color w:val="auto"/>
-          <w:sz w:val="32"/>
-          <w:szCs w:val="32"/>
-          <w:lang w:eastAsia="zh-CN"/>
-        </w:rPr>
-        <w:t>第十七条</w:t>
-      </w:r>
-      <w:r>
-        <w:rPr>
-          <w:rFonts w:hint="eastAsia" w:ascii="仿宋" w:hAnsi="仿宋" w:eastAsia="仿宋" w:cs="仿宋"/>
-          <w:b w:val="0"/>
-          <w:bCs w:val="0"/>
-          <w:color w:val="auto"/>
-          <w:sz w:val="32"/>
-          <w:szCs w:val="32"/>
-          <w:lang w:val="en-US" w:eastAsia="zh-CN"/>
-        </w:rPr>
-        <w:t xml:space="preserve"> 活跃会员大会行使下列职权：</w:t>
-      </w:r>
-    </w:p>
-    <w:p>
-      <w:pPr>
-        <w:pStyle w:val="3"/>
-        <w:pageBreakBefore w:val="0"/>
-        <w:widowControl/>
-        <w:kinsoku/>
-        <w:wordWrap/>
-        <w:overflowPunct/>
-        <w:topLinePunct w:val="0"/>
-        <w:autoSpaceDE/>
-        <w:autoSpaceDN/>
-        <w:bidi w:val="0"/>
-        <w:adjustRightInd/>
-        <w:snapToGrid/>
-        <w:spacing w:before="0" w:after="0"/>
-        <w:ind w:firstLine="642" w:firstLineChars="200"/>
-        <w:jc w:val="both"/>
-        <w:textAlignment w:val="auto"/>
-        <w:rPr>
-          <w:rFonts w:hint="eastAsia" w:ascii="仿宋" w:hAnsi="仿宋" w:eastAsia="仿宋" w:cs="仿宋"/>
-          <w:b w:val="0"/>
-          <w:bCs w:val="0"/>
-          <w:color w:val="auto"/>
-          <w:sz w:val="32"/>
-          <w:szCs w:val="32"/>
-        </w:rPr>
-      </w:pPr>
-      <w:r>
-        <w:rPr>
-          <w:rFonts w:hint="eastAsia" w:ascii="仿宋" w:hAnsi="仿宋" w:eastAsia="仿宋" w:cs="仿宋"/>
-          <w:b w:val="0"/>
-          <w:bCs w:val="0"/>
-          <w:color w:val="auto"/>
-          <w:sz w:val="32"/>
-          <w:szCs w:val="32"/>
-          <w:lang w:eastAsia="zh-CN"/>
-        </w:rPr>
-        <w:t>（一）</w:t>
-      </w:r>
-      <w:r>
-        <w:rPr>
-          <w:rFonts w:hint="eastAsia" w:ascii="仿宋" w:hAnsi="仿宋" w:eastAsia="仿宋" w:cs="仿宋"/>
-          <w:b w:val="0"/>
-          <w:bCs w:val="0"/>
-          <w:color w:val="auto"/>
-          <w:sz w:val="32"/>
-          <w:szCs w:val="32"/>
-        </w:rPr>
-        <w:t>决定协会发展规划及重大事项；</w:t>
-      </w:r>
-    </w:p>
-    <w:p>
-      <w:pPr>
-        <w:pStyle w:val="3"/>
-        <w:pageBreakBefore w:val="0"/>
-        <w:widowControl/>
-        <w:kinsoku/>
-        <w:wordWrap/>
-        <w:overflowPunct/>
-        <w:topLinePunct w:val="0"/>
-        <w:autoSpaceDE/>
-        <w:autoSpaceDN/>
-        <w:bidi w:val="0"/>
-        <w:adjustRightInd/>
-        <w:snapToGrid/>
-        <w:spacing w:before="0" w:after="0"/>
-        <w:ind w:firstLine="642" w:firstLineChars="200"/>
-        <w:jc w:val="both"/>
-        <w:textAlignment w:val="auto"/>
-        <w:rPr>
-          <w:rFonts w:hint="eastAsia" w:ascii="仿宋" w:hAnsi="仿宋" w:eastAsia="仿宋" w:cs="仿宋"/>
-          <w:b w:val="0"/>
-          <w:bCs w:val="0"/>
-          <w:color w:val="auto"/>
-          <w:sz w:val="32"/>
-          <w:szCs w:val="32"/>
-        </w:rPr>
-      </w:pPr>
-      <w:r>
-        <w:rPr>
-          <w:rFonts w:hint="eastAsia" w:ascii="仿宋" w:hAnsi="仿宋" w:eastAsia="仿宋" w:cs="仿宋"/>
-          <w:b w:val="0"/>
-          <w:bCs w:val="0"/>
-          <w:color w:val="auto"/>
-          <w:sz w:val="32"/>
-          <w:szCs w:val="32"/>
-          <w:lang w:eastAsia="zh-CN"/>
-        </w:rPr>
-        <w:t>（二）</w:t>
-      </w:r>
-      <w:r>
-        <w:rPr>
-          <w:rFonts w:hint="eastAsia" w:ascii="仿宋" w:hAnsi="仿宋" w:eastAsia="仿宋" w:cs="仿宋"/>
-          <w:b w:val="0"/>
-          <w:bCs w:val="0"/>
-          <w:color w:val="auto"/>
-          <w:sz w:val="32"/>
-          <w:szCs w:val="32"/>
-        </w:rPr>
-        <w:t>审查和批准协会预算（含开放原子基金会支持积分）；</w:t>
-      </w:r>
-    </w:p>
-    <w:p>
-      <w:pPr>
-        <w:pStyle w:val="3"/>
-        <w:pageBreakBefore w:val="0"/>
-        <w:widowControl/>
-        <w:kinsoku/>
-        <w:wordWrap/>
-        <w:overflowPunct/>
-        <w:topLinePunct w:val="0"/>
-        <w:autoSpaceDE/>
-        <w:autoSpaceDN/>
-        <w:bidi w:val="0"/>
-        <w:adjustRightInd/>
-        <w:snapToGrid/>
-        <w:spacing w:before="0" w:after="0"/>
-        <w:ind w:firstLine="642" w:firstLineChars="200"/>
-        <w:jc w:val="both"/>
-        <w:textAlignment w:val="auto"/>
-        <w:rPr>
-          <w:rFonts w:hint="eastAsia" w:ascii="仿宋" w:hAnsi="仿宋" w:eastAsia="仿宋" w:cs="仿宋"/>
-          <w:b w:val="0"/>
-          <w:bCs w:val="0"/>
-          <w:color w:val="auto"/>
-          <w:sz w:val="32"/>
-          <w:szCs w:val="32"/>
-        </w:rPr>
-      </w:pPr>
-      <w:r>
-        <w:rPr>
-          <w:rFonts w:hint="eastAsia" w:ascii="仿宋" w:hAnsi="仿宋" w:eastAsia="仿宋" w:cs="仿宋"/>
-          <w:b w:val="0"/>
-          <w:bCs w:val="0"/>
-          <w:color w:val="auto"/>
-          <w:sz w:val="32"/>
-          <w:szCs w:val="32"/>
-          <w:lang w:eastAsia="zh-CN"/>
-        </w:rPr>
-        <w:t>（三）</w:t>
-      </w:r>
-      <w:r>
-        <w:rPr>
-          <w:rFonts w:hint="eastAsia" w:ascii="仿宋" w:hAnsi="仿宋" w:eastAsia="仿宋" w:cs="仿宋"/>
-          <w:b w:val="0"/>
-          <w:bCs w:val="0"/>
-          <w:color w:val="auto"/>
-          <w:sz w:val="32"/>
-          <w:szCs w:val="32"/>
-        </w:rPr>
-        <w:t>经三分之二以上活跃会员出席，并经出席的活跃会员的三分之二以上多数赞成，可修改本章程、开除会员；</w:t>
-      </w:r>
-    </w:p>
-    <w:p>
-      <w:pPr>
-        <w:pStyle w:val="3"/>
-        <w:pageBreakBefore w:val="0"/>
-        <w:widowControl/>
-        <w:kinsoku/>
-        <w:wordWrap/>
-        <w:overflowPunct/>
-        <w:topLinePunct w:val="0"/>
-        <w:autoSpaceDE/>
-        <w:autoSpaceDN/>
-        <w:bidi w:val="0"/>
-        <w:adjustRightInd/>
-        <w:snapToGrid/>
-        <w:spacing w:before="0" w:after="0"/>
-        <w:ind w:firstLine="642" w:firstLineChars="200"/>
-        <w:jc w:val="both"/>
-        <w:textAlignment w:val="auto"/>
-        <w:rPr>
-          <w:rFonts w:hint="eastAsia" w:ascii="仿宋" w:hAnsi="仿宋" w:eastAsia="仿宋" w:cs="仿宋"/>
-          <w:b w:val="0"/>
-          <w:bCs w:val="0"/>
-          <w:color w:val="auto"/>
-          <w:sz w:val="32"/>
-          <w:szCs w:val="32"/>
-        </w:rPr>
-      </w:pPr>
-      <w:r>
-        <w:rPr>
-          <w:rFonts w:hint="eastAsia" w:ascii="仿宋" w:hAnsi="仿宋" w:eastAsia="仿宋" w:cs="仿宋"/>
-          <w:b w:val="0"/>
-          <w:bCs w:val="0"/>
-          <w:color w:val="auto"/>
-          <w:sz w:val="32"/>
-          <w:szCs w:val="32"/>
-          <w:lang w:eastAsia="zh-CN"/>
-        </w:rPr>
-        <w:t>（四）</w:t>
-      </w:r>
-      <w:r>
-        <w:rPr>
-          <w:rFonts w:hint="eastAsia" w:ascii="仿宋" w:hAnsi="仿宋" w:eastAsia="仿宋" w:cs="仿宋"/>
-          <w:b w:val="0"/>
-          <w:bCs w:val="0"/>
-          <w:color w:val="auto"/>
-          <w:sz w:val="32"/>
-          <w:szCs w:val="32"/>
-        </w:rPr>
-        <w:t>选举主席团；</w:t>
       </w:r>
     </w:p>
     <w:p>
@@ -3462,7 +3474,7 @@
           <w:sz w:val="32"/>
           <w:szCs w:val="32"/>
         </w:rPr>
-        <w:t>产生，并按照学院</w:t>
+        <w:t>，并按照学院</w:t>
       </w:r>
       <w:r>
         <w:rPr>
@@ -4630,85 +4642,85 @@
           <w:sz w:val="32"/>
           <w:szCs w:val="32"/>
         </w:rPr>
-        <w:t>（一） 学校及学院专项资助；</w:t>
-      </w:r>
-    </w:p>
-    <w:p>
-      <w:pPr>
-        <w:pStyle w:val="3"/>
-        <w:pageBreakBefore w:val="0"/>
-        <w:widowControl/>
-        <w:kinsoku/>
-        <w:wordWrap/>
-        <w:overflowPunct/>
-        <w:topLinePunct w:val="0"/>
-        <w:autoSpaceDE/>
-        <w:autoSpaceDN/>
-        <w:bidi w:val="0"/>
-        <w:adjustRightInd/>
-        <w:snapToGrid/>
-        <w:spacing w:before="0" w:after="0"/>
-        <w:ind w:firstLine="642" w:firstLineChars="200"/>
-        <w:jc w:val="both"/>
-        <w:textAlignment w:val="auto"/>
-        <w:rPr>
-          <w:rFonts w:hint="eastAsia" w:ascii="仿宋" w:hAnsi="仿宋" w:eastAsia="仿宋" w:cs="仿宋"/>
-          <w:b w:val="0"/>
-          <w:bCs w:val="0"/>
-          <w:color w:val="auto"/>
-          <w:sz w:val="32"/>
-          <w:szCs w:val="32"/>
-        </w:rPr>
-      </w:pPr>
-      <w:r>
-        <w:rPr>
-          <w:rFonts w:hint="eastAsia" w:ascii="仿宋" w:hAnsi="仿宋" w:eastAsia="仿宋" w:cs="仿宋"/>
-          <w:b w:val="0"/>
-          <w:bCs w:val="0"/>
-          <w:color w:val="auto"/>
-          <w:sz w:val="32"/>
-          <w:szCs w:val="32"/>
-        </w:rPr>
-        <w:t>（二） 开放原子基金会等社会支持；</w:t>
-      </w:r>
-    </w:p>
-    <w:p>
-      <w:pPr>
-        <w:pStyle w:val="3"/>
-        <w:pageBreakBefore w:val="0"/>
-        <w:widowControl/>
-        <w:kinsoku/>
-        <w:wordWrap/>
-        <w:overflowPunct/>
-        <w:topLinePunct w:val="0"/>
-        <w:autoSpaceDE/>
-        <w:autoSpaceDN/>
-        <w:bidi w:val="0"/>
-        <w:adjustRightInd/>
-        <w:snapToGrid/>
-        <w:spacing w:before="0" w:after="0"/>
-        <w:ind w:firstLine="642" w:firstLineChars="200"/>
-        <w:jc w:val="both"/>
-        <w:textAlignment w:val="auto"/>
-        <w:rPr>
-          <w:rFonts w:hint="eastAsia" w:ascii="仿宋" w:hAnsi="仿宋" w:eastAsia="仿宋" w:cs="仿宋"/>
-          <w:b w:val="0"/>
-          <w:bCs w:val="0"/>
-          <w:color w:val="auto"/>
-          <w:sz w:val="32"/>
-          <w:szCs w:val="32"/>
-        </w:rPr>
-      </w:pPr>
-      <w:r>
-        <w:rPr>
-          <w:rFonts w:hint="eastAsia" w:ascii="仿宋" w:hAnsi="仿宋" w:eastAsia="仿宋" w:cs="仿宋"/>
-          <w:b w:val="0"/>
-          <w:bCs w:val="0"/>
-          <w:color w:val="auto"/>
-          <w:sz w:val="32"/>
-          <w:szCs w:val="32"/>
-        </w:rPr>
-        <w:t>（三） 其他合法和合乎学校规定的收入。</w:t>
+        <w:t>（一）学校及学院专项资助；</w:t>
+      </w:r>
+    </w:p>
+    <w:p>
+      <w:pPr>
+        <w:pStyle w:val="3"/>
+        <w:pageBreakBefore w:val="0"/>
+        <w:widowControl/>
+        <w:kinsoku/>
+        <w:wordWrap/>
+        <w:overflowPunct/>
+        <w:topLinePunct w:val="0"/>
+        <w:autoSpaceDE/>
+        <w:autoSpaceDN/>
+        <w:bidi w:val="0"/>
+        <w:adjustRightInd/>
+        <w:snapToGrid/>
+        <w:spacing w:before="0" w:after="0"/>
+        <w:ind w:firstLine="642" w:firstLineChars="200"/>
+        <w:jc w:val="both"/>
+        <w:textAlignment w:val="auto"/>
+        <w:rPr>
+          <w:rFonts w:hint="eastAsia" w:ascii="仿宋" w:hAnsi="仿宋" w:eastAsia="仿宋" w:cs="仿宋"/>
+          <w:b w:val="0"/>
+          <w:bCs w:val="0"/>
+          <w:color w:val="auto"/>
+          <w:sz w:val="32"/>
+          <w:szCs w:val="32"/>
+        </w:rPr>
+      </w:pPr>
+      <w:r>
+        <w:rPr>
+          <w:rFonts w:hint="eastAsia" w:ascii="仿宋" w:hAnsi="仿宋" w:eastAsia="仿宋" w:cs="仿宋"/>
+          <w:b w:val="0"/>
+          <w:bCs w:val="0"/>
+          <w:color w:val="auto"/>
+          <w:sz w:val="32"/>
+          <w:szCs w:val="32"/>
+        </w:rPr>
+        <w:t>（二）开放原子基金会等社会支持；</w:t>
+      </w:r>
+    </w:p>
+    <w:p>
+      <w:pPr>
+        <w:pStyle w:val="3"/>
+        <w:pageBreakBefore w:val="0"/>
+        <w:widowControl/>
+        <w:kinsoku/>
+        <w:wordWrap/>
+        <w:overflowPunct/>
+        <w:topLinePunct w:val="0"/>
+        <w:autoSpaceDE/>
+        <w:autoSpaceDN/>
+        <w:bidi w:val="0"/>
+        <w:adjustRightInd/>
+        <w:snapToGrid/>
+        <w:spacing w:before="0" w:after="0"/>
+        <w:ind w:firstLine="642" w:firstLineChars="200"/>
+        <w:jc w:val="both"/>
+        <w:textAlignment w:val="auto"/>
+        <w:rPr>
+          <w:rFonts w:hint="eastAsia" w:ascii="仿宋" w:hAnsi="仿宋" w:eastAsia="仿宋" w:cs="仿宋"/>
+          <w:b w:val="0"/>
+          <w:bCs w:val="0"/>
+          <w:color w:val="auto"/>
+          <w:sz w:val="32"/>
+          <w:szCs w:val="32"/>
+        </w:rPr>
+      </w:pPr>
+      <w:r>
+        <w:rPr>
+          <w:rFonts w:hint="eastAsia" w:ascii="仿宋" w:hAnsi="仿宋" w:eastAsia="仿宋" w:cs="仿宋"/>
+          <w:b w:val="0"/>
+          <w:bCs w:val="0"/>
+          <w:color w:val="auto"/>
+          <w:sz w:val="32"/>
+          <w:szCs w:val="32"/>
+        </w:rPr>
+        <w:t>（三）其他合法和合乎学校规定的收入。</w:t>
       </w:r>
     </w:p>
     <w:p>
@@ -5272,319 +5284,413 @@
           <w:sz w:val="32"/>
           <w:szCs w:val="32"/>
         </w:rPr>
-        <w:t>（一） 热爱社会主义祖国，拥护党的基本路线，有正确的政治立场、观点和态度，具有良好的品行、修养和道德风尚；</w:t>
-      </w:r>
-    </w:p>
-    <w:p>
-      <w:pPr>
-        <w:pStyle w:val="3"/>
-        <w:pageBreakBefore w:val="0"/>
-        <w:widowControl/>
-        <w:kinsoku/>
-        <w:wordWrap/>
-        <w:overflowPunct/>
-        <w:topLinePunct w:val="0"/>
-        <w:autoSpaceDE/>
-        <w:autoSpaceDN/>
-        <w:bidi w:val="0"/>
-        <w:adjustRightInd/>
-        <w:snapToGrid/>
-        <w:spacing w:before="0" w:after="0"/>
-        <w:ind w:firstLine="642" w:firstLineChars="200"/>
-        <w:jc w:val="both"/>
-        <w:textAlignment w:val="auto"/>
-        <w:rPr>
-          <w:rFonts w:hint="eastAsia" w:ascii="仿宋" w:hAnsi="仿宋" w:eastAsia="仿宋" w:cs="仿宋"/>
-          <w:b w:val="0"/>
-          <w:bCs w:val="0"/>
-          <w:color w:val="auto"/>
-          <w:sz w:val="32"/>
-          <w:szCs w:val="32"/>
-        </w:rPr>
-      </w:pPr>
-      <w:r>
-        <w:rPr>
-          <w:rFonts w:hint="eastAsia" w:ascii="仿宋" w:hAnsi="仿宋" w:eastAsia="仿宋" w:cs="仿宋"/>
-          <w:b w:val="0"/>
-          <w:bCs w:val="0"/>
-          <w:color w:val="auto"/>
-          <w:sz w:val="32"/>
-          <w:szCs w:val="32"/>
-        </w:rPr>
-        <w:t>（二） 遵纪守法，模范执行《高校学生行为准则》和学校的各项规章制度， 自觉参加校园文明建设活动，能够在各方面起模范带头作用；</w:t>
-      </w:r>
-    </w:p>
-    <w:p>
-      <w:pPr>
-        <w:pStyle w:val="3"/>
-        <w:pageBreakBefore w:val="0"/>
-        <w:widowControl/>
-        <w:kinsoku/>
-        <w:wordWrap/>
-        <w:overflowPunct/>
-        <w:topLinePunct w:val="0"/>
-        <w:autoSpaceDE/>
-        <w:autoSpaceDN/>
-        <w:bidi w:val="0"/>
-        <w:adjustRightInd/>
-        <w:snapToGrid/>
-        <w:spacing w:before="0" w:after="0"/>
-        <w:ind w:firstLine="642" w:firstLineChars="200"/>
-        <w:jc w:val="both"/>
-        <w:textAlignment w:val="auto"/>
-        <w:rPr>
-          <w:rFonts w:hint="eastAsia" w:ascii="仿宋" w:hAnsi="仿宋" w:eastAsia="仿宋" w:cs="仿宋"/>
-          <w:b w:val="0"/>
-          <w:bCs w:val="0"/>
-          <w:color w:val="auto"/>
-          <w:sz w:val="32"/>
-          <w:szCs w:val="32"/>
-        </w:rPr>
-      </w:pPr>
-      <w:r>
-        <w:rPr>
-          <w:rFonts w:hint="eastAsia" w:ascii="仿宋" w:hAnsi="仿宋" w:eastAsia="仿宋" w:cs="仿宋"/>
-          <w:b w:val="0"/>
-          <w:bCs w:val="0"/>
-          <w:color w:val="auto"/>
-          <w:sz w:val="32"/>
-          <w:szCs w:val="32"/>
-        </w:rPr>
-        <w:t>（三） 学习目的明确，态度端正，刻苦勤奋，学有余力，成绩良好，在同学中有较高的威信；</w:t>
-      </w:r>
-    </w:p>
-    <w:p>
-      <w:pPr>
-        <w:pStyle w:val="3"/>
-        <w:pageBreakBefore w:val="0"/>
-        <w:widowControl/>
-        <w:kinsoku/>
-        <w:wordWrap/>
-        <w:overflowPunct/>
-        <w:topLinePunct w:val="0"/>
-        <w:autoSpaceDE/>
-        <w:autoSpaceDN/>
-        <w:bidi w:val="0"/>
-        <w:adjustRightInd/>
-        <w:snapToGrid/>
-        <w:spacing w:before="0" w:after="0"/>
-        <w:ind w:firstLine="642" w:firstLineChars="200"/>
-        <w:jc w:val="both"/>
-        <w:textAlignment w:val="auto"/>
-        <w:rPr>
-          <w:rFonts w:hint="eastAsia" w:ascii="仿宋" w:hAnsi="仿宋" w:eastAsia="仿宋" w:cs="仿宋"/>
-          <w:b w:val="0"/>
-          <w:bCs w:val="0"/>
-          <w:color w:val="auto"/>
-          <w:sz w:val="32"/>
-          <w:szCs w:val="32"/>
-        </w:rPr>
-      </w:pPr>
-      <w:r>
-        <w:rPr>
-          <w:rFonts w:hint="eastAsia" w:ascii="仿宋" w:hAnsi="仿宋" w:eastAsia="仿宋" w:cs="仿宋"/>
-          <w:b w:val="0"/>
-          <w:bCs w:val="0"/>
-          <w:color w:val="auto"/>
-          <w:sz w:val="32"/>
-          <w:szCs w:val="32"/>
-        </w:rPr>
-        <w:t>（四） 积极参加社会实践、文化、科技活动和公益活动，集体观念强，具有较强的组织协调能力和创新意识，组织观念强；</w:t>
-      </w:r>
-    </w:p>
-    <w:p>
-      <w:pPr>
-        <w:pStyle w:val="3"/>
-        <w:pageBreakBefore w:val="0"/>
-        <w:widowControl/>
-        <w:kinsoku/>
-        <w:wordWrap/>
-        <w:overflowPunct/>
-        <w:topLinePunct w:val="0"/>
-        <w:autoSpaceDE/>
-        <w:autoSpaceDN/>
-        <w:bidi w:val="0"/>
-        <w:adjustRightInd/>
-        <w:snapToGrid/>
-        <w:spacing w:before="0" w:after="0"/>
-        <w:ind w:firstLine="642" w:firstLineChars="200"/>
-        <w:jc w:val="both"/>
-        <w:textAlignment w:val="auto"/>
-        <w:rPr>
-          <w:rFonts w:hint="eastAsia" w:ascii="仿宋" w:hAnsi="仿宋" w:eastAsia="仿宋" w:cs="仿宋"/>
-          <w:b w:val="0"/>
-          <w:bCs w:val="0"/>
-          <w:color w:val="auto"/>
-          <w:sz w:val="32"/>
-          <w:szCs w:val="32"/>
-        </w:rPr>
-      </w:pPr>
-      <w:r>
-        <w:rPr>
-          <w:rFonts w:hint="eastAsia" w:ascii="仿宋" w:hAnsi="仿宋" w:eastAsia="仿宋" w:cs="仿宋"/>
-          <w:b w:val="0"/>
-          <w:bCs w:val="0"/>
-          <w:color w:val="auto"/>
-          <w:sz w:val="32"/>
-          <w:szCs w:val="32"/>
-        </w:rPr>
-        <w:t>（五） 甘愿奉献，热心学生工作，并希望在工作中锻炼提高自己的能力；</w:t>
-      </w:r>
-    </w:p>
-    <w:p>
-      <w:pPr>
-        <w:pStyle w:val="3"/>
-        <w:pageBreakBefore w:val="0"/>
-        <w:widowControl/>
-        <w:kinsoku/>
-        <w:wordWrap/>
-        <w:overflowPunct/>
-        <w:topLinePunct w:val="0"/>
-        <w:autoSpaceDE/>
-        <w:autoSpaceDN/>
-        <w:bidi w:val="0"/>
-        <w:adjustRightInd/>
-        <w:snapToGrid/>
-        <w:spacing w:before="0" w:after="0"/>
-        <w:ind w:firstLine="642" w:firstLineChars="200"/>
-        <w:jc w:val="both"/>
-        <w:textAlignment w:val="auto"/>
-        <w:rPr>
-          <w:rFonts w:hint="eastAsia" w:ascii="仿宋" w:hAnsi="仿宋" w:eastAsia="仿宋" w:cs="仿宋"/>
-          <w:b w:val="0"/>
-          <w:bCs w:val="0"/>
-          <w:color w:val="auto"/>
-          <w:sz w:val="32"/>
-          <w:szCs w:val="32"/>
-        </w:rPr>
-      </w:pPr>
-      <w:r>
-        <w:rPr>
-          <w:rFonts w:hint="eastAsia" w:ascii="仿宋" w:hAnsi="仿宋" w:eastAsia="仿宋" w:cs="仿宋"/>
-          <w:b w:val="0"/>
-          <w:bCs w:val="0"/>
-          <w:color w:val="auto"/>
-          <w:sz w:val="32"/>
-          <w:szCs w:val="32"/>
-        </w:rPr>
-        <w:t>（六） 在校期间无违反校纪校规或受到校纪校规处分的情况；</w:t>
-      </w:r>
-    </w:p>
-    <w:p>
-      <w:pPr>
-        <w:pStyle w:val="3"/>
-        <w:pageBreakBefore w:val="0"/>
-        <w:widowControl/>
-        <w:kinsoku/>
-        <w:wordWrap/>
-        <w:overflowPunct/>
-        <w:topLinePunct w:val="0"/>
-        <w:autoSpaceDE/>
-        <w:autoSpaceDN/>
-        <w:bidi w:val="0"/>
-        <w:adjustRightInd/>
-        <w:snapToGrid/>
-        <w:spacing w:before="0" w:after="0"/>
-        <w:ind w:firstLine="642" w:firstLineChars="200"/>
-        <w:jc w:val="both"/>
-        <w:textAlignment w:val="auto"/>
-        <w:rPr>
-          <w:rFonts w:hint="eastAsia" w:ascii="仿宋" w:hAnsi="仿宋" w:eastAsia="仿宋" w:cs="仿宋"/>
-          <w:b w:val="0"/>
-          <w:bCs w:val="0"/>
-          <w:color w:val="auto"/>
-          <w:sz w:val="32"/>
-          <w:szCs w:val="32"/>
-        </w:rPr>
-      </w:pPr>
-      <w:r>
-        <w:rPr>
-          <w:rFonts w:hint="eastAsia" w:ascii="仿宋" w:hAnsi="仿宋" w:eastAsia="仿宋" w:cs="仿宋"/>
-          <w:b w:val="0"/>
-          <w:bCs w:val="0"/>
-          <w:color w:val="auto"/>
-          <w:sz w:val="32"/>
-          <w:szCs w:val="32"/>
-        </w:rPr>
-        <w:t>（七） 学生党员干部、学习成绩优秀者、在其他学生组织机构无兼职者优先；</w:t>
-      </w:r>
-    </w:p>
-    <w:p>
-      <w:pPr>
-        <w:pStyle w:val="3"/>
-        <w:pageBreakBefore w:val="0"/>
-        <w:widowControl/>
-        <w:kinsoku/>
-        <w:wordWrap/>
-        <w:overflowPunct/>
-        <w:topLinePunct w:val="0"/>
-        <w:autoSpaceDE/>
-        <w:autoSpaceDN/>
-        <w:bidi w:val="0"/>
-        <w:adjustRightInd/>
-        <w:snapToGrid/>
-        <w:spacing w:before="0" w:after="0"/>
-        <w:ind w:firstLine="642" w:firstLineChars="200"/>
-        <w:jc w:val="both"/>
-        <w:textAlignment w:val="auto"/>
-        <w:rPr>
-          <w:rFonts w:hint="eastAsia" w:ascii="仿宋" w:hAnsi="仿宋" w:eastAsia="仿宋" w:cs="仿宋"/>
-          <w:b w:val="0"/>
-          <w:bCs w:val="0"/>
-          <w:color w:val="auto"/>
-          <w:sz w:val="32"/>
-          <w:szCs w:val="32"/>
-        </w:rPr>
-      </w:pPr>
-      <w:r>
-        <w:rPr>
-          <w:rFonts w:hint="eastAsia" w:ascii="仿宋" w:hAnsi="仿宋" w:eastAsia="仿宋" w:cs="仿宋"/>
-          <w:b w:val="0"/>
-          <w:bCs w:val="0"/>
-          <w:color w:val="auto"/>
-          <w:sz w:val="32"/>
-          <w:szCs w:val="32"/>
-        </w:rPr>
-        <w:t>（八） 在校期间无违反校纪校规或受到校纪校规处分的情况；</w:t>
-      </w:r>
-    </w:p>
-    <w:p>
-      <w:pPr>
-        <w:pStyle w:val="3"/>
-        <w:pageBreakBefore w:val="0"/>
-        <w:widowControl/>
-        <w:kinsoku/>
-        <w:wordWrap/>
-        <w:overflowPunct/>
-        <w:topLinePunct w:val="0"/>
-        <w:autoSpaceDE/>
-        <w:autoSpaceDN/>
-        <w:bidi w:val="0"/>
-        <w:adjustRightInd/>
-        <w:snapToGrid/>
-        <w:spacing w:before="0" w:after="0"/>
-        <w:ind w:firstLine="642" w:firstLineChars="200"/>
-        <w:jc w:val="both"/>
-        <w:textAlignment w:val="auto"/>
-        <w:rPr>
-          <w:rFonts w:hint="eastAsia" w:ascii="仿宋" w:hAnsi="仿宋" w:eastAsia="仿宋" w:cs="仿宋"/>
-          <w:b w:val="0"/>
-          <w:bCs w:val="0"/>
-          <w:color w:val="auto"/>
-          <w:sz w:val="32"/>
-          <w:szCs w:val="32"/>
-        </w:rPr>
-      </w:pPr>
-      <w:r>
-        <w:rPr>
-          <w:rFonts w:hint="eastAsia" w:ascii="仿宋" w:hAnsi="仿宋" w:eastAsia="仿宋" w:cs="仿宋"/>
-          <w:b w:val="0"/>
-          <w:bCs w:val="0"/>
-          <w:color w:val="auto"/>
-          <w:sz w:val="32"/>
-          <w:szCs w:val="32"/>
-        </w:rPr>
-        <w:t>（九） 未因违反有关规定被撤职或在曾负责的协会被宣布解散时承担主要责任。</w:t>
+        <w:t>（一）热爱社会主义祖国，拥护党的基本路线，有正确的政治立场、观点和态度，具有良好的品行、修养和道德风尚；</w:t>
+      </w:r>
+    </w:p>
+    <w:p>
+      <w:pPr>
+        <w:pStyle w:val="3"/>
+        <w:pageBreakBefore w:val="0"/>
+        <w:widowControl/>
+        <w:kinsoku/>
+        <w:wordWrap/>
+        <w:overflowPunct/>
+        <w:topLinePunct w:val="0"/>
+        <w:autoSpaceDE/>
+        <w:autoSpaceDN/>
+        <w:bidi w:val="0"/>
+        <w:adjustRightInd/>
+        <w:snapToGrid/>
+        <w:spacing w:before="0" w:after="0"/>
+        <w:ind w:firstLine="642" w:firstLineChars="200"/>
+        <w:jc w:val="both"/>
+        <w:textAlignment w:val="auto"/>
+        <w:rPr>
+          <w:rFonts w:hint="eastAsia" w:ascii="仿宋" w:hAnsi="仿宋" w:eastAsia="仿宋" w:cs="仿宋"/>
+          <w:b w:val="0"/>
+          <w:bCs w:val="0"/>
+          <w:color w:val="auto"/>
+          <w:sz w:val="32"/>
+          <w:szCs w:val="32"/>
+        </w:rPr>
+      </w:pPr>
+      <w:r>
+        <w:rPr>
+          <w:rFonts w:hint="eastAsia" w:ascii="仿宋" w:hAnsi="仿宋" w:eastAsia="仿宋" w:cs="仿宋"/>
+          <w:b w:val="0"/>
+          <w:bCs w:val="0"/>
+          <w:color w:val="auto"/>
+          <w:sz w:val="32"/>
+          <w:szCs w:val="32"/>
+        </w:rPr>
+        <w:t>（二）遵纪守法，模范执行《高校学生行为准则》和学校的各项规章制度， 自觉参加校园文明建设活动，能够在各方面起模范带头作用；</w:t>
+      </w:r>
+    </w:p>
+    <w:p>
+      <w:pPr>
+        <w:pStyle w:val="3"/>
+        <w:pageBreakBefore w:val="0"/>
+        <w:widowControl/>
+        <w:kinsoku/>
+        <w:wordWrap/>
+        <w:overflowPunct/>
+        <w:topLinePunct w:val="0"/>
+        <w:autoSpaceDE/>
+        <w:autoSpaceDN/>
+        <w:bidi w:val="0"/>
+        <w:adjustRightInd/>
+        <w:snapToGrid/>
+        <w:spacing w:before="0" w:after="0"/>
+        <w:ind w:firstLine="642" w:firstLineChars="200"/>
+        <w:jc w:val="both"/>
+        <w:textAlignment w:val="auto"/>
+        <w:rPr>
+          <w:rFonts w:hint="eastAsia" w:ascii="仿宋" w:hAnsi="仿宋" w:eastAsia="仿宋" w:cs="仿宋"/>
+          <w:b w:val="0"/>
+          <w:bCs w:val="0"/>
+          <w:color w:val="auto"/>
+          <w:sz w:val="32"/>
+          <w:szCs w:val="32"/>
+        </w:rPr>
+      </w:pPr>
+      <w:r>
+        <w:rPr>
+          <w:rFonts w:hint="eastAsia" w:ascii="仿宋" w:hAnsi="仿宋" w:eastAsia="仿宋" w:cs="仿宋"/>
+          <w:b w:val="0"/>
+          <w:bCs w:val="0"/>
+          <w:color w:val="auto"/>
+          <w:sz w:val="32"/>
+          <w:szCs w:val="32"/>
+        </w:rPr>
+        <w:t>（三）学习目的明确，态度端正，刻苦勤奋，学有余力，成绩良好，在同学中有较高的威信；</w:t>
+      </w:r>
+    </w:p>
+    <w:p>
+      <w:pPr>
+        <w:pStyle w:val="3"/>
+        <w:pageBreakBefore w:val="0"/>
+        <w:widowControl/>
+        <w:kinsoku/>
+        <w:wordWrap/>
+        <w:overflowPunct/>
+        <w:topLinePunct w:val="0"/>
+        <w:autoSpaceDE/>
+        <w:autoSpaceDN/>
+        <w:bidi w:val="0"/>
+        <w:adjustRightInd/>
+        <w:snapToGrid/>
+        <w:spacing w:before="0" w:after="0"/>
+        <w:ind w:firstLine="642" w:firstLineChars="200"/>
+        <w:jc w:val="both"/>
+        <w:textAlignment w:val="auto"/>
+        <w:rPr>
+          <w:rFonts w:hint="eastAsia" w:ascii="仿宋" w:hAnsi="仿宋" w:eastAsia="仿宋" w:cs="仿宋"/>
+          <w:b w:val="0"/>
+          <w:bCs w:val="0"/>
+          <w:color w:val="auto"/>
+          <w:sz w:val="32"/>
+          <w:szCs w:val="32"/>
+        </w:rPr>
+      </w:pPr>
+      <w:r>
+        <w:rPr>
+          <w:rFonts w:hint="eastAsia" w:ascii="仿宋" w:hAnsi="仿宋" w:eastAsia="仿宋" w:cs="仿宋"/>
+          <w:b w:val="0"/>
+          <w:bCs w:val="0"/>
+          <w:color w:val="auto"/>
+          <w:sz w:val="32"/>
+          <w:szCs w:val="32"/>
+        </w:rPr>
+        <w:t>（四）积极参加社会实践、文化、科技活动和公益活动，集体观念强，具有较强的组织协调能力和创新意识，组织观念强；</w:t>
+      </w:r>
+    </w:p>
+    <w:p>
+      <w:pPr>
+        <w:pStyle w:val="3"/>
+        <w:pageBreakBefore w:val="0"/>
+        <w:widowControl/>
+        <w:kinsoku/>
+        <w:wordWrap/>
+        <w:overflowPunct/>
+        <w:topLinePunct w:val="0"/>
+        <w:autoSpaceDE/>
+        <w:autoSpaceDN/>
+        <w:bidi w:val="0"/>
+        <w:adjustRightInd/>
+        <w:snapToGrid/>
+        <w:spacing w:before="0" w:after="0"/>
+        <w:ind w:firstLine="642" w:firstLineChars="200"/>
+        <w:jc w:val="both"/>
+        <w:textAlignment w:val="auto"/>
+        <w:rPr>
+          <w:rFonts w:hint="eastAsia" w:ascii="仿宋" w:hAnsi="仿宋" w:eastAsia="仿宋" w:cs="仿宋"/>
+          <w:b w:val="0"/>
+          <w:bCs w:val="0"/>
+          <w:color w:val="auto"/>
+          <w:sz w:val="32"/>
+          <w:szCs w:val="32"/>
+        </w:rPr>
+      </w:pPr>
+      <w:r>
+        <w:rPr>
+          <w:rFonts w:hint="eastAsia" w:ascii="仿宋" w:hAnsi="仿宋" w:eastAsia="仿宋" w:cs="仿宋"/>
+          <w:b w:val="0"/>
+          <w:bCs w:val="0"/>
+          <w:color w:val="auto"/>
+          <w:sz w:val="32"/>
+          <w:szCs w:val="32"/>
+        </w:rPr>
+        <w:t>（五）甘愿奉献，热心学生工作，并希望在工作中锻炼提高自己的能力；</w:t>
+      </w:r>
+    </w:p>
+    <w:p>
+      <w:pPr>
+        <w:pStyle w:val="3"/>
+        <w:pageBreakBefore w:val="0"/>
+        <w:widowControl/>
+        <w:kinsoku/>
+        <w:wordWrap/>
+        <w:overflowPunct/>
+        <w:topLinePunct w:val="0"/>
+        <w:autoSpaceDE/>
+        <w:autoSpaceDN/>
+        <w:bidi w:val="0"/>
+        <w:adjustRightInd/>
+        <w:snapToGrid/>
+        <w:spacing w:before="0" w:after="0"/>
+        <w:ind w:firstLine="642" w:firstLineChars="200"/>
+        <w:jc w:val="both"/>
+        <w:textAlignment w:val="auto"/>
+        <w:rPr>
+          <w:rFonts w:hint="eastAsia" w:ascii="仿宋" w:hAnsi="仿宋" w:eastAsia="仿宋" w:cs="仿宋"/>
+          <w:b w:val="0"/>
+          <w:bCs w:val="0"/>
+          <w:color w:val="auto"/>
+          <w:sz w:val="32"/>
+          <w:szCs w:val="32"/>
+        </w:rPr>
+      </w:pPr>
+      <w:r>
+        <w:rPr>
+          <w:rFonts w:hint="eastAsia" w:ascii="仿宋" w:hAnsi="仿宋" w:eastAsia="仿宋" w:cs="仿宋"/>
+          <w:b w:val="0"/>
+          <w:bCs w:val="0"/>
+          <w:color w:val="auto"/>
+          <w:sz w:val="32"/>
+          <w:szCs w:val="32"/>
+        </w:rPr>
+        <w:t>（六）在校期间无违反校纪校规或受到校纪校规处分的情况；</w:t>
+      </w:r>
+    </w:p>
+    <w:p>
+      <w:pPr>
+        <w:pStyle w:val="3"/>
+        <w:pageBreakBefore w:val="0"/>
+        <w:widowControl/>
+        <w:kinsoku/>
+        <w:wordWrap/>
+        <w:overflowPunct/>
+        <w:topLinePunct w:val="0"/>
+        <w:autoSpaceDE/>
+        <w:autoSpaceDN/>
+        <w:bidi w:val="0"/>
+        <w:adjustRightInd/>
+        <w:snapToGrid/>
+        <w:spacing w:before="0" w:after="0"/>
+        <w:ind w:firstLine="642" w:firstLineChars="200"/>
+        <w:jc w:val="both"/>
+        <w:textAlignment w:val="auto"/>
+        <w:rPr>
+          <w:rFonts w:hint="default" w:ascii="仿宋" w:hAnsi="仿宋" w:eastAsia="仿宋" w:cs="仿宋"/>
+          <w:b w:val="0"/>
+          <w:bCs w:val="0"/>
+          <w:color w:val="auto"/>
+          <w:sz w:val="32"/>
+          <w:szCs w:val="32"/>
+          <w:lang w:val="en-US" w:eastAsia="zh-CN"/>
+        </w:rPr>
+      </w:pPr>
+      <w:r>
+        <w:rPr>
+          <w:rFonts w:hint="eastAsia" w:ascii="仿宋" w:hAnsi="仿宋" w:eastAsia="仿宋" w:cs="仿宋"/>
+          <w:b w:val="0"/>
+          <w:bCs w:val="0"/>
+          <w:color w:val="auto"/>
+          <w:sz w:val="32"/>
+          <w:szCs w:val="32"/>
+        </w:rPr>
+        <w:t>（七）</w:t>
+      </w:r>
+      <w:r>
+        <w:rPr>
+          <w:rFonts w:hint="eastAsia" w:ascii="仿宋" w:hAnsi="仿宋" w:eastAsia="仿宋" w:cs="仿宋"/>
+          <w:b w:val="0"/>
+          <w:bCs w:val="0"/>
+          <w:color w:val="auto"/>
+          <w:sz w:val="32"/>
+          <w:szCs w:val="32"/>
+          <w:lang w:eastAsia="zh-CN"/>
+        </w:rPr>
+        <w:t>主席团成员绩点应当在专业前</w:t>
+      </w:r>
+      <w:r>
+        <w:rPr>
+          <w:rFonts w:hint="eastAsia" w:ascii="仿宋" w:hAnsi="仿宋" w:eastAsia="仿宋" w:cs="仿宋"/>
+          <w:b w:val="0"/>
+          <w:bCs w:val="0"/>
+          <w:color w:val="auto"/>
+          <w:sz w:val="32"/>
+          <w:szCs w:val="32"/>
+          <w:lang w:val="en-US" w:eastAsia="zh-CN"/>
+        </w:rPr>
+        <w:t>50%以内，主席团主席应当是共青团员；</w:t>
+      </w:r>
+    </w:p>
+    <w:p>
+      <w:pPr>
+        <w:pStyle w:val="3"/>
+        <w:pageBreakBefore w:val="0"/>
+        <w:widowControl/>
+        <w:kinsoku/>
+        <w:wordWrap/>
+        <w:overflowPunct/>
+        <w:topLinePunct w:val="0"/>
+        <w:autoSpaceDE/>
+        <w:autoSpaceDN/>
+        <w:bidi w:val="0"/>
+        <w:adjustRightInd/>
+        <w:snapToGrid/>
+        <w:spacing w:before="0" w:after="0"/>
+        <w:ind w:firstLine="642" w:firstLineChars="200"/>
+        <w:jc w:val="both"/>
+        <w:textAlignment w:val="auto"/>
+        <w:rPr>
+          <w:rFonts w:hint="eastAsia" w:ascii="仿宋" w:hAnsi="仿宋" w:eastAsia="仿宋" w:cs="仿宋"/>
+          <w:b w:val="0"/>
+          <w:bCs w:val="0"/>
+          <w:color w:val="auto"/>
+          <w:sz w:val="32"/>
+          <w:szCs w:val="32"/>
+        </w:rPr>
+      </w:pPr>
+      <w:r>
+        <w:rPr>
+          <w:rFonts w:hint="eastAsia" w:ascii="仿宋" w:hAnsi="仿宋" w:eastAsia="仿宋" w:cs="仿宋"/>
+          <w:b w:val="0"/>
+          <w:bCs w:val="0"/>
+          <w:color w:val="auto"/>
+          <w:sz w:val="32"/>
+          <w:szCs w:val="32"/>
+        </w:rPr>
+        <w:t>（八）学生党员干部、学习成绩优秀者、在其他学生组织机构无兼职者优先；</w:t>
+      </w:r>
+    </w:p>
+    <w:p>
+      <w:pPr>
+        <w:pStyle w:val="3"/>
+        <w:pageBreakBefore w:val="0"/>
+        <w:widowControl/>
+        <w:kinsoku/>
+        <w:wordWrap/>
+        <w:overflowPunct/>
+        <w:topLinePunct w:val="0"/>
+        <w:autoSpaceDE/>
+        <w:autoSpaceDN/>
+        <w:bidi w:val="0"/>
+        <w:adjustRightInd/>
+        <w:snapToGrid/>
+        <w:spacing w:before="0" w:after="0"/>
+        <w:ind w:firstLine="642" w:firstLineChars="200"/>
+        <w:jc w:val="both"/>
+        <w:textAlignment w:val="auto"/>
+        <w:rPr>
+          <w:rFonts w:hint="eastAsia" w:ascii="仿宋" w:hAnsi="仿宋" w:eastAsia="仿宋" w:cs="仿宋"/>
+          <w:b w:val="0"/>
+          <w:bCs w:val="0"/>
+          <w:color w:val="auto"/>
+          <w:sz w:val="32"/>
+          <w:szCs w:val="32"/>
+        </w:rPr>
+      </w:pPr>
+      <w:r>
+        <w:rPr>
+          <w:rFonts w:hint="eastAsia" w:ascii="仿宋" w:hAnsi="仿宋" w:eastAsia="仿宋" w:cs="仿宋"/>
+          <w:b w:val="0"/>
+          <w:bCs w:val="0"/>
+          <w:color w:val="auto"/>
+          <w:sz w:val="32"/>
+          <w:szCs w:val="32"/>
+        </w:rPr>
+        <w:t>（九）在校期间无违反校纪校规或受到校纪校规处分的情况</w:t>
+      </w:r>
+      <w:r>
+        <w:rPr>
+          <w:rFonts w:hint="eastAsia" w:ascii="仿宋" w:hAnsi="仿宋" w:eastAsia="仿宋" w:cs="仿宋"/>
+          <w:b w:val="0"/>
+          <w:bCs w:val="0"/>
+          <w:color w:val="auto"/>
+          <w:sz w:val="32"/>
+          <w:szCs w:val="32"/>
+          <w:lang w:eastAsia="zh-CN"/>
+        </w:rPr>
+        <w:t>，</w:t>
+      </w:r>
+      <w:r>
+        <w:rPr>
+          <w:rFonts w:hint="eastAsia" w:ascii="仿宋" w:hAnsi="仿宋" w:eastAsia="仿宋" w:cs="仿宋"/>
+          <w:b w:val="0"/>
+          <w:bCs w:val="0"/>
+          <w:color w:val="auto"/>
+          <w:sz w:val="32"/>
+          <w:szCs w:val="32"/>
+        </w:rPr>
+        <w:t>未因违反有关规定被撤职或在曾负责的</w:t>
+      </w:r>
+      <w:r>
+        <w:rPr>
+          <w:rFonts w:hint="eastAsia" w:ascii="仿宋" w:hAnsi="仿宋" w:eastAsia="仿宋" w:cs="仿宋"/>
+          <w:b w:val="0"/>
+          <w:bCs w:val="0"/>
+          <w:color w:val="auto"/>
+          <w:sz w:val="32"/>
+          <w:szCs w:val="32"/>
+          <w:lang w:eastAsia="zh-CN"/>
+        </w:rPr>
+        <w:t>社团</w:t>
+      </w:r>
+      <w:r>
+        <w:rPr>
+          <w:rFonts w:hint="eastAsia" w:ascii="仿宋" w:hAnsi="仿宋" w:eastAsia="仿宋" w:cs="仿宋"/>
+          <w:b w:val="0"/>
+          <w:bCs w:val="0"/>
+          <w:color w:val="auto"/>
+          <w:sz w:val="32"/>
+          <w:szCs w:val="32"/>
+        </w:rPr>
+        <w:t>被宣布</w:t>
+      </w:r>
+      <w:r>
+        <w:rPr>
+          <w:rFonts w:hint="eastAsia" w:ascii="仿宋" w:hAnsi="仿宋" w:eastAsia="仿宋" w:cs="仿宋"/>
+          <w:b w:val="0"/>
+          <w:bCs w:val="0"/>
+          <w:color w:val="auto"/>
+          <w:sz w:val="32"/>
+          <w:szCs w:val="32"/>
+          <w:lang w:eastAsia="zh-CN"/>
+        </w:rPr>
+        <w:t>改组或</w:t>
+      </w:r>
+      <w:r>
+        <w:rPr>
+          <w:rFonts w:hint="eastAsia" w:ascii="仿宋" w:hAnsi="仿宋" w:eastAsia="仿宋" w:cs="仿宋"/>
+          <w:b w:val="0"/>
+          <w:bCs w:val="0"/>
+          <w:color w:val="auto"/>
+          <w:sz w:val="32"/>
+          <w:szCs w:val="32"/>
+        </w:rPr>
+        <w:t>解散时承担主要责任。</w:t>
       </w:r>
     </w:p>
     <w:p>
@@ -5749,7 +5855,20 @@
           <w:sz w:val="32"/>
           <w:szCs w:val="32"/>
         </w:rPr>
-        <w:t>（二）资格审查： 由秘书处审查资格并确定</w:t>
+        <w:t>（二）资格审查：</w:t>
+      </w:r>
+      <w:bookmarkStart w:id="9" w:name="_GoBack"/>
+      <w:bookmarkEnd w:id="9"/>
+      <w:r>
+        <w:rPr>
+          <w:rFonts w:hint="eastAsia" w:ascii="仿宋" w:hAnsi="仿宋" w:eastAsia="仿宋" w:cs="仿宋"/>
+          <w:b w:val="0"/>
+          <w:bCs w:val="0"/>
+          <w:color w:val="auto"/>
+          <w:sz w:val="32"/>
+          <w:szCs w:val="32"/>
+        </w:rPr>
+        <w:t>由秘书处审查资格并确定</w:t>
       </w:r>
       <w:r>
         <w:rPr>
@@ -7354,7 +7473,7 @@
         <w:sz w:val="18"/>
       </w:rPr>
       <w:pict>
-        <v:shape id="_x0000_s2049" o:spid="_x0000_s2049" o:spt="202" type="#_x0000_t202" style="position:absolute;left:0pt;margin-top:0pt;height:144pt;width:144pt;mso-position-horizontal:outside;mso-position-horizontal-relative:margin;mso-wrap-style:none;z-index:251659264;mso-width-relative:page;mso-height-relative:page;" filled="f" stroked="f" coordsize="21600,21600">
+        <v:shape id="_x0000_s4097" o:spid="_x0000_s4097" o:spt="202" type="#_x0000_t202" style="position:absolute;left:0pt;margin-top:0pt;height:144pt;width:144pt;mso-position-horizontal:outside;mso-position-horizontal-relative:margin;mso-wrap-style:none;z-index:251659264;mso-width-relative:page;mso-height-relative:page;" filled="f" stroked="f" coordsize="21600,21600">
           <v:path/>
           <v:fill on="f" focussize="0,0"/>
           <v:stroke on="f"/>
@@ -8961,7 +9080,7 @@
 <s:customData xmlns="http://www.wps.cn/officeDocument/2013/wpsCustomData" xmlns:s="http://www.wps.cn/officeDocument/2013/wpsCustomData">
   <customSectProps/>
   <customShpExts>
-    <customShpInfo spid="_x0000_s2049" textRotate="1"/>
+    <customShpInfo spid="_x0000_s4097" textRotate="1"/>
   </customShpExts>
 </s:customData>
 </file>

--- a/章程.docx
+++ b/章程.docx
@@ -1,6 +1,6 @@
 
 <file path=word/document.xml><?xml version="1.0" encoding="utf-8"?>
-<w:document xmlns:wpc="http://schemas.microsoft.com/office/word/2010/wordprocessingCanvas" xmlns:mc="http://schemas.openxmlformats.org/markup-compatibility/2006" xmlns:o="urn:schemas-microsoft-com:office:office" xmlns:r="http://schemas.openxmlformats.org/officeDocument/2006/relationships" xmlns:m="http://schemas.openxmlformats.org/officeDocument/2006/math" xmlns:v="urn:schemas-microsoft-com:vml" xmlns:wp14="http://schemas.microsoft.com/office/word/2010/wordprocessingDrawing" xmlns:wp="http://schemas.openxmlformats.org/drawingml/2006/wordprocessingDrawing" xmlns:w="http://schemas.openxmlformats.org/wordprocessingml/2006/main" xmlns:w14="http://schemas.microsoft.com/office/word/2010/wordml" xmlns:w10="urn:schemas-microsoft-com:office:word" xmlns:w15="http://schemas.microsoft.com/office/word/2012/wordml" xmlns:wpg="http://schemas.microsoft.com/office/word/2010/wordprocessingGroup" xmlns:wpi="http://schemas.microsoft.com/office/word/2010/wordprocessingInk" xmlns:wne="http://schemas.microsoft.com/office/word/2006/wordml" xmlns:wps="http://schemas.microsoft.com/office/word/2010/wordprocessingShape" xmlns:wpsCustomData="http://www.wps.cn/officeDocument/2013/wpsCustomData" mc:Ignorable="w14 w15 wp14">
+<w:document xmlns:wpc="http://schemas.microsoft.com/office/word/2010/wordprocessingCanvas" xmlns:cx="http://schemas.microsoft.com/office/drawing/2014/chartex" xmlns:cx1="http://schemas.microsoft.com/office/drawing/2015/9/8/chartex" xmlns:cx2="http://schemas.microsoft.com/office/drawing/2015/10/21/chartex" xmlns:cx3="http://schemas.microsoft.com/office/drawing/2016/5/9/chartex" xmlns:cx4="http://schemas.microsoft.com/office/drawing/2016/5/10/chartex" xmlns:cx5="http://schemas.microsoft.com/office/drawing/2016/5/11/chartex" xmlns:cx6="http://schemas.microsoft.com/office/drawing/2016/5/12/chartex" xmlns:cx7="http://schemas.microsoft.com/office/drawing/2016/5/13/chartex" xmlns:cx8="http://schemas.microsoft.com/office/drawing/2016/5/14/chartex" xmlns:mc="http://schemas.openxmlformats.org/markup-compatibility/2006" xmlns:o="urn:schemas-microsoft-com:office:office" xmlns:r="http://schemas.openxmlformats.org/officeDocument/2006/relationships" xmlns:m="http://schemas.openxmlformats.org/officeDocument/2006/math" xmlns:v="urn:schemas-microsoft-com:vml" xmlns:wp14="http://schemas.microsoft.com/office/word/2010/wordprocessingDrawing" xmlns:wp="http://schemas.openxmlformats.org/drawingml/2006/wordprocessingDrawing" xmlns:w="http://schemas.openxmlformats.org/wordprocessingml/2006/main" xmlns:w14="http://schemas.microsoft.com/office/word/2010/wordml" xmlns:w10="urn:schemas-microsoft-com:office:word" xmlns:w15="http://schemas.microsoft.com/office/word/2012/wordml" xmlns:wpg="http://schemas.microsoft.com/office/word/2010/wordprocessingGroup" xmlns:wpi="http://schemas.microsoft.com/office/word/2010/wordprocessingInk" xmlns:wne="http://schemas.microsoft.com/office/word/2006/wordml" xmlns:wps="http://schemas.microsoft.com/office/word/2010/wordprocessingShape" xmlns:wpsCustomData="http://www.wps.cn/officeDocument/2013/wpsCustomData" mc:Ignorable="w14 w15 wp14">
   <w:body>
     <w:p>
       <w:pPr>
@@ -67,20 +67,19 @@
     </w:p>
     <w:p>
       <w:pPr>
-        <w:keepNext w:val="0"/>
-        <w:keepLines w:val="0"/>
-        <w:pageBreakBefore w:val="0"/>
-        <w:widowControl/>
-        <w:kinsoku/>
-        <w:wordWrap/>
-        <w:overflowPunct/>
-        <w:topLinePunct w:val="0"/>
-        <w:autoSpaceDE/>
-        <w:autoSpaceDN/>
-        <w:bidi w:val="0"/>
-        <w:adjustRightInd/>
-        <w:snapToGrid/>
-        <w:spacing w:after="0"/>
+        <w:pStyle w:val="2"/>
+        <w:pageBreakBefore w:val="0"/>
+        <w:widowControl/>
+        <w:kinsoku/>
+        <w:wordWrap/>
+        <w:overflowPunct/>
+        <w:topLinePunct w:val="0"/>
+        <w:autoSpaceDE/>
+        <w:autoSpaceDN/>
+        <w:bidi w:val="0"/>
+        <w:adjustRightInd/>
+        <w:snapToGrid/>
+        <w:spacing w:before="0" w:after="0"/>
         <w:jc w:val="center"/>
         <w:textAlignment w:val="auto"/>
         <w:rPr>
@@ -88,7 +87,9 @@
           <w:b w:val="0"/>
           <w:bCs w:val="0"/>
           <w:color w:val="auto"/>
-          <w:szCs w:val="32"/>
+          <w:sz w:val="32"/>
+          <w:szCs w:val="32"/>
+          <w:lang w:eastAsia="zh-CN"/>
         </w:rPr>
       </w:pPr>
       <w:r>
@@ -96,6 +97,7 @@
           <w:rFonts w:hint="eastAsia" w:ascii="黑体" w:hAnsi="黑体" w:eastAsia="黑体" w:cs="黑体"/>
           <w:b w:val="0"/>
           <w:bCs w:val="0"/>
+          <w:color w:val="auto"/>
           <w:sz w:val="32"/>
           <w:szCs w:val="32"/>
           <w:lang w:eastAsia="zh-CN"/>
@@ -107,6 +109,7 @@
           <w:rFonts w:hint="eastAsia" w:ascii="黑体" w:hAnsi="黑体" w:eastAsia="黑体" w:cs="黑体"/>
           <w:b w:val="0"/>
           <w:bCs w:val="0"/>
+          <w:color w:val="auto"/>
           <w:sz w:val="32"/>
           <w:szCs w:val="32"/>
           <w:lang w:val="en-US" w:eastAsia="zh-CN"/>
@@ -118,8 +121,10 @@
           <w:rFonts w:hint="eastAsia" w:ascii="黑体" w:hAnsi="黑体" w:eastAsia="黑体" w:cs="黑体"/>
           <w:b w:val="0"/>
           <w:bCs w:val="0"/>
-          <w:sz w:val="32"/>
-          <w:szCs w:val="32"/>
+          <w:color w:val="auto"/>
+          <w:sz w:val="32"/>
+          <w:szCs w:val="32"/>
+          <w:lang w:eastAsia="zh-CN"/>
         </w:rPr>
         <w:t>总则</w:t>
       </w:r>
@@ -4448,7 +4453,7 @@
     </w:p>
     <w:p>
       <w:pPr>
-        <w:pStyle w:val="3"/>
+        <w:pStyle w:val="2"/>
         <w:pageBreakBefore w:val="0"/>
         <w:widowControl/>
         <w:kinsoku/>
@@ -4470,6 +4475,7 @@
           <w:color w:val="auto"/>
           <w:sz w:val="32"/>
           <w:szCs w:val="32"/>
+          <w:lang w:eastAsia="zh-CN"/>
         </w:rPr>
       </w:pPr>
       <w:r>
@@ -4504,1371 +4510,1361 @@
           <w:color w:val="auto"/>
           <w:sz w:val="32"/>
           <w:szCs w:val="32"/>
+          <w:lang w:eastAsia="zh-CN"/>
         </w:rPr>
         <w:t>财务管理</w:t>
-      </w:r>
-    </w:p>
-    <w:p>
-      <w:pPr>
-        <w:pStyle w:val="25"/>
-        <w:pageBreakBefore w:val="0"/>
-        <w:widowControl/>
-        <w:kinsoku/>
-        <w:wordWrap/>
-        <w:overflowPunct/>
-        <w:topLinePunct w:val="0"/>
-        <w:autoSpaceDE/>
-        <w:autoSpaceDN/>
-        <w:bidi w:val="0"/>
-        <w:adjustRightInd/>
-        <w:snapToGrid/>
-        <w:spacing w:before="0" w:after="0"/>
-        <w:ind w:firstLine="642" w:firstLineChars="200"/>
-        <w:jc w:val="both"/>
-        <w:textAlignment w:val="auto"/>
-        <w:rPr>
-          <w:rFonts w:hint="eastAsia" w:ascii="仿宋" w:hAnsi="仿宋" w:eastAsia="仿宋" w:cs="仿宋"/>
-          <w:b w:val="0"/>
-          <w:bCs w:val="0"/>
-          <w:color w:val="auto"/>
-          <w:sz w:val="32"/>
-          <w:szCs w:val="32"/>
-          <w:lang w:eastAsia="zh-CN"/>
-        </w:rPr>
-      </w:pPr>
-      <w:r>
-        <w:rPr>
-          <w:rFonts w:hint="eastAsia" w:ascii="仿宋" w:hAnsi="仿宋" w:eastAsia="仿宋" w:cs="仿宋"/>
-          <w:b w:val="0"/>
-          <w:bCs w:val="0"/>
-          <w:color w:val="auto"/>
-          <w:sz w:val="32"/>
-          <w:szCs w:val="32"/>
-        </w:rPr>
-        <w:t>第二十</w:t>
-      </w:r>
-      <w:r>
-        <w:rPr>
-          <w:rFonts w:hint="eastAsia" w:ascii="仿宋" w:hAnsi="仿宋" w:eastAsia="仿宋" w:cs="仿宋"/>
-          <w:b w:val="0"/>
-          <w:bCs w:val="0"/>
-          <w:color w:val="auto"/>
-          <w:sz w:val="32"/>
-          <w:szCs w:val="32"/>
-          <w:lang w:eastAsia="zh-CN"/>
-        </w:rPr>
-        <w:t>四</w:t>
-      </w:r>
-      <w:r>
-        <w:rPr>
-          <w:rFonts w:hint="eastAsia" w:ascii="仿宋" w:hAnsi="仿宋" w:eastAsia="仿宋" w:cs="仿宋"/>
-          <w:b w:val="0"/>
-          <w:bCs w:val="0"/>
-          <w:color w:val="auto"/>
-          <w:sz w:val="32"/>
-          <w:szCs w:val="32"/>
-        </w:rPr>
-        <w:t>条</w:t>
-      </w:r>
-      <w:r>
-        <w:rPr>
-          <w:rFonts w:hint="eastAsia" w:ascii="仿宋" w:hAnsi="仿宋" w:eastAsia="仿宋" w:cs="仿宋"/>
-          <w:b w:val="0"/>
-          <w:bCs w:val="0"/>
-          <w:color w:val="auto"/>
-          <w:sz w:val="32"/>
-          <w:szCs w:val="32"/>
-          <w:lang w:val="en-US" w:eastAsia="zh-CN"/>
-        </w:rPr>
-        <w:t xml:space="preserve"> 协会的</w:t>
-      </w:r>
-      <w:r>
-        <w:rPr>
-          <w:rFonts w:hint="eastAsia" w:ascii="仿宋" w:hAnsi="仿宋" w:eastAsia="仿宋" w:cs="仿宋"/>
-          <w:b w:val="0"/>
-          <w:bCs w:val="0"/>
-          <w:color w:val="auto"/>
-          <w:sz w:val="32"/>
-          <w:szCs w:val="32"/>
-        </w:rPr>
-        <w:t>经费来源</w:t>
-      </w:r>
-      <w:r>
-        <w:rPr>
-          <w:rFonts w:hint="eastAsia" w:ascii="仿宋" w:hAnsi="仿宋" w:eastAsia="仿宋" w:cs="仿宋"/>
-          <w:b w:val="0"/>
-          <w:bCs w:val="0"/>
-          <w:color w:val="auto"/>
-          <w:sz w:val="32"/>
-          <w:szCs w:val="32"/>
-          <w:lang w:eastAsia="zh-CN"/>
-        </w:rPr>
-        <w:t>是：</w:t>
-      </w:r>
-    </w:p>
-    <w:p>
-      <w:pPr>
-        <w:pStyle w:val="3"/>
-        <w:pageBreakBefore w:val="0"/>
-        <w:widowControl/>
-        <w:kinsoku/>
-        <w:wordWrap/>
-        <w:overflowPunct/>
-        <w:topLinePunct w:val="0"/>
-        <w:autoSpaceDE/>
-        <w:autoSpaceDN/>
-        <w:bidi w:val="0"/>
-        <w:adjustRightInd/>
-        <w:snapToGrid/>
-        <w:spacing w:before="0" w:after="0"/>
-        <w:ind w:firstLine="642" w:firstLineChars="200"/>
-        <w:jc w:val="both"/>
-        <w:textAlignment w:val="auto"/>
-        <w:rPr>
-          <w:rFonts w:hint="eastAsia" w:ascii="仿宋" w:hAnsi="仿宋" w:eastAsia="仿宋" w:cs="仿宋"/>
-          <w:b w:val="0"/>
-          <w:bCs w:val="0"/>
-          <w:color w:val="auto"/>
-          <w:sz w:val="32"/>
-          <w:szCs w:val="32"/>
-        </w:rPr>
-      </w:pPr>
-      <w:r>
-        <w:rPr>
-          <w:rFonts w:hint="eastAsia" w:ascii="仿宋" w:hAnsi="仿宋" w:eastAsia="仿宋" w:cs="仿宋"/>
-          <w:b w:val="0"/>
-          <w:bCs w:val="0"/>
-          <w:color w:val="auto"/>
-          <w:sz w:val="32"/>
-          <w:szCs w:val="32"/>
-        </w:rPr>
-        <w:t>（一）学校及学院专项资助；</w:t>
-      </w:r>
-    </w:p>
-    <w:p>
-      <w:pPr>
-        <w:pStyle w:val="3"/>
-        <w:pageBreakBefore w:val="0"/>
-        <w:widowControl/>
-        <w:kinsoku/>
-        <w:wordWrap/>
-        <w:overflowPunct/>
-        <w:topLinePunct w:val="0"/>
-        <w:autoSpaceDE/>
-        <w:autoSpaceDN/>
-        <w:bidi w:val="0"/>
-        <w:adjustRightInd/>
-        <w:snapToGrid/>
-        <w:spacing w:before="0" w:after="0"/>
-        <w:ind w:firstLine="642" w:firstLineChars="200"/>
-        <w:jc w:val="both"/>
-        <w:textAlignment w:val="auto"/>
-        <w:rPr>
-          <w:rFonts w:hint="eastAsia" w:ascii="仿宋" w:hAnsi="仿宋" w:eastAsia="仿宋" w:cs="仿宋"/>
-          <w:b w:val="0"/>
-          <w:bCs w:val="0"/>
-          <w:color w:val="auto"/>
-          <w:sz w:val="32"/>
-          <w:szCs w:val="32"/>
-        </w:rPr>
-      </w:pPr>
-      <w:r>
-        <w:rPr>
-          <w:rFonts w:hint="eastAsia" w:ascii="仿宋" w:hAnsi="仿宋" w:eastAsia="仿宋" w:cs="仿宋"/>
-          <w:b w:val="0"/>
-          <w:bCs w:val="0"/>
-          <w:color w:val="auto"/>
-          <w:sz w:val="32"/>
-          <w:szCs w:val="32"/>
-        </w:rPr>
-        <w:t>（二）开放原子基金会等社会支持；</w:t>
-      </w:r>
-    </w:p>
-    <w:p>
-      <w:pPr>
-        <w:pStyle w:val="3"/>
-        <w:pageBreakBefore w:val="0"/>
-        <w:widowControl/>
-        <w:kinsoku/>
-        <w:wordWrap/>
-        <w:overflowPunct/>
-        <w:topLinePunct w:val="0"/>
-        <w:autoSpaceDE/>
-        <w:autoSpaceDN/>
-        <w:bidi w:val="0"/>
-        <w:adjustRightInd/>
-        <w:snapToGrid/>
-        <w:spacing w:before="0" w:after="0"/>
-        <w:ind w:firstLine="642" w:firstLineChars="200"/>
-        <w:jc w:val="both"/>
-        <w:textAlignment w:val="auto"/>
-        <w:rPr>
-          <w:rFonts w:hint="eastAsia" w:ascii="仿宋" w:hAnsi="仿宋" w:eastAsia="仿宋" w:cs="仿宋"/>
-          <w:b w:val="0"/>
-          <w:bCs w:val="0"/>
-          <w:color w:val="auto"/>
-          <w:sz w:val="32"/>
-          <w:szCs w:val="32"/>
-        </w:rPr>
-      </w:pPr>
-      <w:r>
-        <w:rPr>
-          <w:rFonts w:hint="eastAsia" w:ascii="仿宋" w:hAnsi="仿宋" w:eastAsia="仿宋" w:cs="仿宋"/>
-          <w:b w:val="0"/>
-          <w:bCs w:val="0"/>
-          <w:color w:val="auto"/>
-          <w:sz w:val="32"/>
-          <w:szCs w:val="32"/>
-        </w:rPr>
-        <w:t>（三）其他合法和合乎学校规定的收入。</w:t>
-      </w:r>
-    </w:p>
-    <w:p>
-      <w:pPr>
-        <w:pStyle w:val="3"/>
-        <w:pageBreakBefore w:val="0"/>
-        <w:widowControl/>
-        <w:kinsoku/>
-        <w:wordWrap/>
-        <w:overflowPunct/>
-        <w:topLinePunct w:val="0"/>
-        <w:autoSpaceDE/>
-        <w:autoSpaceDN/>
-        <w:bidi w:val="0"/>
-        <w:adjustRightInd/>
-        <w:snapToGrid/>
-        <w:spacing w:before="0" w:after="0"/>
-        <w:ind w:firstLine="642" w:firstLineChars="200"/>
-        <w:jc w:val="both"/>
-        <w:textAlignment w:val="auto"/>
-        <w:rPr>
-          <w:rFonts w:hint="eastAsia" w:ascii="仿宋" w:hAnsi="仿宋" w:eastAsia="仿宋" w:cs="仿宋"/>
-          <w:b w:val="0"/>
-          <w:bCs w:val="0"/>
-          <w:color w:val="auto"/>
-          <w:sz w:val="32"/>
-          <w:szCs w:val="32"/>
-        </w:rPr>
-      </w:pPr>
-      <w:r>
-        <w:rPr>
-          <w:rFonts w:hint="eastAsia" w:ascii="仿宋" w:hAnsi="仿宋" w:eastAsia="仿宋" w:cs="仿宋"/>
-          <w:b w:val="0"/>
-          <w:bCs w:val="0"/>
-          <w:color w:val="auto"/>
-          <w:sz w:val="32"/>
-          <w:szCs w:val="32"/>
-        </w:rPr>
-        <w:t>第二十</w:t>
-      </w:r>
-      <w:r>
-        <w:rPr>
-          <w:rFonts w:hint="eastAsia" w:ascii="仿宋" w:hAnsi="仿宋" w:eastAsia="仿宋" w:cs="仿宋"/>
-          <w:b w:val="0"/>
-          <w:bCs w:val="0"/>
-          <w:color w:val="auto"/>
-          <w:sz w:val="32"/>
-          <w:szCs w:val="32"/>
-          <w:lang w:eastAsia="zh-CN"/>
-        </w:rPr>
-        <w:t>五</w:t>
-      </w:r>
-      <w:r>
-        <w:rPr>
-          <w:rFonts w:hint="eastAsia" w:ascii="仿宋" w:hAnsi="仿宋" w:eastAsia="仿宋" w:cs="仿宋"/>
-          <w:b w:val="0"/>
-          <w:bCs w:val="0"/>
-          <w:color w:val="auto"/>
-          <w:sz w:val="32"/>
-          <w:szCs w:val="32"/>
-        </w:rPr>
-        <w:t>条</w:t>
-      </w:r>
-      <w:r>
-        <w:rPr>
-          <w:rFonts w:hint="eastAsia" w:ascii="仿宋" w:hAnsi="仿宋" w:eastAsia="仿宋" w:cs="仿宋"/>
-          <w:b w:val="0"/>
-          <w:bCs w:val="0"/>
-          <w:color w:val="auto"/>
-          <w:sz w:val="32"/>
-          <w:szCs w:val="32"/>
-          <w:lang w:val="en-US" w:eastAsia="zh-CN"/>
-        </w:rPr>
-        <w:t xml:space="preserve"> </w:t>
-      </w:r>
-      <w:r>
-        <w:rPr>
-          <w:rFonts w:hint="eastAsia" w:ascii="仿宋" w:hAnsi="仿宋" w:eastAsia="仿宋" w:cs="仿宋"/>
-          <w:b w:val="0"/>
-          <w:bCs w:val="0"/>
-          <w:color w:val="auto"/>
-          <w:sz w:val="32"/>
-          <w:szCs w:val="32"/>
-        </w:rPr>
-        <w:t>经费管理原则</w:t>
-      </w:r>
-    </w:p>
-    <w:p>
-      <w:pPr>
-        <w:pStyle w:val="3"/>
-        <w:pageBreakBefore w:val="0"/>
-        <w:widowControl/>
-        <w:kinsoku/>
-        <w:wordWrap/>
-        <w:overflowPunct/>
-        <w:topLinePunct w:val="0"/>
-        <w:autoSpaceDE/>
-        <w:autoSpaceDN/>
-        <w:bidi w:val="0"/>
-        <w:adjustRightInd/>
-        <w:snapToGrid/>
-        <w:spacing w:before="0" w:after="0"/>
-        <w:ind w:firstLine="642" w:firstLineChars="200"/>
-        <w:jc w:val="both"/>
-        <w:textAlignment w:val="auto"/>
-        <w:rPr>
-          <w:rFonts w:hint="eastAsia" w:ascii="仿宋" w:hAnsi="仿宋" w:eastAsia="仿宋" w:cs="仿宋"/>
-          <w:b w:val="0"/>
-          <w:bCs w:val="0"/>
-          <w:color w:val="auto"/>
-          <w:sz w:val="32"/>
-          <w:szCs w:val="32"/>
-        </w:rPr>
-      </w:pPr>
-      <w:r>
-        <w:rPr>
-          <w:rFonts w:hint="eastAsia" w:ascii="仿宋" w:hAnsi="仿宋" w:eastAsia="仿宋" w:cs="仿宋"/>
-          <w:b w:val="0"/>
-          <w:bCs w:val="0"/>
-          <w:color w:val="auto"/>
-          <w:sz w:val="32"/>
-          <w:szCs w:val="32"/>
-        </w:rPr>
-        <w:t>协会经费遵循“专款专用、合理节约 ”的原则，用于协会的管理及各项活动组织，不得用于与协会活动无关的方面。协会所有财产属协会全体成员共有，必须用于服务会员、发展协会。</w:t>
-      </w:r>
-    </w:p>
-    <w:p>
-      <w:pPr>
-        <w:pStyle w:val="3"/>
-        <w:pageBreakBefore w:val="0"/>
-        <w:widowControl/>
-        <w:kinsoku/>
-        <w:wordWrap/>
-        <w:overflowPunct/>
-        <w:topLinePunct w:val="0"/>
-        <w:autoSpaceDE/>
-        <w:autoSpaceDN/>
-        <w:bidi w:val="0"/>
-        <w:adjustRightInd/>
-        <w:snapToGrid/>
-        <w:spacing w:before="0" w:after="0"/>
-        <w:ind w:firstLine="642" w:firstLineChars="200"/>
-        <w:jc w:val="both"/>
-        <w:textAlignment w:val="auto"/>
-        <w:rPr>
-          <w:rFonts w:hint="eastAsia" w:ascii="仿宋" w:hAnsi="仿宋" w:eastAsia="仿宋" w:cs="仿宋"/>
-          <w:b w:val="0"/>
-          <w:bCs w:val="0"/>
-          <w:color w:val="auto"/>
-          <w:sz w:val="32"/>
-          <w:szCs w:val="32"/>
-        </w:rPr>
-      </w:pPr>
-      <w:r>
-        <w:rPr>
-          <w:rFonts w:hint="eastAsia" w:ascii="仿宋" w:hAnsi="仿宋" w:eastAsia="仿宋" w:cs="仿宋"/>
-          <w:b w:val="0"/>
-          <w:bCs w:val="0"/>
-          <w:color w:val="auto"/>
-          <w:sz w:val="32"/>
-          <w:szCs w:val="32"/>
-        </w:rPr>
-        <w:t>第二十</w:t>
-      </w:r>
-      <w:r>
-        <w:rPr>
-          <w:rFonts w:hint="eastAsia" w:ascii="仿宋" w:hAnsi="仿宋" w:eastAsia="仿宋" w:cs="仿宋"/>
-          <w:b w:val="0"/>
-          <w:bCs w:val="0"/>
-          <w:color w:val="auto"/>
-          <w:sz w:val="32"/>
-          <w:szCs w:val="32"/>
-          <w:lang w:eastAsia="zh-CN"/>
-        </w:rPr>
-        <w:t>六</w:t>
-      </w:r>
-      <w:r>
-        <w:rPr>
-          <w:rFonts w:hint="eastAsia" w:ascii="仿宋" w:hAnsi="仿宋" w:eastAsia="仿宋" w:cs="仿宋"/>
-          <w:b w:val="0"/>
-          <w:bCs w:val="0"/>
-          <w:color w:val="auto"/>
-          <w:sz w:val="32"/>
-          <w:szCs w:val="32"/>
-        </w:rPr>
-        <w:t>条</w:t>
-      </w:r>
-      <w:r>
-        <w:rPr>
-          <w:rFonts w:hint="eastAsia" w:ascii="仿宋" w:hAnsi="仿宋" w:eastAsia="仿宋" w:cs="仿宋"/>
-          <w:b w:val="0"/>
-          <w:bCs w:val="0"/>
-          <w:color w:val="auto"/>
-          <w:sz w:val="32"/>
-          <w:szCs w:val="32"/>
-          <w:lang w:val="en-US" w:eastAsia="zh-CN"/>
-        </w:rPr>
-        <w:t xml:space="preserve"> </w:t>
-      </w:r>
-      <w:r>
-        <w:rPr>
-          <w:rFonts w:hint="eastAsia" w:ascii="仿宋" w:hAnsi="仿宋" w:eastAsia="仿宋" w:cs="仿宋"/>
-          <w:b w:val="0"/>
-          <w:bCs w:val="0"/>
-          <w:color w:val="auto"/>
-          <w:sz w:val="32"/>
-          <w:szCs w:val="32"/>
-        </w:rPr>
-        <w:t>财务专员每</w:t>
-      </w:r>
-      <w:r>
-        <w:rPr>
-          <w:rFonts w:hint="eastAsia" w:ascii="仿宋" w:hAnsi="仿宋" w:eastAsia="仿宋" w:cs="仿宋"/>
-          <w:b w:val="0"/>
-          <w:bCs w:val="0"/>
-          <w:color w:val="auto"/>
-          <w:sz w:val="32"/>
-          <w:szCs w:val="32"/>
-          <w:lang w:eastAsia="zh-CN"/>
-        </w:rPr>
-        <w:t>季度应当</w:t>
-      </w:r>
-      <w:r>
-        <w:rPr>
-          <w:rFonts w:hint="eastAsia" w:ascii="仿宋" w:hAnsi="仿宋" w:eastAsia="仿宋" w:cs="仿宋"/>
-          <w:b w:val="0"/>
-          <w:bCs w:val="0"/>
-          <w:color w:val="auto"/>
-          <w:sz w:val="32"/>
-          <w:szCs w:val="32"/>
-        </w:rPr>
-        <w:t>向全体会员公示本学期财务收支状况，接受会员监督。</w:t>
-      </w:r>
-    </w:p>
-    <w:bookmarkEnd w:id="4"/>
-    <w:p>
-      <w:pPr>
-        <w:pStyle w:val="2"/>
-        <w:pageBreakBefore w:val="0"/>
-        <w:widowControl/>
-        <w:kinsoku/>
-        <w:wordWrap/>
-        <w:overflowPunct/>
-        <w:topLinePunct w:val="0"/>
-        <w:autoSpaceDE/>
-        <w:autoSpaceDN/>
-        <w:bidi w:val="0"/>
-        <w:adjustRightInd/>
-        <w:snapToGrid/>
-        <w:spacing w:before="0" w:after="0"/>
-        <w:jc w:val="center"/>
-        <w:textAlignment w:val="auto"/>
-        <w:rPr>
-          <w:rFonts w:hint="eastAsia" w:ascii="黑体" w:hAnsi="黑体" w:eastAsia="黑体" w:cs="黑体"/>
-          <w:b w:val="0"/>
-          <w:bCs w:val="0"/>
-          <w:color w:val="auto"/>
-          <w:sz w:val="32"/>
-          <w:szCs w:val="32"/>
-        </w:rPr>
-      </w:pPr>
-      <w:bookmarkStart w:id="5" w:name="换届与纳新"/>
-      <w:r>
-        <w:rPr>
-          <w:rFonts w:hint="eastAsia" w:ascii="黑体" w:hAnsi="黑体" w:eastAsia="黑体" w:cs="黑体"/>
-          <w:b w:val="0"/>
-          <w:bCs w:val="0"/>
-          <w:color w:val="auto"/>
-          <w:sz w:val="32"/>
-          <w:szCs w:val="32"/>
-          <w:lang w:eastAsia="zh-CN"/>
-        </w:rPr>
-        <w:t>第六章</w:t>
-      </w:r>
-      <w:r>
-        <w:rPr>
-          <w:rFonts w:hint="eastAsia" w:ascii="黑体" w:hAnsi="黑体" w:eastAsia="黑体" w:cs="黑体"/>
-          <w:b w:val="0"/>
-          <w:bCs w:val="0"/>
-          <w:color w:val="auto"/>
-          <w:sz w:val="32"/>
-          <w:szCs w:val="32"/>
-          <w:lang w:val="en-US" w:eastAsia="zh-CN"/>
-        </w:rPr>
-        <w:t xml:space="preserve"> </w:t>
-      </w:r>
-      <w:r>
-        <w:rPr>
-          <w:rFonts w:hint="eastAsia" w:ascii="黑体" w:hAnsi="黑体" w:eastAsia="黑体" w:cs="黑体"/>
-          <w:b w:val="0"/>
-          <w:bCs w:val="0"/>
-          <w:color w:val="auto"/>
-          <w:sz w:val="32"/>
-          <w:szCs w:val="32"/>
-        </w:rPr>
-        <w:t>换届与纳新</w:t>
-      </w:r>
-    </w:p>
-    <w:p>
-      <w:pPr>
-        <w:pStyle w:val="25"/>
-        <w:pageBreakBefore w:val="0"/>
-        <w:widowControl/>
-        <w:kinsoku/>
-        <w:wordWrap/>
-        <w:overflowPunct/>
-        <w:topLinePunct w:val="0"/>
-        <w:autoSpaceDE/>
-        <w:autoSpaceDN/>
-        <w:bidi w:val="0"/>
-        <w:adjustRightInd/>
-        <w:snapToGrid/>
-        <w:spacing w:before="0" w:after="0"/>
-        <w:ind w:firstLine="642" w:firstLineChars="200"/>
-        <w:jc w:val="both"/>
-        <w:textAlignment w:val="auto"/>
-        <w:rPr>
-          <w:rFonts w:hint="eastAsia" w:ascii="仿宋" w:hAnsi="仿宋" w:eastAsia="仿宋" w:cs="仿宋"/>
-          <w:b w:val="0"/>
-          <w:bCs w:val="0"/>
-          <w:color w:val="auto"/>
-          <w:sz w:val="32"/>
-          <w:szCs w:val="32"/>
-        </w:rPr>
-      </w:pPr>
-      <w:r>
-        <w:rPr>
-          <w:rFonts w:hint="eastAsia" w:ascii="仿宋" w:hAnsi="仿宋" w:eastAsia="仿宋" w:cs="仿宋"/>
-          <w:b w:val="0"/>
-          <w:bCs w:val="0"/>
-          <w:color w:val="auto"/>
-          <w:sz w:val="32"/>
-          <w:szCs w:val="32"/>
-        </w:rPr>
-        <w:t>第二十</w:t>
-      </w:r>
-      <w:r>
-        <w:rPr>
-          <w:rFonts w:hint="eastAsia" w:ascii="仿宋" w:hAnsi="仿宋" w:eastAsia="仿宋" w:cs="仿宋"/>
-          <w:b w:val="0"/>
-          <w:bCs w:val="0"/>
-          <w:color w:val="auto"/>
-          <w:sz w:val="32"/>
-          <w:szCs w:val="32"/>
-          <w:lang w:eastAsia="zh-CN"/>
-        </w:rPr>
-        <w:t>七</w:t>
-      </w:r>
-      <w:r>
-        <w:rPr>
-          <w:rFonts w:hint="eastAsia" w:ascii="仿宋" w:hAnsi="仿宋" w:eastAsia="仿宋" w:cs="仿宋"/>
-          <w:b w:val="0"/>
-          <w:bCs w:val="0"/>
-          <w:color w:val="auto"/>
-          <w:sz w:val="32"/>
-          <w:szCs w:val="32"/>
-        </w:rPr>
-        <w:t>条</w:t>
-      </w:r>
-      <w:r>
-        <w:rPr>
-          <w:rFonts w:hint="eastAsia" w:ascii="仿宋" w:hAnsi="仿宋" w:eastAsia="仿宋" w:cs="仿宋"/>
-          <w:b w:val="0"/>
-          <w:bCs w:val="0"/>
-          <w:color w:val="auto"/>
-          <w:sz w:val="32"/>
-          <w:szCs w:val="32"/>
-          <w:lang w:val="en-US" w:eastAsia="zh-CN"/>
-        </w:rPr>
-        <w:t xml:space="preserve"> </w:t>
-      </w:r>
-      <w:r>
-        <w:rPr>
-          <w:rFonts w:hint="eastAsia" w:ascii="仿宋" w:hAnsi="仿宋" w:eastAsia="仿宋" w:cs="仿宋"/>
-          <w:b w:val="0"/>
-          <w:bCs w:val="0"/>
-          <w:color w:val="auto"/>
-          <w:sz w:val="32"/>
-          <w:szCs w:val="32"/>
-        </w:rPr>
-        <w:t>协会主席</w:t>
-      </w:r>
-      <w:r>
-        <w:rPr>
-          <w:rFonts w:hint="eastAsia" w:ascii="仿宋" w:hAnsi="仿宋" w:eastAsia="仿宋" w:cs="仿宋"/>
-          <w:b w:val="0"/>
-          <w:bCs w:val="0"/>
-          <w:color w:val="auto"/>
-          <w:sz w:val="32"/>
-          <w:szCs w:val="32"/>
-          <w:lang w:eastAsia="zh-CN"/>
-        </w:rPr>
-        <w:t>团、财务专员、秘书长、秘书处成员、宣传委员会成员</w:t>
-      </w:r>
-      <w:r>
-        <w:rPr>
-          <w:rFonts w:hint="eastAsia" w:ascii="仿宋" w:hAnsi="仿宋" w:eastAsia="仿宋" w:cs="仿宋"/>
-          <w:b w:val="0"/>
-          <w:bCs w:val="0"/>
-          <w:color w:val="auto"/>
-          <w:sz w:val="32"/>
-          <w:szCs w:val="32"/>
-        </w:rPr>
-        <w:t>，采取按需设岗、能者居之的原则，可连选连任，重视和尊重人才。</w:t>
-      </w:r>
-    </w:p>
-    <w:p>
-      <w:pPr>
-        <w:pStyle w:val="3"/>
-        <w:pageBreakBefore w:val="0"/>
-        <w:widowControl/>
-        <w:kinsoku/>
-        <w:wordWrap/>
-        <w:overflowPunct/>
-        <w:topLinePunct w:val="0"/>
-        <w:autoSpaceDE/>
-        <w:autoSpaceDN/>
-        <w:bidi w:val="0"/>
-        <w:adjustRightInd/>
-        <w:snapToGrid/>
-        <w:spacing w:before="0" w:after="0"/>
-        <w:ind w:firstLine="642" w:firstLineChars="200"/>
-        <w:jc w:val="both"/>
-        <w:textAlignment w:val="auto"/>
-        <w:rPr>
-          <w:rFonts w:hint="eastAsia" w:ascii="仿宋" w:hAnsi="仿宋" w:eastAsia="仿宋" w:cs="仿宋"/>
-          <w:b w:val="0"/>
-          <w:bCs w:val="0"/>
-          <w:color w:val="auto"/>
-          <w:sz w:val="32"/>
-          <w:szCs w:val="32"/>
-          <w:lang w:eastAsia="zh-CN"/>
-        </w:rPr>
-      </w:pPr>
-      <w:r>
-        <w:rPr>
-          <w:rFonts w:hint="eastAsia" w:ascii="仿宋" w:hAnsi="仿宋" w:eastAsia="仿宋" w:cs="仿宋"/>
-          <w:b w:val="0"/>
-          <w:bCs w:val="0"/>
-          <w:color w:val="auto"/>
-          <w:sz w:val="32"/>
-          <w:szCs w:val="32"/>
-        </w:rPr>
-        <w:t>第二十</w:t>
-      </w:r>
-      <w:r>
-        <w:rPr>
-          <w:rFonts w:hint="eastAsia" w:ascii="仿宋" w:hAnsi="仿宋" w:eastAsia="仿宋" w:cs="仿宋"/>
-          <w:b w:val="0"/>
-          <w:bCs w:val="0"/>
-          <w:color w:val="auto"/>
-          <w:sz w:val="32"/>
-          <w:szCs w:val="32"/>
-          <w:lang w:eastAsia="zh-CN"/>
-        </w:rPr>
-        <w:t>八</w:t>
-      </w:r>
-      <w:r>
-        <w:rPr>
-          <w:rFonts w:hint="eastAsia" w:ascii="仿宋" w:hAnsi="仿宋" w:eastAsia="仿宋" w:cs="仿宋"/>
-          <w:b w:val="0"/>
-          <w:bCs w:val="0"/>
-          <w:color w:val="auto"/>
-          <w:sz w:val="32"/>
-          <w:szCs w:val="32"/>
-        </w:rPr>
-        <w:t>条</w:t>
-      </w:r>
-      <w:r>
-        <w:rPr>
-          <w:rFonts w:hint="eastAsia" w:ascii="仿宋" w:hAnsi="仿宋" w:eastAsia="仿宋" w:cs="仿宋"/>
-          <w:b w:val="0"/>
-          <w:bCs w:val="0"/>
-          <w:color w:val="auto"/>
-          <w:sz w:val="32"/>
-          <w:szCs w:val="32"/>
-          <w:lang w:val="en-US" w:eastAsia="zh-CN"/>
-        </w:rPr>
-        <w:t xml:space="preserve"> </w:t>
-      </w:r>
-      <w:r>
-        <w:rPr>
-          <w:rFonts w:hint="eastAsia" w:ascii="仿宋" w:hAnsi="仿宋" w:eastAsia="仿宋" w:cs="仿宋"/>
-          <w:b w:val="0"/>
-          <w:bCs w:val="0"/>
-          <w:color w:val="auto"/>
-          <w:sz w:val="32"/>
-          <w:szCs w:val="32"/>
-        </w:rPr>
-        <w:t>竞聘</w:t>
-      </w:r>
-      <w:r>
-        <w:rPr>
-          <w:rFonts w:hint="eastAsia" w:ascii="仿宋" w:hAnsi="仿宋" w:eastAsia="仿宋" w:cs="仿宋"/>
-          <w:b w:val="0"/>
-          <w:bCs w:val="0"/>
-          <w:color w:val="auto"/>
-          <w:sz w:val="32"/>
-          <w:szCs w:val="32"/>
-          <w:lang w:eastAsia="zh-CN"/>
-        </w:rPr>
-        <w:t>协会的任何职务需满足如下</w:t>
-      </w:r>
-      <w:r>
-        <w:rPr>
-          <w:rFonts w:hint="eastAsia" w:ascii="仿宋" w:hAnsi="仿宋" w:eastAsia="仿宋" w:cs="仿宋"/>
-          <w:b w:val="0"/>
-          <w:bCs w:val="0"/>
-          <w:color w:val="auto"/>
-          <w:sz w:val="32"/>
-          <w:szCs w:val="32"/>
-        </w:rPr>
-        <w:t>条件</w:t>
-      </w:r>
-      <w:r>
-        <w:rPr>
-          <w:rFonts w:hint="eastAsia" w:ascii="仿宋" w:hAnsi="仿宋" w:eastAsia="仿宋" w:cs="仿宋"/>
-          <w:b w:val="0"/>
-          <w:bCs w:val="0"/>
-          <w:color w:val="auto"/>
-          <w:sz w:val="32"/>
-          <w:szCs w:val="32"/>
-          <w:lang w:eastAsia="zh-CN"/>
-        </w:rPr>
-        <w:t>：</w:t>
-      </w:r>
-    </w:p>
-    <w:p>
-      <w:pPr>
-        <w:pStyle w:val="3"/>
-        <w:pageBreakBefore w:val="0"/>
-        <w:widowControl/>
-        <w:kinsoku/>
-        <w:wordWrap/>
-        <w:overflowPunct/>
-        <w:topLinePunct w:val="0"/>
-        <w:autoSpaceDE/>
-        <w:autoSpaceDN/>
-        <w:bidi w:val="0"/>
-        <w:adjustRightInd/>
-        <w:snapToGrid/>
-        <w:spacing w:before="0" w:after="0"/>
-        <w:ind w:firstLine="642" w:firstLineChars="200"/>
-        <w:jc w:val="both"/>
-        <w:textAlignment w:val="auto"/>
-        <w:rPr>
-          <w:rFonts w:hint="eastAsia" w:ascii="仿宋" w:hAnsi="仿宋" w:eastAsia="仿宋" w:cs="仿宋"/>
-          <w:b w:val="0"/>
-          <w:bCs w:val="0"/>
-          <w:color w:val="auto"/>
-          <w:sz w:val="32"/>
-          <w:szCs w:val="32"/>
-        </w:rPr>
-      </w:pPr>
-      <w:r>
-        <w:rPr>
-          <w:rFonts w:hint="eastAsia" w:ascii="仿宋" w:hAnsi="仿宋" w:eastAsia="仿宋" w:cs="仿宋"/>
-          <w:b w:val="0"/>
-          <w:bCs w:val="0"/>
-          <w:color w:val="auto"/>
-          <w:sz w:val="32"/>
-          <w:szCs w:val="32"/>
-        </w:rPr>
-        <w:t>（一）热爱社会主义祖国，拥护党的基本路线，有正确的政治立场、观点和态度，具有良好的品行、修养和道德风尚；</w:t>
-      </w:r>
-    </w:p>
-    <w:p>
-      <w:pPr>
-        <w:pStyle w:val="3"/>
-        <w:pageBreakBefore w:val="0"/>
-        <w:widowControl/>
-        <w:kinsoku/>
-        <w:wordWrap/>
-        <w:overflowPunct/>
-        <w:topLinePunct w:val="0"/>
-        <w:autoSpaceDE/>
-        <w:autoSpaceDN/>
-        <w:bidi w:val="0"/>
-        <w:adjustRightInd/>
-        <w:snapToGrid/>
-        <w:spacing w:before="0" w:after="0"/>
-        <w:ind w:firstLine="642" w:firstLineChars="200"/>
-        <w:jc w:val="both"/>
-        <w:textAlignment w:val="auto"/>
-        <w:rPr>
-          <w:rFonts w:hint="eastAsia" w:ascii="仿宋" w:hAnsi="仿宋" w:eastAsia="仿宋" w:cs="仿宋"/>
-          <w:b w:val="0"/>
-          <w:bCs w:val="0"/>
-          <w:color w:val="auto"/>
-          <w:sz w:val="32"/>
-          <w:szCs w:val="32"/>
-        </w:rPr>
-      </w:pPr>
-      <w:r>
-        <w:rPr>
-          <w:rFonts w:hint="eastAsia" w:ascii="仿宋" w:hAnsi="仿宋" w:eastAsia="仿宋" w:cs="仿宋"/>
-          <w:b w:val="0"/>
-          <w:bCs w:val="0"/>
-          <w:color w:val="auto"/>
-          <w:sz w:val="32"/>
-          <w:szCs w:val="32"/>
-        </w:rPr>
-        <w:t>（二）遵纪守法，模范执行《高校学生行为准则》和学校的各项规章制度， 自觉参加校园文明建设活动，能够在各方面起模范带头作用；</w:t>
-      </w:r>
-    </w:p>
-    <w:p>
-      <w:pPr>
-        <w:pStyle w:val="3"/>
-        <w:pageBreakBefore w:val="0"/>
-        <w:widowControl/>
-        <w:kinsoku/>
-        <w:wordWrap/>
-        <w:overflowPunct/>
-        <w:topLinePunct w:val="0"/>
-        <w:autoSpaceDE/>
-        <w:autoSpaceDN/>
-        <w:bidi w:val="0"/>
-        <w:adjustRightInd/>
-        <w:snapToGrid/>
-        <w:spacing w:before="0" w:after="0"/>
-        <w:ind w:firstLine="642" w:firstLineChars="200"/>
-        <w:jc w:val="both"/>
-        <w:textAlignment w:val="auto"/>
-        <w:rPr>
-          <w:rFonts w:hint="eastAsia" w:ascii="仿宋" w:hAnsi="仿宋" w:eastAsia="仿宋" w:cs="仿宋"/>
-          <w:b w:val="0"/>
-          <w:bCs w:val="0"/>
-          <w:color w:val="auto"/>
-          <w:sz w:val="32"/>
-          <w:szCs w:val="32"/>
-        </w:rPr>
-      </w:pPr>
-      <w:r>
-        <w:rPr>
-          <w:rFonts w:hint="eastAsia" w:ascii="仿宋" w:hAnsi="仿宋" w:eastAsia="仿宋" w:cs="仿宋"/>
-          <w:b w:val="0"/>
-          <w:bCs w:val="0"/>
-          <w:color w:val="auto"/>
-          <w:sz w:val="32"/>
-          <w:szCs w:val="32"/>
-        </w:rPr>
-        <w:t>（三）学习目的明确，态度端正，刻苦勤奋，学有余力，成绩良好，在同学中有较高的威信；</w:t>
-      </w:r>
-    </w:p>
-    <w:p>
-      <w:pPr>
-        <w:pStyle w:val="3"/>
-        <w:pageBreakBefore w:val="0"/>
-        <w:widowControl/>
-        <w:kinsoku/>
-        <w:wordWrap/>
-        <w:overflowPunct/>
-        <w:topLinePunct w:val="0"/>
-        <w:autoSpaceDE/>
-        <w:autoSpaceDN/>
-        <w:bidi w:val="0"/>
-        <w:adjustRightInd/>
-        <w:snapToGrid/>
-        <w:spacing w:before="0" w:after="0"/>
-        <w:ind w:firstLine="642" w:firstLineChars="200"/>
-        <w:jc w:val="both"/>
-        <w:textAlignment w:val="auto"/>
-        <w:rPr>
-          <w:rFonts w:hint="eastAsia" w:ascii="仿宋" w:hAnsi="仿宋" w:eastAsia="仿宋" w:cs="仿宋"/>
-          <w:b w:val="0"/>
-          <w:bCs w:val="0"/>
-          <w:color w:val="auto"/>
-          <w:sz w:val="32"/>
-          <w:szCs w:val="32"/>
-        </w:rPr>
-      </w:pPr>
-      <w:r>
-        <w:rPr>
-          <w:rFonts w:hint="eastAsia" w:ascii="仿宋" w:hAnsi="仿宋" w:eastAsia="仿宋" w:cs="仿宋"/>
-          <w:b w:val="0"/>
-          <w:bCs w:val="0"/>
-          <w:color w:val="auto"/>
-          <w:sz w:val="32"/>
-          <w:szCs w:val="32"/>
-        </w:rPr>
-        <w:t>（四）积极参加社会实践、文化、科技活动和公益活动，集体观念强，具有较强的组织协调能力和创新意识，组织观念强；</w:t>
-      </w:r>
-    </w:p>
-    <w:p>
-      <w:pPr>
-        <w:pStyle w:val="3"/>
-        <w:pageBreakBefore w:val="0"/>
-        <w:widowControl/>
-        <w:kinsoku/>
-        <w:wordWrap/>
-        <w:overflowPunct/>
-        <w:topLinePunct w:val="0"/>
-        <w:autoSpaceDE/>
-        <w:autoSpaceDN/>
-        <w:bidi w:val="0"/>
-        <w:adjustRightInd/>
-        <w:snapToGrid/>
-        <w:spacing w:before="0" w:after="0"/>
-        <w:ind w:firstLine="642" w:firstLineChars="200"/>
-        <w:jc w:val="both"/>
-        <w:textAlignment w:val="auto"/>
-        <w:rPr>
-          <w:rFonts w:hint="eastAsia" w:ascii="仿宋" w:hAnsi="仿宋" w:eastAsia="仿宋" w:cs="仿宋"/>
-          <w:b w:val="0"/>
-          <w:bCs w:val="0"/>
-          <w:color w:val="auto"/>
-          <w:sz w:val="32"/>
-          <w:szCs w:val="32"/>
-        </w:rPr>
-      </w:pPr>
-      <w:r>
-        <w:rPr>
-          <w:rFonts w:hint="eastAsia" w:ascii="仿宋" w:hAnsi="仿宋" w:eastAsia="仿宋" w:cs="仿宋"/>
-          <w:b w:val="0"/>
-          <w:bCs w:val="0"/>
-          <w:color w:val="auto"/>
-          <w:sz w:val="32"/>
-          <w:szCs w:val="32"/>
-        </w:rPr>
-        <w:t>（五）甘愿奉献，热心学生工作，并希望在工作中锻炼提高自己的能力；</w:t>
-      </w:r>
-    </w:p>
-    <w:p>
-      <w:pPr>
-        <w:pStyle w:val="3"/>
-        <w:pageBreakBefore w:val="0"/>
-        <w:widowControl/>
-        <w:kinsoku/>
-        <w:wordWrap/>
-        <w:overflowPunct/>
-        <w:topLinePunct w:val="0"/>
-        <w:autoSpaceDE/>
-        <w:autoSpaceDN/>
-        <w:bidi w:val="0"/>
-        <w:adjustRightInd/>
-        <w:snapToGrid/>
-        <w:spacing w:before="0" w:after="0"/>
-        <w:ind w:firstLine="642" w:firstLineChars="200"/>
-        <w:jc w:val="both"/>
-        <w:textAlignment w:val="auto"/>
-        <w:rPr>
-          <w:rFonts w:hint="eastAsia" w:ascii="仿宋" w:hAnsi="仿宋" w:eastAsia="仿宋" w:cs="仿宋"/>
-          <w:b w:val="0"/>
-          <w:bCs w:val="0"/>
-          <w:color w:val="auto"/>
-          <w:sz w:val="32"/>
-          <w:szCs w:val="32"/>
-        </w:rPr>
-      </w:pPr>
-      <w:r>
-        <w:rPr>
-          <w:rFonts w:hint="eastAsia" w:ascii="仿宋" w:hAnsi="仿宋" w:eastAsia="仿宋" w:cs="仿宋"/>
-          <w:b w:val="0"/>
-          <w:bCs w:val="0"/>
-          <w:color w:val="auto"/>
-          <w:sz w:val="32"/>
-          <w:szCs w:val="32"/>
-        </w:rPr>
-        <w:t>（六）在校期间无违反校纪校规或受到校纪校规处分的情况；</w:t>
-      </w:r>
-    </w:p>
-    <w:p>
-      <w:pPr>
-        <w:pStyle w:val="3"/>
-        <w:pageBreakBefore w:val="0"/>
-        <w:widowControl/>
-        <w:kinsoku/>
-        <w:wordWrap/>
-        <w:overflowPunct/>
-        <w:topLinePunct w:val="0"/>
-        <w:autoSpaceDE/>
-        <w:autoSpaceDN/>
-        <w:bidi w:val="0"/>
-        <w:adjustRightInd/>
-        <w:snapToGrid/>
-        <w:spacing w:before="0" w:after="0"/>
-        <w:ind w:firstLine="642" w:firstLineChars="200"/>
-        <w:jc w:val="both"/>
-        <w:textAlignment w:val="auto"/>
-        <w:rPr>
-          <w:rFonts w:hint="default" w:ascii="仿宋" w:hAnsi="仿宋" w:eastAsia="仿宋" w:cs="仿宋"/>
-          <w:b w:val="0"/>
-          <w:bCs w:val="0"/>
-          <w:color w:val="auto"/>
-          <w:sz w:val="32"/>
-          <w:szCs w:val="32"/>
-          <w:lang w:val="en-US" w:eastAsia="zh-CN"/>
-        </w:rPr>
-      </w:pPr>
-      <w:r>
-        <w:rPr>
-          <w:rFonts w:hint="eastAsia" w:ascii="仿宋" w:hAnsi="仿宋" w:eastAsia="仿宋" w:cs="仿宋"/>
-          <w:b w:val="0"/>
-          <w:bCs w:val="0"/>
-          <w:color w:val="auto"/>
-          <w:sz w:val="32"/>
-          <w:szCs w:val="32"/>
-        </w:rPr>
-        <w:t>（七）</w:t>
-      </w:r>
-      <w:r>
-        <w:rPr>
-          <w:rFonts w:hint="eastAsia" w:ascii="仿宋" w:hAnsi="仿宋" w:eastAsia="仿宋" w:cs="仿宋"/>
-          <w:b w:val="0"/>
-          <w:bCs w:val="0"/>
-          <w:color w:val="auto"/>
-          <w:sz w:val="32"/>
-          <w:szCs w:val="32"/>
-          <w:lang w:eastAsia="zh-CN"/>
-        </w:rPr>
-        <w:t>主席团成员绩点应当在专业前</w:t>
-      </w:r>
-      <w:r>
-        <w:rPr>
-          <w:rFonts w:hint="eastAsia" w:ascii="仿宋" w:hAnsi="仿宋" w:eastAsia="仿宋" w:cs="仿宋"/>
-          <w:b w:val="0"/>
-          <w:bCs w:val="0"/>
-          <w:color w:val="auto"/>
-          <w:sz w:val="32"/>
-          <w:szCs w:val="32"/>
-          <w:lang w:val="en-US" w:eastAsia="zh-CN"/>
-        </w:rPr>
-        <w:t>50%以内，主席团主席应当是共青团员；</w:t>
-      </w:r>
-    </w:p>
-    <w:p>
-      <w:pPr>
-        <w:pStyle w:val="3"/>
-        <w:pageBreakBefore w:val="0"/>
-        <w:widowControl/>
-        <w:kinsoku/>
-        <w:wordWrap/>
-        <w:overflowPunct/>
-        <w:topLinePunct w:val="0"/>
-        <w:autoSpaceDE/>
-        <w:autoSpaceDN/>
-        <w:bidi w:val="0"/>
-        <w:adjustRightInd/>
-        <w:snapToGrid/>
-        <w:spacing w:before="0" w:after="0"/>
-        <w:ind w:firstLine="642" w:firstLineChars="200"/>
-        <w:jc w:val="both"/>
-        <w:textAlignment w:val="auto"/>
-        <w:rPr>
-          <w:rFonts w:hint="eastAsia" w:ascii="仿宋" w:hAnsi="仿宋" w:eastAsia="仿宋" w:cs="仿宋"/>
-          <w:b w:val="0"/>
-          <w:bCs w:val="0"/>
-          <w:color w:val="auto"/>
-          <w:sz w:val="32"/>
-          <w:szCs w:val="32"/>
-        </w:rPr>
-      </w:pPr>
-      <w:r>
-        <w:rPr>
-          <w:rFonts w:hint="eastAsia" w:ascii="仿宋" w:hAnsi="仿宋" w:eastAsia="仿宋" w:cs="仿宋"/>
-          <w:b w:val="0"/>
-          <w:bCs w:val="0"/>
-          <w:color w:val="auto"/>
-          <w:sz w:val="32"/>
-          <w:szCs w:val="32"/>
-        </w:rPr>
-        <w:t>（八）学生党员干部、学习成绩优秀者、在其他学生组织机构无兼职者优先；</w:t>
-      </w:r>
-    </w:p>
-    <w:p>
-      <w:pPr>
-        <w:pStyle w:val="3"/>
-        <w:pageBreakBefore w:val="0"/>
-        <w:widowControl/>
-        <w:kinsoku/>
-        <w:wordWrap/>
-        <w:overflowPunct/>
-        <w:topLinePunct w:val="0"/>
-        <w:autoSpaceDE/>
-        <w:autoSpaceDN/>
-        <w:bidi w:val="0"/>
-        <w:adjustRightInd/>
-        <w:snapToGrid/>
-        <w:spacing w:before="0" w:after="0"/>
-        <w:ind w:firstLine="642" w:firstLineChars="200"/>
-        <w:jc w:val="both"/>
-        <w:textAlignment w:val="auto"/>
-        <w:rPr>
-          <w:rFonts w:hint="eastAsia" w:ascii="仿宋" w:hAnsi="仿宋" w:eastAsia="仿宋" w:cs="仿宋"/>
-          <w:b w:val="0"/>
-          <w:bCs w:val="0"/>
-          <w:color w:val="auto"/>
-          <w:sz w:val="32"/>
-          <w:szCs w:val="32"/>
-        </w:rPr>
-      </w:pPr>
-      <w:r>
-        <w:rPr>
-          <w:rFonts w:hint="eastAsia" w:ascii="仿宋" w:hAnsi="仿宋" w:eastAsia="仿宋" w:cs="仿宋"/>
-          <w:b w:val="0"/>
-          <w:bCs w:val="0"/>
-          <w:color w:val="auto"/>
-          <w:sz w:val="32"/>
-          <w:szCs w:val="32"/>
-        </w:rPr>
-        <w:t>（九）在校期间无违反校纪校规或受到校纪校规处分的情况</w:t>
-      </w:r>
-      <w:r>
-        <w:rPr>
-          <w:rFonts w:hint="eastAsia" w:ascii="仿宋" w:hAnsi="仿宋" w:eastAsia="仿宋" w:cs="仿宋"/>
-          <w:b w:val="0"/>
-          <w:bCs w:val="0"/>
-          <w:color w:val="auto"/>
-          <w:sz w:val="32"/>
-          <w:szCs w:val="32"/>
-          <w:lang w:eastAsia="zh-CN"/>
-        </w:rPr>
-        <w:t>，</w:t>
-      </w:r>
-      <w:r>
-        <w:rPr>
-          <w:rFonts w:hint="eastAsia" w:ascii="仿宋" w:hAnsi="仿宋" w:eastAsia="仿宋" w:cs="仿宋"/>
-          <w:b w:val="0"/>
-          <w:bCs w:val="0"/>
-          <w:color w:val="auto"/>
-          <w:sz w:val="32"/>
-          <w:szCs w:val="32"/>
-        </w:rPr>
-        <w:t>未因违反有关规定被撤职或在曾负责的</w:t>
-      </w:r>
-      <w:r>
-        <w:rPr>
-          <w:rFonts w:hint="eastAsia" w:ascii="仿宋" w:hAnsi="仿宋" w:eastAsia="仿宋" w:cs="仿宋"/>
-          <w:b w:val="0"/>
-          <w:bCs w:val="0"/>
-          <w:color w:val="auto"/>
-          <w:sz w:val="32"/>
-          <w:szCs w:val="32"/>
-          <w:lang w:eastAsia="zh-CN"/>
-        </w:rPr>
-        <w:t>社团</w:t>
-      </w:r>
-      <w:r>
-        <w:rPr>
-          <w:rFonts w:hint="eastAsia" w:ascii="仿宋" w:hAnsi="仿宋" w:eastAsia="仿宋" w:cs="仿宋"/>
-          <w:b w:val="0"/>
-          <w:bCs w:val="0"/>
-          <w:color w:val="auto"/>
-          <w:sz w:val="32"/>
-          <w:szCs w:val="32"/>
-        </w:rPr>
-        <w:t>被宣布</w:t>
-      </w:r>
-      <w:r>
-        <w:rPr>
-          <w:rFonts w:hint="eastAsia" w:ascii="仿宋" w:hAnsi="仿宋" w:eastAsia="仿宋" w:cs="仿宋"/>
-          <w:b w:val="0"/>
-          <w:bCs w:val="0"/>
-          <w:color w:val="auto"/>
-          <w:sz w:val="32"/>
-          <w:szCs w:val="32"/>
-          <w:lang w:eastAsia="zh-CN"/>
-        </w:rPr>
-        <w:t>改组或</w:t>
-      </w:r>
-      <w:r>
-        <w:rPr>
-          <w:rFonts w:hint="eastAsia" w:ascii="仿宋" w:hAnsi="仿宋" w:eastAsia="仿宋" w:cs="仿宋"/>
-          <w:b w:val="0"/>
-          <w:bCs w:val="0"/>
-          <w:color w:val="auto"/>
-          <w:sz w:val="32"/>
-          <w:szCs w:val="32"/>
-        </w:rPr>
-        <w:t>解散时承担主要责任。</w:t>
-      </w:r>
-    </w:p>
-    <w:p>
-      <w:pPr>
-        <w:pStyle w:val="3"/>
-        <w:pageBreakBefore w:val="0"/>
-        <w:widowControl/>
-        <w:kinsoku/>
-        <w:wordWrap/>
-        <w:overflowPunct/>
-        <w:topLinePunct w:val="0"/>
-        <w:autoSpaceDE/>
-        <w:autoSpaceDN/>
-        <w:bidi w:val="0"/>
-        <w:adjustRightInd/>
-        <w:snapToGrid/>
-        <w:spacing w:before="0" w:after="0"/>
-        <w:ind w:firstLine="642" w:firstLineChars="200"/>
-        <w:jc w:val="both"/>
-        <w:textAlignment w:val="auto"/>
-        <w:rPr>
-          <w:rFonts w:hint="eastAsia" w:ascii="仿宋" w:hAnsi="仿宋" w:eastAsia="仿宋" w:cs="仿宋"/>
-          <w:b w:val="0"/>
-          <w:bCs w:val="0"/>
-          <w:color w:val="auto"/>
-          <w:sz w:val="32"/>
-          <w:szCs w:val="32"/>
-          <w:lang w:eastAsia="zh-CN"/>
-        </w:rPr>
-      </w:pPr>
-      <w:r>
-        <w:rPr>
-          <w:rFonts w:hint="eastAsia" w:ascii="仿宋" w:hAnsi="仿宋" w:eastAsia="仿宋" w:cs="仿宋"/>
-          <w:b w:val="0"/>
-          <w:bCs w:val="0"/>
-          <w:color w:val="auto"/>
-          <w:sz w:val="32"/>
-          <w:szCs w:val="32"/>
-        </w:rPr>
-        <w:t>第二十九条</w:t>
-      </w:r>
-      <w:r>
-        <w:rPr>
-          <w:rFonts w:hint="eastAsia" w:ascii="仿宋" w:hAnsi="仿宋" w:eastAsia="仿宋" w:cs="仿宋"/>
-          <w:b w:val="0"/>
-          <w:bCs w:val="0"/>
-          <w:color w:val="auto"/>
-          <w:sz w:val="32"/>
-          <w:szCs w:val="32"/>
-          <w:lang w:val="en-US" w:eastAsia="zh-CN"/>
-        </w:rPr>
-        <w:t xml:space="preserve"> </w:t>
-      </w:r>
-      <w:r>
-        <w:rPr>
-          <w:rFonts w:hint="eastAsia" w:ascii="仿宋" w:hAnsi="仿宋" w:eastAsia="仿宋" w:cs="仿宋"/>
-          <w:b w:val="0"/>
-          <w:bCs w:val="0"/>
-          <w:color w:val="auto"/>
-          <w:sz w:val="32"/>
-          <w:szCs w:val="32"/>
-          <w:lang w:eastAsia="zh-CN"/>
-        </w:rPr>
-        <w:t>协会职务的</w:t>
-      </w:r>
-      <w:r>
-        <w:rPr>
-          <w:rFonts w:hint="eastAsia" w:ascii="仿宋" w:hAnsi="仿宋" w:eastAsia="仿宋" w:cs="仿宋"/>
-          <w:b w:val="0"/>
-          <w:bCs w:val="0"/>
-          <w:color w:val="auto"/>
-          <w:sz w:val="32"/>
-          <w:szCs w:val="32"/>
-        </w:rPr>
-        <w:t>换届流程</w:t>
-      </w:r>
-      <w:r>
-        <w:rPr>
-          <w:rFonts w:hint="eastAsia" w:ascii="仿宋" w:hAnsi="仿宋" w:eastAsia="仿宋" w:cs="仿宋"/>
-          <w:b w:val="0"/>
-          <w:bCs w:val="0"/>
-          <w:color w:val="auto"/>
-          <w:sz w:val="32"/>
-          <w:szCs w:val="32"/>
-          <w:lang w:eastAsia="zh-CN"/>
-        </w:rPr>
-        <w:t>是：</w:t>
-      </w:r>
-    </w:p>
-    <w:p>
-      <w:pPr>
-        <w:pStyle w:val="3"/>
-        <w:pageBreakBefore w:val="0"/>
-        <w:widowControl/>
-        <w:kinsoku/>
-        <w:wordWrap/>
-        <w:overflowPunct/>
-        <w:topLinePunct w:val="0"/>
-        <w:autoSpaceDE/>
-        <w:autoSpaceDN/>
-        <w:bidi w:val="0"/>
-        <w:adjustRightInd/>
-        <w:snapToGrid/>
-        <w:spacing w:before="0" w:after="0"/>
-        <w:ind w:firstLine="642" w:firstLineChars="200"/>
-        <w:jc w:val="both"/>
-        <w:textAlignment w:val="auto"/>
-        <w:rPr>
-          <w:rFonts w:hint="eastAsia" w:ascii="仿宋" w:hAnsi="仿宋" w:eastAsia="仿宋" w:cs="仿宋"/>
-          <w:b w:val="0"/>
-          <w:bCs w:val="0"/>
-          <w:color w:val="auto"/>
-          <w:sz w:val="32"/>
-          <w:szCs w:val="32"/>
-        </w:rPr>
-      </w:pPr>
-      <w:r>
-        <w:rPr>
-          <w:rFonts w:hint="eastAsia" w:ascii="仿宋" w:hAnsi="仿宋" w:eastAsia="仿宋" w:cs="仿宋"/>
-          <w:b w:val="0"/>
-          <w:bCs w:val="0"/>
-          <w:color w:val="auto"/>
-          <w:sz w:val="32"/>
-          <w:szCs w:val="32"/>
-        </w:rPr>
-        <w:t>（一）报名：采取自愿报名的方式。符合报名资格且有意参加选举的同学，于规定时间内如实填写并上交相关材料；</w:t>
-      </w:r>
-    </w:p>
-    <w:p>
-      <w:pPr>
-        <w:pStyle w:val="3"/>
-        <w:pageBreakBefore w:val="0"/>
-        <w:widowControl/>
-        <w:kinsoku/>
-        <w:wordWrap/>
-        <w:overflowPunct/>
-        <w:topLinePunct w:val="0"/>
-        <w:autoSpaceDE/>
-        <w:autoSpaceDN/>
-        <w:bidi w:val="0"/>
-        <w:adjustRightInd/>
-        <w:snapToGrid/>
-        <w:spacing w:before="0" w:after="0"/>
-        <w:ind w:firstLine="642" w:firstLineChars="200"/>
-        <w:jc w:val="both"/>
-        <w:textAlignment w:val="auto"/>
-        <w:rPr>
-          <w:rFonts w:hint="eastAsia" w:ascii="仿宋" w:hAnsi="仿宋" w:eastAsia="仿宋" w:cs="仿宋"/>
-          <w:b w:val="0"/>
-          <w:bCs w:val="0"/>
-          <w:color w:val="auto"/>
-          <w:sz w:val="32"/>
-          <w:szCs w:val="32"/>
-        </w:rPr>
-      </w:pPr>
-      <w:r>
-        <w:rPr>
-          <w:rFonts w:hint="eastAsia" w:ascii="仿宋" w:hAnsi="仿宋" w:eastAsia="仿宋" w:cs="仿宋"/>
-          <w:b w:val="0"/>
-          <w:bCs w:val="0"/>
-          <w:color w:val="auto"/>
-          <w:sz w:val="32"/>
-          <w:szCs w:val="32"/>
-        </w:rPr>
-        <w:t>（二）资格审查：</w:t>
       </w:r>
       <w:bookmarkStart w:id="9" w:name="_GoBack"/>
       <w:bookmarkEnd w:id="9"/>
-      <w:r>
-        <w:rPr>
-          <w:rFonts w:hint="eastAsia" w:ascii="仿宋" w:hAnsi="仿宋" w:eastAsia="仿宋" w:cs="仿宋"/>
-          <w:b w:val="0"/>
-          <w:bCs w:val="0"/>
-          <w:color w:val="auto"/>
-          <w:sz w:val="32"/>
-          <w:szCs w:val="32"/>
-        </w:rPr>
-        <w:t>由秘书处审查资格并确定</w:t>
+    </w:p>
+    <w:p>
+      <w:pPr>
+        <w:pStyle w:val="25"/>
+        <w:pageBreakBefore w:val="0"/>
+        <w:widowControl/>
+        <w:kinsoku/>
+        <w:wordWrap/>
+        <w:overflowPunct/>
+        <w:topLinePunct w:val="0"/>
+        <w:autoSpaceDE/>
+        <w:autoSpaceDN/>
+        <w:bidi w:val="0"/>
+        <w:adjustRightInd/>
+        <w:snapToGrid/>
+        <w:spacing w:before="0" w:after="0"/>
+        <w:ind w:firstLine="642" w:firstLineChars="200"/>
+        <w:jc w:val="both"/>
+        <w:textAlignment w:val="auto"/>
+        <w:rPr>
+          <w:rFonts w:hint="eastAsia" w:ascii="仿宋" w:hAnsi="仿宋" w:eastAsia="仿宋" w:cs="仿宋"/>
+          <w:b w:val="0"/>
+          <w:bCs w:val="0"/>
+          <w:color w:val="auto"/>
+          <w:sz w:val="32"/>
+          <w:szCs w:val="32"/>
+          <w:lang w:eastAsia="zh-CN"/>
+        </w:rPr>
+      </w:pPr>
+      <w:r>
+        <w:rPr>
+          <w:rFonts w:hint="eastAsia" w:ascii="仿宋" w:hAnsi="仿宋" w:eastAsia="仿宋" w:cs="仿宋"/>
+          <w:b w:val="0"/>
+          <w:bCs w:val="0"/>
+          <w:color w:val="auto"/>
+          <w:sz w:val="32"/>
+          <w:szCs w:val="32"/>
+        </w:rPr>
+        <w:t>第二十</w:t>
+      </w:r>
+      <w:r>
+        <w:rPr>
+          <w:rFonts w:hint="eastAsia" w:ascii="仿宋" w:hAnsi="仿宋" w:eastAsia="仿宋" w:cs="仿宋"/>
+          <w:b w:val="0"/>
+          <w:bCs w:val="0"/>
+          <w:color w:val="auto"/>
+          <w:sz w:val="32"/>
+          <w:szCs w:val="32"/>
+          <w:lang w:eastAsia="zh-CN"/>
+        </w:rPr>
+        <w:t>四</w:t>
+      </w:r>
+      <w:r>
+        <w:rPr>
+          <w:rFonts w:hint="eastAsia" w:ascii="仿宋" w:hAnsi="仿宋" w:eastAsia="仿宋" w:cs="仿宋"/>
+          <w:b w:val="0"/>
+          <w:bCs w:val="0"/>
+          <w:color w:val="auto"/>
+          <w:sz w:val="32"/>
+          <w:szCs w:val="32"/>
+        </w:rPr>
+        <w:t>条</w:t>
+      </w:r>
+      <w:r>
+        <w:rPr>
+          <w:rFonts w:hint="eastAsia" w:ascii="仿宋" w:hAnsi="仿宋" w:eastAsia="仿宋" w:cs="仿宋"/>
+          <w:b w:val="0"/>
+          <w:bCs w:val="0"/>
+          <w:color w:val="auto"/>
+          <w:sz w:val="32"/>
+          <w:szCs w:val="32"/>
+          <w:lang w:val="en-US" w:eastAsia="zh-CN"/>
+        </w:rPr>
+        <w:t xml:space="preserve"> 协会的</w:t>
+      </w:r>
+      <w:r>
+        <w:rPr>
+          <w:rFonts w:hint="eastAsia" w:ascii="仿宋" w:hAnsi="仿宋" w:eastAsia="仿宋" w:cs="仿宋"/>
+          <w:b w:val="0"/>
+          <w:bCs w:val="0"/>
+          <w:color w:val="auto"/>
+          <w:sz w:val="32"/>
+          <w:szCs w:val="32"/>
+        </w:rPr>
+        <w:t>经费来源</w:t>
+      </w:r>
+      <w:r>
+        <w:rPr>
+          <w:rFonts w:hint="eastAsia" w:ascii="仿宋" w:hAnsi="仿宋" w:eastAsia="仿宋" w:cs="仿宋"/>
+          <w:b w:val="0"/>
+          <w:bCs w:val="0"/>
+          <w:color w:val="auto"/>
+          <w:sz w:val="32"/>
+          <w:szCs w:val="32"/>
+          <w:lang w:eastAsia="zh-CN"/>
+        </w:rPr>
+        <w:t>是：</w:t>
+      </w:r>
+    </w:p>
+    <w:p>
+      <w:pPr>
+        <w:pStyle w:val="3"/>
+        <w:pageBreakBefore w:val="0"/>
+        <w:widowControl/>
+        <w:kinsoku/>
+        <w:wordWrap/>
+        <w:overflowPunct/>
+        <w:topLinePunct w:val="0"/>
+        <w:autoSpaceDE/>
+        <w:autoSpaceDN/>
+        <w:bidi w:val="0"/>
+        <w:adjustRightInd/>
+        <w:snapToGrid/>
+        <w:spacing w:before="0" w:after="0"/>
+        <w:ind w:firstLine="642" w:firstLineChars="200"/>
+        <w:jc w:val="both"/>
+        <w:textAlignment w:val="auto"/>
+        <w:rPr>
+          <w:rFonts w:hint="eastAsia" w:ascii="仿宋" w:hAnsi="仿宋" w:eastAsia="仿宋" w:cs="仿宋"/>
+          <w:b w:val="0"/>
+          <w:bCs w:val="0"/>
+          <w:color w:val="auto"/>
+          <w:sz w:val="32"/>
+          <w:szCs w:val="32"/>
+        </w:rPr>
+      </w:pPr>
+      <w:r>
+        <w:rPr>
+          <w:rFonts w:hint="eastAsia" w:ascii="仿宋" w:hAnsi="仿宋" w:eastAsia="仿宋" w:cs="仿宋"/>
+          <w:b w:val="0"/>
+          <w:bCs w:val="0"/>
+          <w:color w:val="auto"/>
+          <w:sz w:val="32"/>
+          <w:szCs w:val="32"/>
+        </w:rPr>
+        <w:t>（一）学校及学院专项资助；</w:t>
+      </w:r>
+    </w:p>
+    <w:p>
+      <w:pPr>
+        <w:pStyle w:val="3"/>
+        <w:pageBreakBefore w:val="0"/>
+        <w:widowControl/>
+        <w:kinsoku/>
+        <w:wordWrap/>
+        <w:overflowPunct/>
+        <w:topLinePunct w:val="0"/>
+        <w:autoSpaceDE/>
+        <w:autoSpaceDN/>
+        <w:bidi w:val="0"/>
+        <w:adjustRightInd/>
+        <w:snapToGrid/>
+        <w:spacing w:before="0" w:after="0"/>
+        <w:ind w:firstLine="642" w:firstLineChars="200"/>
+        <w:jc w:val="both"/>
+        <w:textAlignment w:val="auto"/>
+        <w:rPr>
+          <w:rFonts w:hint="eastAsia" w:ascii="仿宋" w:hAnsi="仿宋" w:eastAsia="仿宋" w:cs="仿宋"/>
+          <w:b w:val="0"/>
+          <w:bCs w:val="0"/>
+          <w:color w:val="auto"/>
+          <w:sz w:val="32"/>
+          <w:szCs w:val="32"/>
+        </w:rPr>
+      </w:pPr>
+      <w:r>
+        <w:rPr>
+          <w:rFonts w:hint="eastAsia" w:ascii="仿宋" w:hAnsi="仿宋" w:eastAsia="仿宋" w:cs="仿宋"/>
+          <w:b w:val="0"/>
+          <w:bCs w:val="0"/>
+          <w:color w:val="auto"/>
+          <w:sz w:val="32"/>
+          <w:szCs w:val="32"/>
+        </w:rPr>
+        <w:t>（二）开放原子基金会等社会支持；</w:t>
+      </w:r>
+    </w:p>
+    <w:p>
+      <w:pPr>
+        <w:pStyle w:val="3"/>
+        <w:pageBreakBefore w:val="0"/>
+        <w:widowControl/>
+        <w:kinsoku/>
+        <w:wordWrap/>
+        <w:overflowPunct/>
+        <w:topLinePunct w:val="0"/>
+        <w:autoSpaceDE/>
+        <w:autoSpaceDN/>
+        <w:bidi w:val="0"/>
+        <w:adjustRightInd/>
+        <w:snapToGrid/>
+        <w:spacing w:before="0" w:after="0"/>
+        <w:ind w:firstLine="642" w:firstLineChars="200"/>
+        <w:jc w:val="both"/>
+        <w:textAlignment w:val="auto"/>
+        <w:rPr>
+          <w:rFonts w:hint="eastAsia" w:ascii="仿宋" w:hAnsi="仿宋" w:eastAsia="仿宋" w:cs="仿宋"/>
+          <w:b w:val="0"/>
+          <w:bCs w:val="0"/>
+          <w:color w:val="auto"/>
+          <w:sz w:val="32"/>
+          <w:szCs w:val="32"/>
+        </w:rPr>
+      </w:pPr>
+      <w:r>
+        <w:rPr>
+          <w:rFonts w:hint="eastAsia" w:ascii="仿宋" w:hAnsi="仿宋" w:eastAsia="仿宋" w:cs="仿宋"/>
+          <w:b w:val="0"/>
+          <w:bCs w:val="0"/>
+          <w:color w:val="auto"/>
+          <w:sz w:val="32"/>
+          <w:szCs w:val="32"/>
+        </w:rPr>
+        <w:t>（三）其他合法和合乎学校规定的收入。</w:t>
+      </w:r>
+    </w:p>
+    <w:p>
+      <w:pPr>
+        <w:pStyle w:val="3"/>
+        <w:pageBreakBefore w:val="0"/>
+        <w:widowControl/>
+        <w:kinsoku/>
+        <w:wordWrap/>
+        <w:overflowPunct/>
+        <w:topLinePunct w:val="0"/>
+        <w:autoSpaceDE/>
+        <w:autoSpaceDN/>
+        <w:bidi w:val="0"/>
+        <w:adjustRightInd/>
+        <w:snapToGrid/>
+        <w:spacing w:before="0" w:after="0"/>
+        <w:ind w:firstLine="642" w:firstLineChars="200"/>
+        <w:jc w:val="both"/>
+        <w:textAlignment w:val="auto"/>
+        <w:rPr>
+          <w:rFonts w:hint="eastAsia" w:ascii="仿宋" w:hAnsi="仿宋" w:eastAsia="仿宋" w:cs="仿宋"/>
+          <w:b w:val="0"/>
+          <w:bCs w:val="0"/>
+          <w:color w:val="auto"/>
+          <w:sz w:val="32"/>
+          <w:szCs w:val="32"/>
+        </w:rPr>
+      </w:pPr>
+      <w:r>
+        <w:rPr>
+          <w:rFonts w:hint="eastAsia" w:ascii="仿宋" w:hAnsi="仿宋" w:eastAsia="仿宋" w:cs="仿宋"/>
+          <w:b w:val="0"/>
+          <w:bCs w:val="0"/>
+          <w:color w:val="auto"/>
+          <w:sz w:val="32"/>
+          <w:szCs w:val="32"/>
+        </w:rPr>
+        <w:t>第二十</w:t>
+      </w:r>
+      <w:r>
+        <w:rPr>
+          <w:rFonts w:hint="eastAsia" w:ascii="仿宋" w:hAnsi="仿宋" w:eastAsia="仿宋" w:cs="仿宋"/>
+          <w:b w:val="0"/>
+          <w:bCs w:val="0"/>
+          <w:color w:val="auto"/>
+          <w:sz w:val="32"/>
+          <w:szCs w:val="32"/>
+          <w:lang w:eastAsia="zh-CN"/>
+        </w:rPr>
+        <w:t>五</w:t>
+      </w:r>
+      <w:r>
+        <w:rPr>
+          <w:rFonts w:hint="eastAsia" w:ascii="仿宋" w:hAnsi="仿宋" w:eastAsia="仿宋" w:cs="仿宋"/>
+          <w:b w:val="0"/>
+          <w:bCs w:val="0"/>
+          <w:color w:val="auto"/>
+          <w:sz w:val="32"/>
+          <w:szCs w:val="32"/>
+        </w:rPr>
+        <w:t>条</w:t>
+      </w:r>
+      <w:r>
+        <w:rPr>
+          <w:rFonts w:hint="eastAsia" w:ascii="仿宋" w:hAnsi="仿宋" w:eastAsia="仿宋" w:cs="仿宋"/>
+          <w:b w:val="0"/>
+          <w:bCs w:val="0"/>
+          <w:color w:val="auto"/>
+          <w:sz w:val="32"/>
+          <w:szCs w:val="32"/>
+          <w:lang w:val="en-US" w:eastAsia="zh-CN"/>
+        </w:rPr>
+        <w:t xml:space="preserve"> </w:t>
+      </w:r>
+      <w:r>
+        <w:rPr>
+          <w:rFonts w:hint="eastAsia" w:ascii="仿宋" w:hAnsi="仿宋" w:eastAsia="仿宋" w:cs="仿宋"/>
+          <w:b w:val="0"/>
+          <w:bCs w:val="0"/>
+          <w:color w:val="auto"/>
+          <w:sz w:val="32"/>
+          <w:szCs w:val="32"/>
+        </w:rPr>
+        <w:t>经费管理原则</w:t>
+      </w:r>
+    </w:p>
+    <w:p>
+      <w:pPr>
+        <w:pStyle w:val="3"/>
+        <w:pageBreakBefore w:val="0"/>
+        <w:widowControl/>
+        <w:kinsoku/>
+        <w:wordWrap/>
+        <w:overflowPunct/>
+        <w:topLinePunct w:val="0"/>
+        <w:autoSpaceDE/>
+        <w:autoSpaceDN/>
+        <w:bidi w:val="0"/>
+        <w:adjustRightInd/>
+        <w:snapToGrid/>
+        <w:spacing w:before="0" w:after="0"/>
+        <w:ind w:firstLine="642" w:firstLineChars="200"/>
+        <w:jc w:val="both"/>
+        <w:textAlignment w:val="auto"/>
+        <w:rPr>
+          <w:rFonts w:hint="eastAsia" w:ascii="仿宋" w:hAnsi="仿宋" w:eastAsia="仿宋" w:cs="仿宋"/>
+          <w:b w:val="0"/>
+          <w:bCs w:val="0"/>
+          <w:color w:val="auto"/>
+          <w:sz w:val="32"/>
+          <w:szCs w:val="32"/>
+        </w:rPr>
+      </w:pPr>
+      <w:r>
+        <w:rPr>
+          <w:rFonts w:hint="eastAsia" w:ascii="仿宋" w:hAnsi="仿宋" w:eastAsia="仿宋" w:cs="仿宋"/>
+          <w:b w:val="0"/>
+          <w:bCs w:val="0"/>
+          <w:color w:val="auto"/>
+          <w:sz w:val="32"/>
+          <w:szCs w:val="32"/>
+        </w:rPr>
+        <w:t>协会经费遵循“专款专用、合理节约 ”的原则，用于协会的管理及各项活动组织，不得用于与协会活动无关的方面。协会所有财产属协会全体成员共有，必须用于服务会员、发展协会。</w:t>
+      </w:r>
+    </w:p>
+    <w:p>
+      <w:pPr>
+        <w:pStyle w:val="3"/>
+        <w:pageBreakBefore w:val="0"/>
+        <w:widowControl/>
+        <w:kinsoku/>
+        <w:wordWrap/>
+        <w:overflowPunct/>
+        <w:topLinePunct w:val="0"/>
+        <w:autoSpaceDE/>
+        <w:autoSpaceDN/>
+        <w:bidi w:val="0"/>
+        <w:adjustRightInd/>
+        <w:snapToGrid/>
+        <w:spacing w:before="0" w:after="0"/>
+        <w:ind w:firstLine="642" w:firstLineChars="200"/>
+        <w:jc w:val="both"/>
+        <w:textAlignment w:val="auto"/>
+        <w:rPr>
+          <w:rFonts w:hint="eastAsia" w:ascii="仿宋" w:hAnsi="仿宋" w:eastAsia="仿宋" w:cs="仿宋"/>
+          <w:b w:val="0"/>
+          <w:bCs w:val="0"/>
+          <w:color w:val="auto"/>
+          <w:sz w:val="32"/>
+          <w:szCs w:val="32"/>
+        </w:rPr>
+      </w:pPr>
+      <w:r>
+        <w:rPr>
+          <w:rFonts w:hint="eastAsia" w:ascii="仿宋" w:hAnsi="仿宋" w:eastAsia="仿宋" w:cs="仿宋"/>
+          <w:b w:val="0"/>
+          <w:bCs w:val="0"/>
+          <w:color w:val="auto"/>
+          <w:sz w:val="32"/>
+          <w:szCs w:val="32"/>
+        </w:rPr>
+        <w:t>第二十</w:t>
+      </w:r>
+      <w:r>
+        <w:rPr>
+          <w:rFonts w:hint="eastAsia" w:ascii="仿宋" w:hAnsi="仿宋" w:eastAsia="仿宋" w:cs="仿宋"/>
+          <w:b w:val="0"/>
+          <w:bCs w:val="0"/>
+          <w:color w:val="auto"/>
+          <w:sz w:val="32"/>
+          <w:szCs w:val="32"/>
+          <w:lang w:eastAsia="zh-CN"/>
+        </w:rPr>
+        <w:t>六</w:t>
+      </w:r>
+      <w:r>
+        <w:rPr>
+          <w:rFonts w:hint="eastAsia" w:ascii="仿宋" w:hAnsi="仿宋" w:eastAsia="仿宋" w:cs="仿宋"/>
+          <w:b w:val="0"/>
+          <w:bCs w:val="0"/>
+          <w:color w:val="auto"/>
+          <w:sz w:val="32"/>
+          <w:szCs w:val="32"/>
+        </w:rPr>
+        <w:t>条</w:t>
+      </w:r>
+      <w:r>
+        <w:rPr>
+          <w:rFonts w:hint="eastAsia" w:ascii="仿宋" w:hAnsi="仿宋" w:eastAsia="仿宋" w:cs="仿宋"/>
+          <w:b w:val="0"/>
+          <w:bCs w:val="0"/>
+          <w:color w:val="auto"/>
+          <w:sz w:val="32"/>
+          <w:szCs w:val="32"/>
+          <w:lang w:val="en-US" w:eastAsia="zh-CN"/>
+        </w:rPr>
+        <w:t xml:space="preserve"> </w:t>
+      </w:r>
+      <w:r>
+        <w:rPr>
+          <w:rFonts w:hint="eastAsia" w:ascii="仿宋" w:hAnsi="仿宋" w:eastAsia="仿宋" w:cs="仿宋"/>
+          <w:b w:val="0"/>
+          <w:bCs w:val="0"/>
+          <w:color w:val="auto"/>
+          <w:sz w:val="32"/>
+          <w:szCs w:val="32"/>
+        </w:rPr>
+        <w:t>财务专员每</w:t>
+      </w:r>
+      <w:r>
+        <w:rPr>
+          <w:rFonts w:hint="eastAsia" w:ascii="仿宋" w:hAnsi="仿宋" w:eastAsia="仿宋" w:cs="仿宋"/>
+          <w:b w:val="0"/>
+          <w:bCs w:val="0"/>
+          <w:color w:val="auto"/>
+          <w:sz w:val="32"/>
+          <w:szCs w:val="32"/>
+          <w:lang w:eastAsia="zh-CN"/>
+        </w:rPr>
+        <w:t>季度应当</w:t>
+      </w:r>
+      <w:r>
+        <w:rPr>
+          <w:rFonts w:hint="eastAsia" w:ascii="仿宋" w:hAnsi="仿宋" w:eastAsia="仿宋" w:cs="仿宋"/>
+          <w:b w:val="0"/>
+          <w:bCs w:val="0"/>
+          <w:color w:val="auto"/>
+          <w:sz w:val="32"/>
+          <w:szCs w:val="32"/>
+        </w:rPr>
+        <w:t>向全体会员公示本学期财务收支状况，接受会员监督。</w:t>
+      </w:r>
+    </w:p>
+    <w:bookmarkEnd w:id="4"/>
+    <w:p>
+      <w:pPr>
+        <w:pStyle w:val="2"/>
+        <w:pageBreakBefore w:val="0"/>
+        <w:widowControl/>
+        <w:kinsoku/>
+        <w:wordWrap/>
+        <w:overflowPunct/>
+        <w:topLinePunct w:val="0"/>
+        <w:autoSpaceDE/>
+        <w:autoSpaceDN/>
+        <w:bidi w:val="0"/>
+        <w:adjustRightInd/>
+        <w:snapToGrid/>
+        <w:spacing w:before="0" w:after="0"/>
+        <w:jc w:val="center"/>
+        <w:textAlignment w:val="auto"/>
+        <w:rPr>
+          <w:rFonts w:hint="eastAsia" w:ascii="黑体" w:hAnsi="黑体" w:eastAsia="黑体" w:cs="黑体"/>
+          <w:b w:val="0"/>
+          <w:bCs w:val="0"/>
+          <w:color w:val="auto"/>
+          <w:sz w:val="32"/>
+          <w:szCs w:val="32"/>
+        </w:rPr>
+      </w:pPr>
+      <w:bookmarkStart w:id="5" w:name="换届与纳新"/>
+      <w:r>
+        <w:rPr>
+          <w:rFonts w:hint="eastAsia" w:ascii="黑体" w:hAnsi="黑体" w:eastAsia="黑体" w:cs="黑体"/>
+          <w:b w:val="0"/>
+          <w:bCs w:val="0"/>
+          <w:color w:val="auto"/>
+          <w:sz w:val="32"/>
+          <w:szCs w:val="32"/>
+          <w:lang w:eastAsia="zh-CN"/>
+        </w:rPr>
+        <w:t>第六章</w:t>
+      </w:r>
+      <w:r>
+        <w:rPr>
+          <w:rFonts w:hint="eastAsia" w:ascii="黑体" w:hAnsi="黑体" w:eastAsia="黑体" w:cs="黑体"/>
+          <w:b w:val="0"/>
+          <w:bCs w:val="0"/>
+          <w:color w:val="auto"/>
+          <w:sz w:val="32"/>
+          <w:szCs w:val="32"/>
+          <w:lang w:val="en-US" w:eastAsia="zh-CN"/>
+        </w:rPr>
+        <w:t xml:space="preserve"> </w:t>
+      </w:r>
+      <w:r>
+        <w:rPr>
+          <w:rFonts w:hint="eastAsia" w:ascii="黑体" w:hAnsi="黑体" w:eastAsia="黑体" w:cs="黑体"/>
+          <w:b w:val="0"/>
+          <w:bCs w:val="0"/>
+          <w:color w:val="auto"/>
+          <w:sz w:val="32"/>
+          <w:szCs w:val="32"/>
+        </w:rPr>
+        <w:t>换届与纳新</w:t>
+      </w:r>
+    </w:p>
+    <w:p>
+      <w:pPr>
+        <w:pStyle w:val="25"/>
+        <w:pageBreakBefore w:val="0"/>
+        <w:widowControl/>
+        <w:kinsoku/>
+        <w:wordWrap/>
+        <w:overflowPunct/>
+        <w:topLinePunct w:val="0"/>
+        <w:autoSpaceDE/>
+        <w:autoSpaceDN/>
+        <w:bidi w:val="0"/>
+        <w:adjustRightInd/>
+        <w:snapToGrid/>
+        <w:spacing w:before="0" w:after="0"/>
+        <w:ind w:firstLine="642" w:firstLineChars="200"/>
+        <w:jc w:val="both"/>
+        <w:textAlignment w:val="auto"/>
+        <w:rPr>
+          <w:rFonts w:hint="eastAsia" w:ascii="仿宋" w:hAnsi="仿宋" w:eastAsia="仿宋" w:cs="仿宋"/>
+          <w:b w:val="0"/>
+          <w:bCs w:val="0"/>
+          <w:color w:val="auto"/>
+          <w:sz w:val="32"/>
+          <w:szCs w:val="32"/>
+        </w:rPr>
+      </w:pPr>
+      <w:r>
+        <w:rPr>
+          <w:rFonts w:hint="eastAsia" w:ascii="仿宋" w:hAnsi="仿宋" w:eastAsia="仿宋" w:cs="仿宋"/>
+          <w:b w:val="0"/>
+          <w:bCs w:val="0"/>
+          <w:color w:val="auto"/>
+          <w:sz w:val="32"/>
+          <w:szCs w:val="32"/>
+        </w:rPr>
+        <w:t>第二十</w:t>
+      </w:r>
+      <w:r>
+        <w:rPr>
+          <w:rFonts w:hint="eastAsia" w:ascii="仿宋" w:hAnsi="仿宋" w:eastAsia="仿宋" w:cs="仿宋"/>
+          <w:b w:val="0"/>
+          <w:bCs w:val="0"/>
+          <w:color w:val="auto"/>
+          <w:sz w:val="32"/>
+          <w:szCs w:val="32"/>
+          <w:lang w:eastAsia="zh-CN"/>
+        </w:rPr>
+        <w:t>七</w:t>
+      </w:r>
+      <w:r>
+        <w:rPr>
+          <w:rFonts w:hint="eastAsia" w:ascii="仿宋" w:hAnsi="仿宋" w:eastAsia="仿宋" w:cs="仿宋"/>
+          <w:b w:val="0"/>
+          <w:bCs w:val="0"/>
+          <w:color w:val="auto"/>
+          <w:sz w:val="32"/>
+          <w:szCs w:val="32"/>
+        </w:rPr>
+        <w:t>条</w:t>
+      </w:r>
+      <w:r>
+        <w:rPr>
+          <w:rFonts w:hint="eastAsia" w:ascii="仿宋" w:hAnsi="仿宋" w:eastAsia="仿宋" w:cs="仿宋"/>
+          <w:b w:val="0"/>
+          <w:bCs w:val="0"/>
+          <w:color w:val="auto"/>
+          <w:sz w:val="32"/>
+          <w:szCs w:val="32"/>
+          <w:lang w:val="en-US" w:eastAsia="zh-CN"/>
+        </w:rPr>
+        <w:t xml:space="preserve"> </w:t>
+      </w:r>
+      <w:r>
+        <w:rPr>
+          <w:rFonts w:hint="eastAsia" w:ascii="仿宋" w:hAnsi="仿宋" w:eastAsia="仿宋" w:cs="仿宋"/>
+          <w:b w:val="0"/>
+          <w:bCs w:val="0"/>
+          <w:color w:val="auto"/>
+          <w:sz w:val="32"/>
+          <w:szCs w:val="32"/>
+        </w:rPr>
+        <w:t>协会主席</w:t>
+      </w:r>
+      <w:r>
+        <w:rPr>
+          <w:rFonts w:hint="eastAsia" w:ascii="仿宋" w:hAnsi="仿宋" w:eastAsia="仿宋" w:cs="仿宋"/>
+          <w:b w:val="0"/>
+          <w:bCs w:val="0"/>
+          <w:color w:val="auto"/>
+          <w:sz w:val="32"/>
+          <w:szCs w:val="32"/>
+          <w:lang w:eastAsia="zh-CN"/>
+        </w:rPr>
+        <w:t>团、财务专员、秘书长、秘书处成员、宣传委员会成员</w:t>
+      </w:r>
+      <w:r>
+        <w:rPr>
+          <w:rFonts w:hint="eastAsia" w:ascii="仿宋" w:hAnsi="仿宋" w:eastAsia="仿宋" w:cs="仿宋"/>
+          <w:b w:val="0"/>
+          <w:bCs w:val="0"/>
+          <w:color w:val="auto"/>
+          <w:sz w:val="32"/>
+          <w:szCs w:val="32"/>
+        </w:rPr>
+        <w:t>，采取按需设岗、能者居之的原则，可连选连任，重视和尊重人才。</w:t>
+      </w:r>
+    </w:p>
+    <w:p>
+      <w:pPr>
+        <w:pStyle w:val="3"/>
+        <w:pageBreakBefore w:val="0"/>
+        <w:widowControl/>
+        <w:kinsoku/>
+        <w:wordWrap/>
+        <w:overflowPunct/>
+        <w:topLinePunct w:val="0"/>
+        <w:autoSpaceDE/>
+        <w:autoSpaceDN/>
+        <w:bidi w:val="0"/>
+        <w:adjustRightInd/>
+        <w:snapToGrid/>
+        <w:spacing w:before="0" w:after="0"/>
+        <w:ind w:firstLine="642" w:firstLineChars="200"/>
+        <w:jc w:val="both"/>
+        <w:textAlignment w:val="auto"/>
+        <w:rPr>
+          <w:rFonts w:hint="eastAsia" w:ascii="仿宋" w:hAnsi="仿宋" w:eastAsia="仿宋" w:cs="仿宋"/>
+          <w:b w:val="0"/>
+          <w:bCs w:val="0"/>
+          <w:color w:val="auto"/>
+          <w:sz w:val="32"/>
+          <w:szCs w:val="32"/>
+          <w:lang w:eastAsia="zh-CN"/>
+        </w:rPr>
+      </w:pPr>
+      <w:r>
+        <w:rPr>
+          <w:rFonts w:hint="eastAsia" w:ascii="仿宋" w:hAnsi="仿宋" w:eastAsia="仿宋" w:cs="仿宋"/>
+          <w:b w:val="0"/>
+          <w:bCs w:val="0"/>
+          <w:color w:val="auto"/>
+          <w:sz w:val="32"/>
+          <w:szCs w:val="32"/>
+        </w:rPr>
+        <w:t>第二十</w:t>
+      </w:r>
+      <w:r>
+        <w:rPr>
+          <w:rFonts w:hint="eastAsia" w:ascii="仿宋" w:hAnsi="仿宋" w:eastAsia="仿宋" w:cs="仿宋"/>
+          <w:b w:val="0"/>
+          <w:bCs w:val="0"/>
+          <w:color w:val="auto"/>
+          <w:sz w:val="32"/>
+          <w:szCs w:val="32"/>
+          <w:lang w:eastAsia="zh-CN"/>
+        </w:rPr>
+        <w:t>八</w:t>
+      </w:r>
+      <w:r>
+        <w:rPr>
+          <w:rFonts w:hint="eastAsia" w:ascii="仿宋" w:hAnsi="仿宋" w:eastAsia="仿宋" w:cs="仿宋"/>
+          <w:b w:val="0"/>
+          <w:bCs w:val="0"/>
+          <w:color w:val="auto"/>
+          <w:sz w:val="32"/>
+          <w:szCs w:val="32"/>
+        </w:rPr>
+        <w:t>条</w:t>
+      </w:r>
+      <w:r>
+        <w:rPr>
+          <w:rFonts w:hint="eastAsia" w:ascii="仿宋" w:hAnsi="仿宋" w:eastAsia="仿宋" w:cs="仿宋"/>
+          <w:b w:val="0"/>
+          <w:bCs w:val="0"/>
+          <w:color w:val="auto"/>
+          <w:sz w:val="32"/>
+          <w:szCs w:val="32"/>
+          <w:lang w:val="en-US" w:eastAsia="zh-CN"/>
+        </w:rPr>
+        <w:t xml:space="preserve"> </w:t>
+      </w:r>
+      <w:r>
+        <w:rPr>
+          <w:rFonts w:hint="eastAsia" w:ascii="仿宋" w:hAnsi="仿宋" w:eastAsia="仿宋" w:cs="仿宋"/>
+          <w:b w:val="0"/>
+          <w:bCs w:val="0"/>
+          <w:color w:val="auto"/>
+          <w:sz w:val="32"/>
+          <w:szCs w:val="32"/>
+        </w:rPr>
+        <w:t>竞聘</w:t>
+      </w:r>
+      <w:r>
+        <w:rPr>
+          <w:rFonts w:hint="eastAsia" w:ascii="仿宋" w:hAnsi="仿宋" w:eastAsia="仿宋" w:cs="仿宋"/>
+          <w:b w:val="0"/>
+          <w:bCs w:val="0"/>
+          <w:color w:val="auto"/>
+          <w:sz w:val="32"/>
+          <w:szCs w:val="32"/>
+          <w:lang w:eastAsia="zh-CN"/>
+        </w:rPr>
+        <w:t>协会的任何职务需满足如下</w:t>
+      </w:r>
+      <w:r>
+        <w:rPr>
+          <w:rFonts w:hint="eastAsia" w:ascii="仿宋" w:hAnsi="仿宋" w:eastAsia="仿宋" w:cs="仿宋"/>
+          <w:b w:val="0"/>
+          <w:bCs w:val="0"/>
+          <w:color w:val="auto"/>
+          <w:sz w:val="32"/>
+          <w:szCs w:val="32"/>
+        </w:rPr>
+        <w:t>条件</w:t>
+      </w:r>
+      <w:r>
+        <w:rPr>
+          <w:rFonts w:hint="eastAsia" w:ascii="仿宋" w:hAnsi="仿宋" w:eastAsia="仿宋" w:cs="仿宋"/>
+          <w:b w:val="0"/>
+          <w:bCs w:val="0"/>
+          <w:color w:val="auto"/>
+          <w:sz w:val="32"/>
+          <w:szCs w:val="32"/>
+          <w:lang w:eastAsia="zh-CN"/>
+        </w:rPr>
+        <w:t>：</w:t>
+      </w:r>
+    </w:p>
+    <w:p>
+      <w:pPr>
+        <w:pStyle w:val="3"/>
+        <w:pageBreakBefore w:val="0"/>
+        <w:widowControl/>
+        <w:kinsoku/>
+        <w:wordWrap/>
+        <w:overflowPunct/>
+        <w:topLinePunct w:val="0"/>
+        <w:autoSpaceDE/>
+        <w:autoSpaceDN/>
+        <w:bidi w:val="0"/>
+        <w:adjustRightInd/>
+        <w:snapToGrid/>
+        <w:spacing w:before="0" w:after="0"/>
+        <w:ind w:firstLine="642" w:firstLineChars="200"/>
+        <w:jc w:val="both"/>
+        <w:textAlignment w:val="auto"/>
+        <w:rPr>
+          <w:rFonts w:hint="eastAsia" w:ascii="仿宋" w:hAnsi="仿宋" w:eastAsia="仿宋" w:cs="仿宋"/>
+          <w:b w:val="0"/>
+          <w:bCs w:val="0"/>
+          <w:color w:val="auto"/>
+          <w:sz w:val="32"/>
+          <w:szCs w:val="32"/>
+        </w:rPr>
+      </w:pPr>
+      <w:r>
+        <w:rPr>
+          <w:rFonts w:hint="eastAsia" w:ascii="仿宋" w:hAnsi="仿宋" w:eastAsia="仿宋" w:cs="仿宋"/>
+          <w:b w:val="0"/>
+          <w:bCs w:val="0"/>
+          <w:color w:val="auto"/>
+          <w:sz w:val="32"/>
+          <w:szCs w:val="32"/>
+        </w:rPr>
+        <w:t>（一）热爱社会主义祖国，拥护党的基本路线，有正确的政治立场、观点和态度，具有良好的品行、修养和道德风尚；</w:t>
+      </w:r>
+    </w:p>
+    <w:p>
+      <w:pPr>
+        <w:pStyle w:val="3"/>
+        <w:pageBreakBefore w:val="0"/>
+        <w:widowControl/>
+        <w:kinsoku/>
+        <w:wordWrap/>
+        <w:overflowPunct/>
+        <w:topLinePunct w:val="0"/>
+        <w:autoSpaceDE/>
+        <w:autoSpaceDN/>
+        <w:bidi w:val="0"/>
+        <w:adjustRightInd/>
+        <w:snapToGrid/>
+        <w:spacing w:before="0" w:after="0"/>
+        <w:ind w:firstLine="642" w:firstLineChars="200"/>
+        <w:jc w:val="both"/>
+        <w:textAlignment w:val="auto"/>
+        <w:rPr>
+          <w:rFonts w:hint="eastAsia" w:ascii="仿宋" w:hAnsi="仿宋" w:eastAsia="仿宋" w:cs="仿宋"/>
+          <w:b w:val="0"/>
+          <w:bCs w:val="0"/>
+          <w:color w:val="auto"/>
+          <w:sz w:val="32"/>
+          <w:szCs w:val="32"/>
+        </w:rPr>
+      </w:pPr>
+      <w:r>
+        <w:rPr>
+          <w:rFonts w:hint="eastAsia" w:ascii="仿宋" w:hAnsi="仿宋" w:eastAsia="仿宋" w:cs="仿宋"/>
+          <w:b w:val="0"/>
+          <w:bCs w:val="0"/>
+          <w:color w:val="auto"/>
+          <w:sz w:val="32"/>
+          <w:szCs w:val="32"/>
+        </w:rPr>
+        <w:t>（二）遵纪守法，模范执行《高校学生行为准则》和学校的各项规章制度， 自觉参加校园文明建设活动，能够在各方面起模范带头作用；</w:t>
+      </w:r>
+    </w:p>
+    <w:p>
+      <w:pPr>
+        <w:pStyle w:val="3"/>
+        <w:pageBreakBefore w:val="0"/>
+        <w:widowControl/>
+        <w:kinsoku/>
+        <w:wordWrap/>
+        <w:overflowPunct/>
+        <w:topLinePunct w:val="0"/>
+        <w:autoSpaceDE/>
+        <w:autoSpaceDN/>
+        <w:bidi w:val="0"/>
+        <w:adjustRightInd/>
+        <w:snapToGrid/>
+        <w:spacing w:before="0" w:after="0"/>
+        <w:ind w:firstLine="642" w:firstLineChars="200"/>
+        <w:jc w:val="both"/>
+        <w:textAlignment w:val="auto"/>
+        <w:rPr>
+          <w:rFonts w:hint="eastAsia" w:ascii="仿宋" w:hAnsi="仿宋" w:eastAsia="仿宋" w:cs="仿宋"/>
+          <w:b w:val="0"/>
+          <w:bCs w:val="0"/>
+          <w:color w:val="auto"/>
+          <w:sz w:val="32"/>
+          <w:szCs w:val="32"/>
+        </w:rPr>
+      </w:pPr>
+      <w:r>
+        <w:rPr>
+          <w:rFonts w:hint="eastAsia" w:ascii="仿宋" w:hAnsi="仿宋" w:eastAsia="仿宋" w:cs="仿宋"/>
+          <w:b w:val="0"/>
+          <w:bCs w:val="0"/>
+          <w:color w:val="auto"/>
+          <w:sz w:val="32"/>
+          <w:szCs w:val="32"/>
+        </w:rPr>
+        <w:t>（三）学习目的明确，态度端正，刻苦勤奋，学有余力，成绩良好，在同学中有较高的威信；</w:t>
+      </w:r>
+    </w:p>
+    <w:p>
+      <w:pPr>
+        <w:pStyle w:val="3"/>
+        <w:pageBreakBefore w:val="0"/>
+        <w:widowControl/>
+        <w:kinsoku/>
+        <w:wordWrap/>
+        <w:overflowPunct/>
+        <w:topLinePunct w:val="0"/>
+        <w:autoSpaceDE/>
+        <w:autoSpaceDN/>
+        <w:bidi w:val="0"/>
+        <w:adjustRightInd/>
+        <w:snapToGrid/>
+        <w:spacing w:before="0" w:after="0"/>
+        <w:ind w:firstLine="642" w:firstLineChars="200"/>
+        <w:jc w:val="both"/>
+        <w:textAlignment w:val="auto"/>
+        <w:rPr>
+          <w:rFonts w:hint="eastAsia" w:ascii="仿宋" w:hAnsi="仿宋" w:eastAsia="仿宋" w:cs="仿宋"/>
+          <w:b w:val="0"/>
+          <w:bCs w:val="0"/>
+          <w:color w:val="auto"/>
+          <w:sz w:val="32"/>
+          <w:szCs w:val="32"/>
+        </w:rPr>
+      </w:pPr>
+      <w:r>
+        <w:rPr>
+          <w:rFonts w:hint="eastAsia" w:ascii="仿宋" w:hAnsi="仿宋" w:eastAsia="仿宋" w:cs="仿宋"/>
+          <w:b w:val="0"/>
+          <w:bCs w:val="0"/>
+          <w:color w:val="auto"/>
+          <w:sz w:val="32"/>
+          <w:szCs w:val="32"/>
+        </w:rPr>
+        <w:t>（四）积极参加社会实践、文化、科技活动和公益活动，集体观念强，具有较强的组织协调能力和创新意识，组织观念强；</w:t>
+      </w:r>
+    </w:p>
+    <w:p>
+      <w:pPr>
+        <w:pStyle w:val="3"/>
+        <w:pageBreakBefore w:val="0"/>
+        <w:widowControl/>
+        <w:kinsoku/>
+        <w:wordWrap/>
+        <w:overflowPunct/>
+        <w:topLinePunct w:val="0"/>
+        <w:autoSpaceDE/>
+        <w:autoSpaceDN/>
+        <w:bidi w:val="0"/>
+        <w:adjustRightInd/>
+        <w:snapToGrid/>
+        <w:spacing w:before="0" w:after="0"/>
+        <w:ind w:firstLine="642" w:firstLineChars="200"/>
+        <w:jc w:val="both"/>
+        <w:textAlignment w:val="auto"/>
+        <w:rPr>
+          <w:rFonts w:hint="eastAsia" w:ascii="仿宋" w:hAnsi="仿宋" w:eastAsia="仿宋" w:cs="仿宋"/>
+          <w:b w:val="0"/>
+          <w:bCs w:val="0"/>
+          <w:color w:val="auto"/>
+          <w:sz w:val="32"/>
+          <w:szCs w:val="32"/>
+        </w:rPr>
+      </w:pPr>
+      <w:r>
+        <w:rPr>
+          <w:rFonts w:hint="eastAsia" w:ascii="仿宋" w:hAnsi="仿宋" w:eastAsia="仿宋" w:cs="仿宋"/>
+          <w:b w:val="0"/>
+          <w:bCs w:val="0"/>
+          <w:color w:val="auto"/>
+          <w:sz w:val="32"/>
+          <w:szCs w:val="32"/>
+        </w:rPr>
+        <w:t>（五）甘愿奉献，热心学生工作，并希望在工作中锻炼提高自己的能力；</w:t>
+      </w:r>
+    </w:p>
+    <w:p>
+      <w:pPr>
+        <w:pStyle w:val="3"/>
+        <w:pageBreakBefore w:val="0"/>
+        <w:widowControl/>
+        <w:kinsoku/>
+        <w:wordWrap/>
+        <w:overflowPunct/>
+        <w:topLinePunct w:val="0"/>
+        <w:autoSpaceDE/>
+        <w:autoSpaceDN/>
+        <w:bidi w:val="0"/>
+        <w:adjustRightInd/>
+        <w:snapToGrid/>
+        <w:spacing w:before="0" w:after="0"/>
+        <w:ind w:firstLine="642" w:firstLineChars="200"/>
+        <w:jc w:val="both"/>
+        <w:textAlignment w:val="auto"/>
+        <w:rPr>
+          <w:rFonts w:hint="eastAsia" w:ascii="仿宋" w:hAnsi="仿宋" w:eastAsia="仿宋" w:cs="仿宋"/>
+          <w:b w:val="0"/>
+          <w:bCs w:val="0"/>
+          <w:color w:val="auto"/>
+          <w:sz w:val="32"/>
+          <w:szCs w:val="32"/>
+        </w:rPr>
+      </w:pPr>
+      <w:r>
+        <w:rPr>
+          <w:rFonts w:hint="eastAsia" w:ascii="仿宋" w:hAnsi="仿宋" w:eastAsia="仿宋" w:cs="仿宋"/>
+          <w:b w:val="0"/>
+          <w:bCs w:val="0"/>
+          <w:color w:val="auto"/>
+          <w:sz w:val="32"/>
+          <w:szCs w:val="32"/>
+        </w:rPr>
+        <w:t>（六）在校期间无违反校纪校规或受到校纪校规处分的情况；</w:t>
+      </w:r>
+    </w:p>
+    <w:p>
+      <w:pPr>
+        <w:pStyle w:val="3"/>
+        <w:pageBreakBefore w:val="0"/>
+        <w:widowControl/>
+        <w:kinsoku/>
+        <w:wordWrap/>
+        <w:overflowPunct/>
+        <w:topLinePunct w:val="0"/>
+        <w:autoSpaceDE/>
+        <w:autoSpaceDN/>
+        <w:bidi w:val="0"/>
+        <w:adjustRightInd/>
+        <w:snapToGrid/>
+        <w:spacing w:before="0" w:after="0"/>
+        <w:ind w:firstLine="642" w:firstLineChars="200"/>
+        <w:jc w:val="both"/>
+        <w:textAlignment w:val="auto"/>
+        <w:rPr>
+          <w:rFonts w:hint="default" w:ascii="仿宋" w:hAnsi="仿宋" w:eastAsia="仿宋" w:cs="仿宋"/>
+          <w:b w:val="0"/>
+          <w:bCs w:val="0"/>
+          <w:color w:val="auto"/>
+          <w:sz w:val="32"/>
+          <w:szCs w:val="32"/>
+          <w:lang w:val="en-US" w:eastAsia="zh-CN"/>
+        </w:rPr>
+      </w:pPr>
+      <w:r>
+        <w:rPr>
+          <w:rFonts w:hint="eastAsia" w:ascii="仿宋" w:hAnsi="仿宋" w:eastAsia="仿宋" w:cs="仿宋"/>
+          <w:b w:val="0"/>
+          <w:bCs w:val="0"/>
+          <w:color w:val="auto"/>
+          <w:sz w:val="32"/>
+          <w:szCs w:val="32"/>
+        </w:rPr>
+        <w:t>（七）</w:t>
+      </w:r>
+      <w:r>
+        <w:rPr>
+          <w:rFonts w:hint="eastAsia" w:ascii="仿宋" w:hAnsi="仿宋" w:eastAsia="仿宋" w:cs="仿宋"/>
+          <w:b w:val="0"/>
+          <w:bCs w:val="0"/>
+          <w:color w:val="auto"/>
+          <w:sz w:val="32"/>
+          <w:szCs w:val="32"/>
+          <w:lang w:eastAsia="zh-CN"/>
+        </w:rPr>
+        <w:t>主席团成员绩点应当在专业前</w:t>
+      </w:r>
+      <w:r>
+        <w:rPr>
+          <w:rFonts w:hint="eastAsia" w:ascii="仿宋" w:hAnsi="仿宋" w:eastAsia="仿宋" w:cs="仿宋"/>
+          <w:b w:val="0"/>
+          <w:bCs w:val="0"/>
+          <w:color w:val="auto"/>
+          <w:sz w:val="32"/>
+          <w:szCs w:val="32"/>
+          <w:lang w:val="en-US" w:eastAsia="zh-CN"/>
+        </w:rPr>
+        <w:t>50%以内，主席团主席应当是共青团员；</w:t>
+      </w:r>
+    </w:p>
+    <w:p>
+      <w:pPr>
+        <w:pStyle w:val="3"/>
+        <w:pageBreakBefore w:val="0"/>
+        <w:widowControl/>
+        <w:kinsoku/>
+        <w:wordWrap/>
+        <w:overflowPunct/>
+        <w:topLinePunct w:val="0"/>
+        <w:autoSpaceDE/>
+        <w:autoSpaceDN/>
+        <w:bidi w:val="0"/>
+        <w:adjustRightInd/>
+        <w:snapToGrid/>
+        <w:spacing w:before="0" w:after="0"/>
+        <w:ind w:firstLine="642" w:firstLineChars="200"/>
+        <w:jc w:val="both"/>
+        <w:textAlignment w:val="auto"/>
+        <w:rPr>
+          <w:rFonts w:hint="eastAsia" w:ascii="仿宋" w:hAnsi="仿宋" w:eastAsia="仿宋" w:cs="仿宋"/>
+          <w:b w:val="0"/>
+          <w:bCs w:val="0"/>
+          <w:color w:val="auto"/>
+          <w:sz w:val="32"/>
+          <w:szCs w:val="32"/>
+        </w:rPr>
+      </w:pPr>
+      <w:r>
+        <w:rPr>
+          <w:rFonts w:hint="eastAsia" w:ascii="仿宋" w:hAnsi="仿宋" w:eastAsia="仿宋" w:cs="仿宋"/>
+          <w:b w:val="0"/>
+          <w:bCs w:val="0"/>
+          <w:color w:val="auto"/>
+          <w:sz w:val="32"/>
+          <w:szCs w:val="32"/>
+        </w:rPr>
+        <w:t>（八）学生党员干部、学习成绩优秀者、在其他学生组织机构无兼职者优先；</w:t>
+      </w:r>
+    </w:p>
+    <w:p>
+      <w:pPr>
+        <w:pStyle w:val="3"/>
+        <w:pageBreakBefore w:val="0"/>
+        <w:widowControl/>
+        <w:kinsoku/>
+        <w:wordWrap/>
+        <w:overflowPunct/>
+        <w:topLinePunct w:val="0"/>
+        <w:autoSpaceDE/>
+        <w:autoSpaceDN/>
+        <w:bidi w:val="0"/>
+        <w:adjustRightInd/>
+        <w:snapToGrid/>
+        <w:spacing w:before="0" w:after="0"/>
+        <w:ind w:firstLine="642" w:firstLineChars="200"/>
+        <w:jc w:val="both"/>
+        <w:textAlignment w:val="auto"/>
+        <w:rPr>
+          <w:rFonts w:hint="eastAsia" w:ascii="仿宋" w:hAnsi="仿宋" w:eastAsia="仿宋" w:cs="仿宋"/>
+          <w:b w:val="0"/>
+          <w:bCs w:val="0"/>
+          <w:color w:val="auto"/>
+          <w:sz w:val="32"/>
+          <w:szCs w:val="32"/>
+        </w:rPr>
+      </w:pPr>
+      <w:r>
+        <w:rPr>
+          <w:rFonts w:hint="eastAsia" w:ascii="仿宋" w:hAnsi="仿宋" w:eastAsia="仿宋" w:cs="仿宋"/>
+          <w:b w:val="0"/>
+          <w:bCs w:val="0"/>
+          <w:color w:val="auto"/>
+          <w:sz w:val="32"/>
+          <w:szCs w:val="32"/>
+        </w:rPr>
+        <w:t>（九）在校期间无违反校纪校规或受到校纪校规处分的情况</w:t>
+      </w:r>
+      <w:r>
+        <w:rPr>
+          <w:rFonts w:hint="eastAsia" w:ascii="仿宋" w:hAnsi="仿宋" w:eastAsia="仿宋" w:cs="仿宋"/>
+          <w:b w:val="0"/>
+          <w:bCs w:val="0"/>
+          <w:color w:val="auto"/>
+          <w:sz w:val="32"/>
+          <w:szCs w:val="32"/>
+          <w:lang w:eastAsia="zh-CN"/>
+        </w:rPr>
+        <w:t>，</w:t>
+      </w:r>
+      <w:r>
+        <w:rPr>
+          <w:rFonts w:hint="eastAsia" w:ascii="仿宋" w:hAnsi="仿宋" w:eastAsia="仿宋" w:cs="仿宋"/>
+          <w:b w:val="0"/>
+          <w:bCs w:val="0"/>
+          <w:color w:val="auto"/>
+          <w:sz w:val="32"/>
+          <w:szCs w:val="32"/>
+        </w:rPr>
+        <w:t>未因违反有关规定被撤职或在曾负责的</w:t>
+      </w:r>
+      <w:r>
+        <w:rPr>
+          <w:rFonts w:hint="eastAsia" w:ascii="仿宋" w:hAnsi="仿宋" w:eastAsia="仿宋" w:cs="仿宋"/>
+          <w:b w:val="0"/>
+          <w:bCs w:val="0"/>
+          <w:color w:val="auto"/>
+          <w:sz w:val="32"/>
+          <w:szCs w:val="32"/>
+          <w:lang w:eastAsia="zh-CN"/>
+        </w:rPr>
+        <w:t>社团</w:t>
+      </w:r>
+      <w:r>
+        <w:rPr>
+          <w:rFonts w:hint="eastAsia" w:ascii="仿宋" w:hAnsi="仿宋" w:eastAsia="仿宋" w:cs="仿宋"/>
+          <w:b w:val="0"/>
+          <w:bCs w:val="0"/>
+          <w:color w:val="auto"/>
+          <w:sz w:val="32"/>
+          <w:szCs w:val="32"/>
+        </w:rPr>
+        <w:t>被宣布</w:t>
+      </w:r>
+      <w:r>
+        <w:rPr>
+          <w:rFonts w:hint="eastAsia" w:ascii="仿宋" w:hAnsi="仿宋" w:eastAsia="仿宋" w:cs="仿宋"/>
+          <w:b w:val="0"/>
+          <w:bCs w:val="0"/>
+          <w:color w:val="auto"/>
+          <w:sz w:val="32"/>
+          <w:szCs w:val="32"/>
+          <w:lang w:eastAsia="zh-CN"/>
+        </w:rPr>
+        <w:t>改组或</w:t>
+      </w:r>
+      <w:r>
+        <w:rPr>
+          <w:rFonts w:hint="eastAsia" w:ascii="仿宋" w:hAnsi="仿宋" w:eastAsia="仿宋" w:cs="仿宋"/>
+          <w:b w:val="0"/>
+          <w:bCs w:val="0"/>
+          <w:color w:val="auto"/>
+          <w:sz w:val="32"/>
+          <w:szCs w:val="32"/>
+        </w:rPr>
+        <w:t>解散时承担主要责任。</w:t>
+      </w:r>
+    </w:p>
+    <w:p>
+      <w:pPr>
+        <w:pStyle w:val="3"/>
+        <w:pageBreakBefore w:val="0"/>
+        <w:widowControl/>
+        <w:kinsoku/>
+        <w:wordWrap/>
+        <w:overflowPunct/>
+        <w:topLinePunct w:val="0"/>
+        <w:autoSpaceDE/>
+        <w:autoSpaceDN/>
+        <w:bidi w:val="0"/>
+        <w:adjustRightInd/>
+        <w:snapToGrid/>
+        <w:spacing w:before="0" w:after="0"/>
+        <w:ind w:firstLine="642" w:firstLineChars="200"/>
+        <w:jc w:val="both"/>
+        <w:textAlignment w:val="auto"/>
+        <w:rPr>
+          <w:rFonts w:hint="eastAsia" w:ascii="仿宋" w:hAnsi="仿宋" w:eastAsia="仿宋" w:cs="仿宋"/>
+          <w:b w:val="0"/>
+          <w:bCs w:val="0"/>
+          <w:color w:val="auto"/>
+          <w:sz w:val="32"/>
+          <w:szCs w:val="32"/>
+          <w:lang w:eastAsia="zh-CN"/>
+        </w:rPr>
+      </w:pPr>
+      <w:r>
+        <w:rPr>
+          <w:rFonts w:hint="eastAsia" w:ascii="仿宋" w:hAnsi="仿宋" w:eastAsia="仿宋" w:cs="仿宋"/>
+          <w:b w:val="0"/>
+          <w:bCs w:val="0"/>
+          <w:color w:val="auto"/>
+          <w:sz w:val="32"/>
+          <w:szCs w:val="32"/>
+        </w:rPr>
+        <w:t>第二十九条</w:t>
+      </w:r>
+      <w:r>
+        <w:rPr>
+          <w:rFonts w:hint="eastAsia" w:ascii="仿宋" w:hAnsi="仿宋" w:eastAsia="仿宋" w:cs="仿宋"/>
+          <w:b w:val="0"/>
+          <w:bCs w:val="0"/>
+          <w:color w:val="auto"/>
+          <w:sz w:val="32"/>
+          <w:szCs w:val="32"/>
+          <w:lang w:val="en-US" w:eastAsia="zh-CN"/>
+        </w:rPr>
+        <w:t xml:space="preserve"> </w:t>
+      </w:r>
+      <w:r>
+        <w:rPr>
+          <w:rFonts w:hint="eastAsia" w:ascii="仿宋" w:hAnsi="仿宋" w:eastAsia="仿宋" w:cs="仿宋"/>
+          <w:b w:val="0"/>
+          <w:bCs w:val="0"/>
+          <w:color w:val="auto"/>
+          <w:sz w:val="32"/>
+          <w:szCs w:val="32"/>
+          <w:lang w:eastAsia="zh-CN"/>
+        </w:rPr>
+        <w:t>协会职务的</w:t>
+      </w:r>
+      <w:r>
+        <w:rPr>
+          <w:rFonts w:hint="eastAsia" w:ascii="仿宋" w:hAnsi="仿宋" w:eastAsia="仿宋" w:cs="仿宋"/>
+          <w:b w:val="0"/>
+          <w:bCs w:val="0"/>
+          <w:color w:val="auto"/>
+          <w:sz w:val="32"/>
+          <w:szCs w:val="32"/>
+        </w:rPr>
+        <w:t>换届流程</w:t>
+      </w:r>
+      <w:r>
+        <w:rPr>
+          <w:rFonts w:hint="eastAsia" w:ascii="仿宋" w:hAnsi="仿宋" w:eastAsia="仿宋" w:cs="仿宋"/>
+          <w:b w:val="0"/>
+          <w:bCs w:val="0"/>
+          <w:color w:val="auto"/>
+          <w:sz w:val="32"/>
+          <w:szCs w:val="32"/>
+          <w:lang w:eastAsia="zh-CN"/>
+        </w:rPr>
+        <w:t>是：</w:t>
+      </w:r>
+    </w:p>
+    <w:p>
+      <w:pPr>
+        <w:pStyle w:val="3"/>
+        <w:pageBreakBefore w:val="0"/>
+        <w:widowControl/>
+        <w:kinsoku/>
+        <w:wordWrap/>
+        <w:overflowPunct/>
+        <w:topLinePunct w:val="0"/>
+        <w:autoSpaceDE/>
+        <w:autoSpaceDN/>
+        <w:bidi w:val="0"/>
+        <w:adjustRightInd/>
+        <w:snapToGrid/>
+        <w:spacing w:before="0" w:after="0"/>
+        <w:ind w:firstLine="642" w:firstLineChars="200"/>
+        <w:jc w:val="both"/>
+        <w:textAlignment w:val="auto"/>
+        <w:rPr>
+          <w:rFonts w:hint="eastAsia" w:ascii="仿宋" w:hAnsi="仿宋" w:eastAsia="仿宋" w:cs="仿宋"/>
+          <w:b w:val="0"/>
+          <w:bCs w:val="0"/>
+          <w:color w:val="auto"/>
+          <w:sz w:val="32"/>
+          <w:szCs w:val="32"/>
+        </w:rPr>
+      </w:pPr>
+      <w:r>
+        <w:rPr>
+          <w:rFonts w:hint="eastAsia" w:ascii="仿宋" w:hAnsi="仿宋" w:eastAsia="仿宋" w:cs="仿宋"/>
+          <w:b w:val="0"/>
+          <w:bCs w:val="0"/>
+          <w:color w:val="auto"/>
+          <w:sz w:val="32"/>
+          <w:szCs w:val="32"/>
+        </w:rPr>
+        <w:t>（一）报名：采取自愿报名的方式。符合报名资格且有意参加选举的同学，于规定时间内如实填写并上交相关材料；</w:t>
+      </w:r>
+    </w:p>
+    <w:p>
+      <w:pPr>
+        <w:pStyle w:val="3"/>
+        <w:pageBreakBefore w:val="0"/>
+        <w:widowControl/>
+        <w:kinsoku/>
+        <w:wordWrap/>
+        <w:overflowPunct/>
+        <w:topLinePunct w:val="0"/>
+        <w:autoSpaceDE/>
+        <w:autoSpaceDN/>
+        <w:bidi w:val="0"/>
+        <w:adjustRightInd/>
+        <w:snapToGrid/>
+        <w:spacing w:before="0" w:after="0"/>
+        <w:ind w:firstLine="642" w:firstLineChars="200"/>
+        <w:jc w:val="both"/>
+        <w:textAlignment w:val="auto"/>
+        <w:rPr>
+          <w:rFonts w:hint="eastAsia" w:ascii="仿宋" w:hAnsi="仿宋" w:eastAsia="仿宋" w:cs="仿宋"/>
+          <w:b w:val="0"/>
+          <w:bCs w:val="0"/>
+          <w:color w:val="auto"/>
+          <w:sz w:val="32"/>
+          <w:szCs w:val="32"/>
+        </w:rPr>
+      </w:pPr>
+      <w:r>
+        <w:rPr>
+          <w:rFonts w:hint="eastAsia" w:ascii="仿宋" w:hAnsi="仿宋" w:eastAsia="仿宋" w:cs="仿宋"/>
+          <w:b w:val="0"/>
+          <w:bCs w:val="0"/>
+          <w:color w:val="auto"/>
+          <w:sz w:val="32"/>
+          <w:szCs w:val="32"/>
+        </w:rPr>
+        <w:t>（二）资格审查：由秘书处审查资格并确定</w:t>
       </w:r>
       <w:r>
         <w:rPr>
@@ -6333,19 +6329,19 @@
           <w:sz w:val="32"/>
           <w:szCs w:val="32"/>
         </w:rPr>
-        <w:t>需提前离职，应提前一个月提出，经秘书处备</w:t>
-      </w:r>
-      <w:r>
-        <w:rPr>
-          <w:rFonts w:hint="eastAsia" w:ascii="仿宋" w:hAnsi="仿宋" w:eastAsia="仿宋" w:cs="仿宋"/>
-          <w:b w:val="0"/>
-          <w:bCs w:val="0"/>
-          <w:color w:val="auto"/>
-          <w:sz w:val="32"/>
-          <w:szCs w:val="32"/>
-          <w:lang w:eastAsia="zh-CN"/>
-        </w:rPr>
-        <w:t>、</w:t>
+        <w:t>需提前离职，应提前一个月提出，经秘书处</w:t>
+      </w:r>
+      <w:r>
+        <w:rPr>
+          <w:rFonts w:hint="eastAsia" w:ascii="仿宋" w:hAnsi="仿宋" w:eastAsia="仿宋" w:cs="仿宋"/>
+          <w:b w:val="0"/>
+          <w:bCs w:val="0"/>
+          <w:color w:val="auto"/>
+          <w:sz w:val="32"/>
+          <w:szCs w:val="32"/>
+          <w:lang w:eastAsia="zh-CN"/>
+        </w:rPr>
+        <w:t>备案、</w:t>
       </w:r>
       <w:r>
         <w:rPr>
@@ -7602,14 +7598,14 @@
     <w:lsdException w:unhideWhenUsed="0" w:uiPriority="0" w:semiHidden="0" w:name="Normal Indent"/>
     <w:lsdException w:qFormat="1" w:uiPriority="9" w:semiHidden="0" w:name="footnote text"/>
     <w:lsdException w:unhideWhenUsed="0" w:uiPriority="0" w:semiHidden="0" w:name="annotation text"/>
-    <w:lsdException w:unhideWhenUsed="0" w:uiPriority="0" w:semiHidden="0" w:name="header"/>
-    <w:lsdException w:unhideWhenUsed="0" w:uiPriority="0" w:semiHidden="0" w:name="footer"/>
+    <w:lsdException w:qFormat="1" w:unhideWhenUsed="0" w:uiPriority="0" w:semiHidden="0" w:name="header"/>
+    <w:lsdException w:qFormat="1" w:unhideWhenUsed="0" w:uiPriority="0" w:semiHidden="0" w:name="footer"/>
     <w:lsdException w:unhideWhenUsed="0" w:uiPriority="0" w:semiHidden="0" w:name="index heading"/>
     <w:lsdException w:qFormat="1" w:unhideWhenUsed="0" w:uiPriority="0" w:semiHidden="0" w:name="caption"/>
     <w:lsdException w:unhideWhenUsed="0" w:uiPriority="0" w:semiHidden="0" w:name="table of figures"/>
     <w:lsdException w:unhideWhenUsed="0" w:uiPriority="0" w:semiHidden="0" w:name="envelope address"/>
     <w:lsdException w:unhideWhenUsed="0" w:uiPriority="0" w:semiHidden="0" w:name="envelope return"/>
-    <w:lsdException w:unhideWhenUsed="0" w:uiPriority="0" w:semiHidden="0" w:name="footnote reference"/>
+    <w:lsdException w:qFormat="1" w:unhideWhenUsed="0" w:uiPriority="0" w:semiHidden="0" w:name="footnote reference"/>
     <w:lsdException w:unhideWhenUsed="0" w:uiPriority="0" w:semiHidden="0" w:name="annotation reference"/>
     <w:lsdException w:unhideWhenUsed="0" w:uiPriority="0" w:semiHidden="0" w:name="line number"/>
     <w:lsdException w:unhideWhenUsed="0" w:uiPriority="0" w:semiHidden="0" w:name="page number"/>
@@ -7636,7 +7632,7 @@
     <w:lsdException w:qFormat="1" w:unhideWhenUsed="0" w:uiPriority="10" w:semiHidden="0" w:name="Title"/>
     <w:lsdException w:unhideWhenUsed="0" w:uiPriority="0" w:semiHidden="0" w:name="Closing"/>
     <w:lsdException w:unhideWhenUsed="0" w:uiPriority="0" w:semiHidden="0" w:name="Signature"/>
-    <w:lsdException w:uiPriority="0" w:name="Default Paragraph Font"/>
+    <w:lsdException w:qFormat="1" w:uiPriority="0" w:name="Default Paragraph Font"/>
     <w:lsdException w:qFormat="1" w:unhideWhenUsed="0" w:uiPriority="0" w:semiHidden="0" w:name="Body Text"/>
     <w:lsdException w:unhideWhenUsed="0" w:uiPriority="0" w:semiHidden="0" w:name="Body Text Indent"/>
     <w:lsdException w:unhideWhenUsed="0" w:uiPriority="0" w:semiHidden="0" w:name="List Continue"/>
@@ -8028,6 +8024,7 @@
     <w:name w:val="Default Paragraph Font"/>
     <w:semiHidden/>
     <w:unhideWhenUsed/>
+    <w:qFormat/>
     <w:uiPriority w:val="0"/>
   </w:style>
   <w:style w:type="table" w:default="1" w:styleId="20">
@@ -8113,6 +8110,7 @@
   <w:style w:type="paragraph" w:styleId="16">
     <w:name w:val="footer"/>
     <w:basedOn w:val="1"/>
+    <w:qFormat/>
     <w:uiPriority w:val="0"/>
     <w:pPr>
       <w:tabs>
@@ -8129,6 +8127,7 @@
   <w:style w:type="paragraph" w:styleId="17">
     <w:name w:val="header"/>
     <w:basedOn w:val="1"/>
+    <w:qFormat/>
     <w:uiPriority w:val="0"/>
     <w:pPr>
       <w:pBdr>
@@ -8190,6 +8189,7 @@
   <w:style w:type="character" w:styleId="24">
     <w:name w:val="footnote reference"/>
     <w:basedOn w:val="23"/>
+    <w:qFormat/>
     <w:uiPriority w:val="0"/>
     <w:rPr>
       <w:vertAlign w:val="superscript"/>
@@ -8378,6 +8378,7 @@
     <w:basedOn w:val="21"/>
     <w:link w:val="9"/>
     <w:semiHidden/>
+    <w:qFormat/>
     <w:uiPriority w:val="9"/>
     <w:rPr>
       <w:rFonts w:eastAsiaTheme="majorEastAsia" w:cstheme="majorBidi"/>
@@ -8463,6 +8464,7 @@
   <w:style w:type="paragraph" w:customStyle="1" w:styleId="45">
     <w:name w:val="Definition"/>
     <w:basedOn w:val="1"/>
+    <w:qFormat/>
     <w:uiPriority w:val="0"/>
   </w:style>
   <w:style w:type="paragraph" w:customStyle="1" w:styleId="46">
@@ -8483,6 +8485,7 @@
   <w:style w:type="paragraph" w:customStyle="1" w:styleId="48">
     <w:name w:val="Figure"/>
     <w:basedOn w:val="1"/>
+    <w:qFormat/>
     <w:uiPriority w:val="0"/>
   </w:style>
   <w:style w:type="paragraph" w:customStyle="1" w:styleId="49">
@@ -8509,6 +8512,7 @@
     <w:name w:val="Source Code"/>
     <w:basedOn w:val="1"/>
     <w:link w:val="50"/>
+    <w:qFormat/>
     <w:uiPriority w:val="0"/>
     <w:pPr>
       <w:wordWrap w:val="0"/>
